--- a/RAPPORT_Analyse.docx
+++ b/RAPPORT_Analyse.docx
@@ -6,86 +6,130 @@
       <w:pPr>
         <w:pStyle w:val="Sansinterligne"/>
         <w:rPr>
+          <w:sz w:val="22"/>
+          <w:szCs w:val="22"/>
           <w:lang w:val="en-US"/>
         </w:rPr>
       </w:pPr>
       <w:r>
         <w:rPr>
+          <w:sz w:val="22"/>
+          <w:szCs w:val="22"/>
           <w:lang w:val="en-US"/>
         </w:rPr>
         <w:t>HUET Séverin</w:t>
       </w:r>
       <w:r>
         <w:rPr>
+          <w:sz w:val="22"/>
+          <w:szCs w:val="22"/>
           <w:lang w:val="en-US"/>
         </w:rPr>
         <w:tab/>
       </w:r>
       <w:r>
         <w:rPr>
+          <w:sz w:val="22"/>
+          <w:szCs w:val="22"/>
           <w:lang w:val="en-US"/>
         </w:rPr>
         <w:tab/>
       </w:r>
       <w:r>
         <w:rPr>
+          <w:sz w:val="22"/>
+          <w:szCs w:val="22"/>
           <w:lang w:val="en-US"/>
         </w:rPr>
         <w:tab/>
       </w:r>
       <w:r>
         <w:rPr>
+          <w:sz w:val="22"/>
+          <w:szCs w:val="22"/>
           <w:lang w:val="en-US"/>
         </w:rPr>
         <w:tab/>
       </w:r>
       <w:r>
         <w:rPr>
+          <w:sz w:val="22"/>
+          <w:szCs w:val="22"/>
           <w:lang w:val="en-US"/>
         </w:rPr>
         <w:tab/>
       </w:r>
       <w:r>
         <w:rPr>
+          <w:sz w:val="22"/>
+          <w:szCs w:val="22"/>
           <w:lang w:val="en-US"/>
         </w:rPr>
         <w:tab/>
       </w:r>
       <w:r>
         <w:rPr>
+          <w:sz w:val="22"/>
+          <w:szCs w:val="22"/>
           <w:lang w:val="en-US"/>
         </w:rPr>
         <w:tab/>
       </w:r>
       <w:r>
         <w:rPr>
+          <w:sz w:val="22"/>
+          <w:szCs w:val="22"/>
           <w:lang w:val="en-US"/>
         </w:rPr>
         <w:tab/>
       </w:r>
       <w:r>
         <w:rPr>
+          <w:sz w:val="22"/>
+          <w:szCs w:val="22"/>
           <w:lang w:val="en-US"/>
         </w:rPr>
         <w:tab/>
-        <w:t xml:space="preserve">                25/02/2026</w:t>
-      </w:r>
-    </w:p>
-    <w:p>
-      <w:pPr>
-        <w:pStyle w:val="Sansinterligne"/>
-        <w:rPr>
+        <w:t xml:space="preserve">                </w:t>
+      </w:r>
+      <w:r>
+        <w:rPr>
+          <w:sz w:val="22"/>
+          <w:szCs w:val="22"/>
           <w:lang w:val="en-US"/>
         </w:rPr>
-      </w:pPr>
-      <w:r>
-        <w:rPr>
+        <w:t xml:space="preserve">    </w:t>
+      </w:r>
+      <w:r>
+        <w:rPr>
+          <w:sz w:val="22"/>
+          <w:szCs w:val="22"/>
           <w:lang w:val="en-US"/>
         </w:rPr>
+        <w:t>25/02/2026</w:t>
+      </w:r>
+    </w:p>
+    <w:p>
+      <w:pPr>
+        <w:pStyle w:val="Sansinterligne"/>
+        <w:rPr>
+          <w:sz w:val="22"/>
+          <w:szCs w:val="22"/>
+          <w:lang w:val="en-US"/>
+        </w:rPr>
+      </w:pPr>
+      <w:r>
+        <w:rPr>
+          <w:sz w:val="22"/>
+          <w:szCs w:val="22"/>
+          <w:lang w:val="en-US"/>
+        </w:rPr>
         <w:t>GIORDANI Enzo</w:t>
       </w:r>
       <w:r>
         <w:rPr>
+          <w:sz w:val="22"/>
+          <w:szCs w:val="22"/>
           <w:lang w:val="en-US"/>
         </w:rPr>
         <w:br/>
@@ -96,6 +140,8 @@
       <w:pPr>
         <w:pStyle w:val="Sansinterligne"/>
         <w:rPr>
+          <w:sz w:val="22"/>
+          <w:szCs w:val="22"/>
           <w:lang w:val="en-US"/>
         </w:rPr>
       </w:pPr>
@@ -103,17 +149,18 @@
     <w:p>
       <w:pPr>
         <w:pStyle w:val="Sansinterligne"/>
-        <w:rPr>
+        <w:jc w:val="center"/>
+        <w:rPr>
+          <w:color w:val="EE0000"/>
           <w:sz w:val="36"/>
           <w:szCs w:val="36"/>
-          <w:lang w:val="en-US"/>
-        </w:rPr>
-      </w:pPr>
-      <w:r>
-        <w:rPr>
+        </w:rPr>
+      </w:pPr>
+      <w:r>
+        <w:rPr>
+          <w:color w:val="EE0000"/>
           <w:sz w:val="36"/>
           <w:szCs w:val="36"/>
-          <w:lang w:val="en-US"/>
         </w:rPr>
         <w:t>RAPPORT N°1: ANALYSE</w:t>
       </w:r>
@@ -122,416 +169,5705 @@
       <w:pPr>
         <w:pStyle w:val="Sansinterligne"/>
         <w:rPr>
-          <w:lang w:val="en-US"/>
-        </w:rPr>
-      </w:pPr>
-    </w:p>
-    <w:p>
-      <w:pPr>
-        <w:pStyle w:val="Sansinterligne"/>
-        <w:rPr>
-          <w:lang w:val="en-US"/>
-        </w:rPr>
-      </w:pPr>
-    </w:p>
-    <w:p>
-      <w:pPr>
-        <w:pStyle w:val="Sansinterligne"/>
-        <w:rPr>
-          <w:lang w:val="en-US"/>
-        </w:rPr>
-      </w:pPr>
-    </w:p>
-    <w:p>
-      <w:pPr>
-        <w:pStyle w:val="Sansinterligne"/>
-        <w:rPr>
-          <w:lang w:val="en-US"/>
-        </w:rPr>
-      </w:pPr>
-    </w:p>
-    <w:p>
-      <w:pPr>
-        <w:pStyle w:val="Sansinterligne"/>
-        <w:rPr>
-          <w:lang w:val="en-US"/>
-        </w:rPr>
-      </w:pPr>
-    </w:p>
-    <w:p>
-      <w:pPr>
-        <w:pStyle w:val="Sansinterligne"/>
-        <w:rPr>
-          <w:lang w:val="en-US"/>
-        </w:rPr>
-      </w:pPr>
-    </w:p>
-    <w:p>
-      <w:pPr>
-        <w:pStyle w:val="Sansinterligne"/>
-        <w:rPr>
-          <w:lang w:val="en-US"/>
-        </w:rPr>
-      </w:pPr>
-    </w:p>
-    <w:p>
-      <w:pPr>
-        <w:pStyle w:val="Sansinterligne"/>
-        <w:rPr>
-          <w:lang w:val="en-US"/>
-        </w:rPr>
-      </w:pPr>
-    </w:p>
-    <w:p>
-      <w:pPr>
-        <w:pStyle w:val="Sansinterligne"/>
-        <w:rPr>
-          <w:lang w:val="en-US"/>
-        </w:rPr>
-      </w:pPr>
-    </w:p>
-    <w:p>
-      <w:pPr>
-        <w:pStyle w:val="Sansinterligne"/>
-        <w:rPr>
-          <w:lang w:val="en-US"/>
-        </w:rPr>
-      </w:pPr>
-    </w:p>
-    <w:p>
-      <w:pPr>
-        <w:pStyle w:val="Sansinterligne"/>
-        <w:rPr>
-          <w:lang w:val="en-US"/>
-        </w:rPr>
-      </w:pPr>
-    </w:p>
-    <w:p>
-      <w:pPr>
-        <w:pStyle w:val="Sansinterligne"/>
-        <w:rPr>
-          <w:lang w:val="en-US"/>
-        </w:rPr>
-      </w:pPr>
-    </w:p>
-    <w:p>
-      <w:pPr>
-        <w:pStyle w:val="Sansinterligne"/>
-        <w:rPr>
-          <w:lang w:val="en-US"/>
-        </w:rPr>
-      </w:pPr>
-    </w:p>
-    <w:p>
-      <w:pPr>
-        <w:pStyle w:val="Sansinterligne"/>
-        <w:rPr>
-          <w:lang w:val="en-US"/>
-        </w:rPr>
-      </w:pPr>
-    </w:p>
-    <w:p>
-      <w:pPr>
-        <w:pStyle w:val="Sansinterligne"/>
-        <w:rPr>
-          <w:lang w:val="en-US"/>
-        </w:rPr>
-      </w:pPr>
-    </w:p>
-    <w:p>
-      <w:pPr>
-        <w:pStyle w:val="Sansinterligne"/>
-        <w:rPr>
-          <w:lang w:val="en-US"/>
-        </w:rPr>
-      </w:pPr>
-    </w:p>
-    <w:p>
-      <w:pPr>
-        <w:pStyle w:val="Sansinterligne"/>
-        <w:rPr>
-          <w:lang w:val="en-US"/>
-        </w:rPr>
-      </w:pPr>
-    </w:p>
-    <w:p>
-      <w:pPr>
-        <w:pStyle w:val="Sansinterligne"/>
-        <w:rPr>
-          <w:lang w:val="en-US"/>
-        </w:rPr>
-      </w:pPr>
-    </w:p>
-    <w:p>
-      <w:pPr>
-        <w:pStyle w:val="Sansinterligne"/>
-        <w:rPr>
-          <w:lang w:val="en-US"/>
-        </w:rPr>
-      </w:pPr>
-    </w:p>
-    <w:p>
-      <w:pPr>
-        <w:pStyle w:val="Sansinterligne"/>
-        <w:rPr>
-          <w:lang w:val="en-US"/>
-        </w:rPr>
-      </w:pPr>
-    </w:p>
-    <w:p>
-      <w:pPr>
-        <w:pStyle w:val="Sansinterligne"/>
-        <w:rPr>
-          <w:lang w:val="en-US"/>
-        </w:rPr>
-      </w:pPr>
-    </w:p>
-    <w:p>
-      <w:pPr>
-        <w:pStyle w:val="Sansinterligne"/>
-        <w:rPr>
-          <w:lang w:val="en-US"/>
-        </w:rPr>
-      </w:pPr>
-    </w:p>
-    <w:p>
-      <w:pPr>
-        <w:pStyle w:val="Sansinterligne"/>
-        <w:rPr>
-          <w:lang w:val="en-US"/>
-        </w:rPr>
-      </w:pPr>
-    </w:p>
-    <w:p>
-      <w:pPr>
-        <w:pStyle w:val="Sansinterligne"/>
-        <w:rPr>
-          <w:lang w:val="en-US"/>
-        </w:rPr>
-      </w:pPr>
-    </w:p>
-    <w:p>
-      <w:pPr>
-        <w:pStyle w:val="Sansinterligne"/>
-        <w:rPr>
-          <w:lang w:val="en-US"/>
-        </w:rPr>
-      </w:pPr>
-    </w:p>
-    <w:p>
-      <w:pPr>
-        <w:pStyle w:val="Sansinterligne"/>
-        <w:rPr>
-          <w:lang w:val="en-US"/>
-        </w:rPr>
-      </w:pPr>
-    </w:p>
-    <w:p>
-      <w:pPr>
-        <w:pStyle w:val="Sansinterligne"/>
-        <w:rPr>
-          <w:lang w:val="en-US"/>
-        </w:rPr>
-      </w:pPr>
-    </w:p>
-    <w:p>
-      <w:pPr>
-        <w:pStyle w:val="Sansinterligne"/>
-        <w:rPr>
-          <w:lang w:val="en-US"/>
-        </w:rPr>
-      </w:pPr>
-    </w:p>
-    <w:p>
-      <w:pPr>
-        <w:pStyle w:val="Sansinterligne"/>
-        <w:rPr>
-          <w:lang w:val="en-US"/>
-        </w:rPr>
-      </w:pPr>
-    </w:p>
-    <w:p>
-      <w:pPr>
-        <w:pStyle w:val="Sansinterligne"/>
-        <w:rPr>
-          <w:lang w:val="en-US"/>
-        </w:rPr>
-      </w:pPr>
-    </w:p>
-    <w:p>
-      <w:pPr>
-        <w:pStyle w:val="Sansinterligne"/>
-        <w:rPr>
-          <w:lang w:val="en-US"/>
-        </w:rPr>
-      </w:pPr>
-    </w:p>
-    <w:p>
-      <w:pPr>
-        <w:pStyle w:val="Sansinterligne"/>
-        <w:rPr>
-          <w:lang w:val="en-US"/>
-        </w:rPr>
-      </w:pPr>
-    </w:p>
-    <w:p>
-      <w:pPr>
-        <w:pStyle w:val="Sansinterligne"/>
-        <w:rPr>
-          <w:lang w:val="en-US"/>
-        </w:rPr>
-      </w:pPr>
-    </w:p>
-    <w:p>
-      <w:pPr>
-        <w:pStyle w:val="Sansinterligne"/>
-        <w:rPr>
-          <w:lang w:val="en-US"/>
-        </w:rPr>
-      </w:pPr>
-    </w:p>
-    <w:p>
-      <w:pPr>
-        <w:pStyle w:val="Sansinterligne"/>
-        <w:rPr>
-          <w:lang w:val="en-US"/>
-        </w:rPr>
-      </w:pPr>
-    </w:p>
-    <w:p>
-      <w:pPr>
-        <w:pStyle w:val="Sansinterligne"/>
-        <w:rPr>
-          <w:lang w:val="en-US"/>
-        </w:rPr>
-      </w:pPr>
-    </w:p>
-    <w:p>
-      <w:pPr>
-        <w:pStyle w:val="Sansinterligne"/>
-        <w:rPr>
-          <w:lang w:val="en-US"/>
-        </w:rPr>
-      </w:pPr>
-    </w:p>
-    <w:p>
-      <w:pPr>
-        <w:pStyle w:val="Sansinterligne"/>
-        <w:rPr>
-          <w:lang w:val="en-US"/>
-        </w:rPr>
-      </w:pPr>
-    </w:p>
-    <w:p>
-      <w:pPr>
-        <w:pStyle w:val="Sansinterligne"/>
-        <w:rPr>
-          <w:lang w:val="en-US"/>
-        </w:rPr>
-      </w:pPr>
-    </w:p>
-    <w:p>
-      <w:pPr>
-        <w:pStyle w:val="Sansinterligne"/>
-        <w:rPr>
-          <w:lang w:val="en-US"/>
-        </w:rPr>
-      </w:pPr>
-    </w:p>
-    <w:p>
-      <w:pPr>
-        <w:pStyle w:val="Sansinterligne"/>
-        <w:rPr>
-          <w:lang w:val="en-US"/>
-        </w:rPr>
-      </w:pPr>
-    </w:p>
-    <w:p>
-      <w:pPr>
-        <w:pStyle w:val="Sansinterligne"/>
-        <w:rPr>
-          <w:lang w:val="en-US"/>
-        </w:rPr>
-      </w:pPr>
-    </w:p>
-    <w:p>
-      <w:pPr>
-        <w:pStyle w:val="Sansinterligne"/>
-        <w:rPr>
+          <w:sz w:val="22"/>
+          <w:szCs w:val="22"/>
+        </w:rPr>
+      </w:pPr>
+    </w:p>
+    <w:sdt>
+      <w:sdtPr>
+        <w:id w:val="-1711488616"/>
+        <w:docPartObj>
+          <w:docPartGallery w:val="Table of Contents"/>
+          <w:docPartUnique/>
+        </w:docPartObj>
+      </w:sdtPr>
+      <w:sdtEndPr>
+        <w:rPr>
+          <w:rFonts w:asciiTheme="minorHAnsi" w:eastAsiaTheme="minorHAnsi" w:hAnsiTheme="minorHAnsi" w:cstheme="minorBidi"/>
           <w:b/>
           <w:bCs/>
+          <w:color w:val="auto"/>
+          <w:kern w:val="2"/>
+          <w:sz w:val="24"/>
+          <w:szCs w:val="24"/>
+          <w:lang w:eastAsia="en-US"/>
+          <w14:ligatures w14:val="standardContextual"/>
+        </w:rPr>
+      </w:sdtEndPr>
+      <w:sdtContent>
+        <w:p>
+          <w:pPr>
+            <w:pStyle w:val="En-ttedetabledesmatires"/>
+          </w:pPr>
+          <w:r>
+            <w:t>Table des matières</w:t>
+          </w:r>
+        </w:p>
+        <w:p>
+          <w:pPr>
+            <w:pStyle w:val="TM1"/>
+            <w:tabs>
+              <w:tab w:val="right" w:leader="dot" w:pos="9062"/>
+            </w:tabs>
+            <w:rPr>
+              <w:rFonts w:eastAsiaTheme="minorEastAsia"/>
+              <w:noProof/>
+              <w:lang w:eastAsia="fr-FR"/>
+            </w:rPr>
+          </w:pPr>
+          <w:r>
+            <w:fldChar w:fldCharType="begin"/>
+          </w:r>
+          <w:r>
+            <w:instrText xml:space="preserve"> TOC \o "1-3" \h \z \u </w:instrText>
+          </w:r>
+          <w:r>
+            <w:fldChar w:fldCharType="separate"/>
+          </w:r>
+          <w:hyperlink w:anchor="_Toc223099069" w:history="1">
+            <w:r>
+              <w:rPr>
+                <w:rStyle w:val="Lienhypertexte"/>
+                <w:noProof/>
+              </w:rPr>
+              <w:t>1. Introduction du Dossier de Conception</w:t>
+            </w:r>
+            <w:r>
+              <w:rPr>
+                <w:noProof/>
+                <w:webHidden/>
+              </w:rPr>
+              <w:tab/>
+            </w:r>
+            <w:r>
+              <w:rPr>
+                <w:noProof/>
+                <w:webHidden/>
+              </w:rPr>
+              <w:fldChar w:fldCharType="begin"/>
+            </w:r>
+            <w:r>
+              <w:rPr>
+                <w:noProof/>
+                <w:webHidden/>
+              </w:rPr>
+              <w:instrText xml:space="preserve"> PAGEREF _Toc223099069 \h </w:instrText>
+            </w:r>
+            <w:r>
+              <w:rPr>
+                <w:noProof/>
+                <w:webHidden/>
+              </w:rPr>
+            </w:r>
+            <w:r>
+              <w:rPr>
+                <w:noProof/>
+                <w:webHidden/>
+              </w:rPr>
+              <w:fldChar w:fldCharType="separate"/>
+            </w:r>
+            <w:r>
+              <w:rPr>
+                <w:noProof/>
+                <w:webHidden/>
+              </w:rPr>
+              <w:t>2</w:t>
+            </w:r>
+            <w:r>
+              <w:rPr>
+                <w:noProof/>
+                <w:webHidden/>
+              </w:rPr>
+              <w:fldChar w:fldCharType="end"/>
+            </w:r>
+          </w:hyperlink>
+        </w:p>
+        <w:p>
+          <w:pPr>
+            <w:pStyle w:val="TM2"/>
+            <w:tabs>
+              <w:tab w:val="right" w:leader="dot" w:pos="9062"/>
+            </w:tabs>
+            <w:rPr>
+              <w:rFonts w:eastAsiaTheme="minorEastAsia"/>
+              <w:noProof/>
+              <w:lang w:eastAsia="fr-FR"/>
+            </w:rPr>
+          </w:pPr>
+          <w:hyperlink w:anchor="_Toc223099070" w:history="1">
+            <w:r>
+              <w:rPr>
+                <w:rStyle w:val="Lienhypertexte"/>
+                <w:noProof/>
+              </w:rPr>
+              <w:t>1.1 Contexte du projet</w:t>
+            </w:r>
+            <w:r>
+              <w:rPr>
+                <w:noProof/>
+                <w:webHidden/>
+              </w:rPr>
+              <w:tab/>
+            </w:r>
+            <w:r>
+              <w:rPr>
+                <w:noProof/>
+                <w:webHidden/>
+              </w:rPr>
+              <w:fldChar w:fldCharType="begin"/>
+            </w:r>
+            <w:r>
+              <w:rPr>
+                <w:noProof/>
+                <w:webHidden/>
+              </w:rPr>
+              <w:instrText xml:space="preserve"> PAGEREF _Toc223099070 \h </w:instrText>
+            </w:r>
+            <w:r>
+              <w:rPr>
+                <w:noProof/>
+                <w:webHidden/>
+              </w:rPr>
+            </w:r>
+            <w:r>
+              <w:rPr>
+                <w:noProof/>
+                <w:webHidden/>
+              </w:rPr>
+              <w:fldChar w:fldCharType="separate"/>
+            </w:r>
+            <w:r>
+              <w:rPr>
+                <w:noProof/>
+                <w:webHidden/>
+              </w:rPr>
+              <w:t>2</w:t>
+            </w:r>
+            <w:r>
+              <w:rPr>
+                <w:noProof/>
+                <w:webHidden/>
+              </w:rPr>
+              <w:fldChar w:fldCharType="end"/>
+            </w:r>
+          </w:hyperlink>
+        </w:p>
+        <w:p>
+          <w:pPr>
+            <w:pStyle w:val="TM2"/>
+            <w:tabs>
+              <w:tab w:val="right" w:leader="dot" w:pos="9062"/>
+            </w:tabs>
+            <w:rPr>
+              <w:rFonts w:eastAsiaTheme="minorEastAsia"/>
+              <w:noProof/>
+              <w:lang w:eastAsia="fr-FR"/>
+            </w:rPr>
+          </w:pPr>
+          <w:hyperlink w:anchor="_Toc223099071" w:history="1">
+            <w:r>
+              <w:rPr>
+                <w:rStyle w:val="Lienhypertexte"/>
+                <w:noProof/>
+              </w:rPr>
+              <w:t>1.2 Problématique</w:t>
+            </w:r>
+            <w:r>
+              <w:rPr>
+                <w:noProof/>
+                <w:webHidden/>
+              </w:rPr>
+              <w:tab/>
+            </w:r>
+            <w:r>
+              <w:rPr>
+                <w:noProof/>
+                <w:webHidden/>
+              </w:rPr>
+              <w:fldChar w:fldCharType="begin"/>
+            </w:r>
+            <w:r>
+              <w:rPr>
+                <w:noProof/>
+                <w:webHidden/>
+              </w:rPr>
+              <w:instrText xml:space="preserve"> PAGEREF _Toc223099071 \h </w:instrText>
+            </w:r>
+            <w:r>
+              <w:rPr>
+                <w:noProof/>
+                <w:webHidden/>
+              </w:rPr>
+            </w:r>
+            <w:r>
+              <w:rPr>
+                <w:noProof/>
+                <w:webHidden/>
+              </w:rPr>
+              <w:fldChar w:fldCharType="separate"/>
+            </w:r>
+            <w:r>
+              <w:rPr>
+                <w:noProof/>
+                <w:webHidden/>
+              </w:rPr>
+              <w:t>2</w:t>
+            </w:r>
+            <w:r>
+              <w:rPr>
+                <w:noProof/>
+                <w:webHidden/>
+              </w:rPr>
+              <w:fldChar w:fldCharType="end"/>
+            </w:r>
+          </w:hyperlink>
+        </w:p>
+        <w:p>
+          <w:pPr>
+            <w:pStyle w:val="TM2"/>
+            <w:tabs>
+              <w:tab w:val="right" w:leader="dot" w:pos="9062"/>
+            </w:tabs>
+            <w:rPr>
+              <w:rFonts w:eastAsiaTheme="minorEastAsia"/>
+              <w:noProof/>
+              <w:lang w:eastAsia="fr-FR"/>
+            </w:rPr>
+          </w:pPr>
+          <w:hyperlink w:anchor="_Toc223099072" w:history="1">
+            <w:r>
+              <w:rPr>
+                <w:rStyle w:val="Lienhypertexte"/>
+                <w:noProof/>
+              </w:rPr>
+              <w:t>1.3 Objectifs</w:t>
+            </w:r>
+            <w:r>
+              <w:rPr>
+                <w:noProof/>
+                <w:webHidden/>
+              </w:rPr>
+              <w:tab/>
+            </w:r>
+            <w:r>
+              <w:rPr>
+                <w:noProof/>
+                <w:webHidden/>
+              </w:rPr>
+              <w:fldChar w:fldCharType="begin"/>
+            </w:r>
+            <w:r>
+              <w:rPr>
+                <w:noProof/>
+                <w:webHidden/>
+              </w:rPr>
+              <w:instrText xml:space="preserve"> PAGEREF _Toc223099072 \h </w:instrText>
+            </w:r>
+            <w:r>
+              <w:rPr>
+                <w:noProof/>
+                <w:webHidden/>
+              </w:rPr>
+            </w:r>
+            <w:r>
+              <w:rPr>
+                <w:noProof/>
+                <w:webHidden/>
+              </w:rPr>
+              <w:fldChar w:fldCharType="separate"/>
+            </w:r>
+            <w:r>
+              <w:rPr>
+                <w:noProof/>
+                <w:webHidden/>
+              </w:rPr>
+              <w:t>2</w:t>
+            </w:r>
+            <w:r>
+              <w:rPr>
+                <w:noProof/>
+                <w:webHidden/>
+              </w:rPr>
+              <w:fldChar w:fldCharType="end"/>
+            </w:r>
+          </w:hyperlink>
+        </w:p>
+        <w:p>
+          <w:pPr>
+            <w:pStyle w:val="TM1"/>
+            <w:tabs>
+              <w:tab w:val="right" w:leader="dot" w:pos="9062"/>
+            </w:tabs>
+            <w:rPr>
+              <w:rFonts w:eastAsiaTheme="minorEastAsia"/>
+              <w:noProof/>
+              <w:lang w:eastAsia="fr-FR"/>
+            </w:rPr>
+          </w:pPr>
+          <w:hyperlink w:anchor="_Toc223099073" w:history="1">
+            <w:r>
+              <w:rPr>
+                <w:rStyle w:val="Lienhypertexte"/>
+                <w:noProof/>
+              </w:rPr>
+              <w:t>2. Analyse Fonctionnelle</w:t>
+            </w:r>
+            <w:r>
+              <w:rPr>
+                <w:noProof/>
+                <w:webHidden/>
+              </w:rPr>
+              <w:tab/>
+            </w:r>
+            <w:r>
+              <w:rPr>
+                <w:noProof/>
+                <w:webHidden/>
+              </w:rPr>
+              <w:fldChar w:fldCharType="begin"/>
+            </w:r>
+            <w:r>
+              <w:rPr>
+                <w:noProof/>
+                <w:webHidden/>
+              </w:rPr>
+              <w:instrText xml:space="preserve"> PAGEREF _Toc223099073 \h </w:instrText>
+            </w:r>
+            <w:r>
+              <w:rPr>
+                <w:noProof/>
+                <w:webHidden/>
+              </w:rPr>
+            </w:r>
+            <w:r>
+              <w:rPr>
+                <w:noProof/>
+                <w:webHidden/>
+              </w:rPr>
+              <w:fldChar w:fldCharType="separate"/>
+            </w:r>
+            <w:r>
+              <w:rPr>
+                <w:noProof/>
+                <w:webHidden/>
+              </w:rPr>
+              <w:t>2</w:t>
+            </w:r>
+            <w:r>
+              <w:rPr>
+                <w:noProof/>
+                <w:webHidden/>
+              </w:rPr>
+              <w:fldChar w:fldCharType="end"/>
+            </w:r>
+          </w:hyperlink>
+        </w:p>
+        <w:p>
+          <w:pPr>
+            <w:pStyle w:val="TM2"/>
+            <w:tabs>
+              <w:tab w:val="right" w:leader="dot" w:pos="9062"/>
+            </w:tabs>
+            <w:rPr>
+              <w:rFonts w:eastAsiaTheme="minorEastAsia"/>
+              <w:noProof/>
+              <w:lang w:eastAsia="fr-FR"/>
+            </w:rPr>
+          </w:pPr>
+          <w:hyperlink w:anchor="_Toc223099074" w:history="1">
+            <w:r>
+              <w:rPr>
+                <w:rStyle w:val="Lienhypertexte"/>
+                <w:noProof/>
+              </w:rPr>
+              <w:t>2.1 Le rôle de l'application</w:t>
+            </w:r>
+            <w:r>
+              <w:rPr>
+                <w:noProof/>
+                <w:webHidden/>
+              </w:rPr>
+              <w:tab/>
+            </w:r>
+            <w:r>
+              <w:rPr>
+                <w:noProof/>
+                <w:webHidden/>
+              </w:rPr>
+              <w:fldChar w:fldCharType="begin"/>
+            </w:r>
+            <w:r>
+              <w:rPr>
+                <w:noProof/>
+                <w:webHidden/>
+              </w:rPr>
+              <w:instrText xml:space="preserve"> PAGEREF _Toc223099074 \h </w:instrText>
+            </w:r>
+            <w:r>
+              <w:rPr>
+                <w:noProof/>
+                <w:webHidden/>
+              </w:rPr>
+            </w:r>
+            <w:r>
+              <w:rPr>
+                <w:noProof/>
+                <w:webHidden/>
+              </w:rPr>
+              <w:fldChar w:fldCharType="separate"/>
+            </w:r>
+            <w:r>
+              <w:rPr>
+                <w:noProof/>
+                <w:webHidden/>
+              </w:rPr>
+              <w:t>2</w:t>
+            </w:r>
+            <w:r>
+              <w:rPr>
+                <w:noProof/>
+                <w:webHidden/>
+              </w:rPr>
+              <w:fldChar w:fldCharType="end"/>
+            </w:r>
+          </w:hyperlink>
+        </w:p>
+        <w:p>
+          <w:pPr>
+            <w:pStyle w:val="TM2"/>
+            <w:tabs>
+              <w:tab w:val="right" w:leader="dot" w:pos="9062"/>
+            </w:tabs>
+            <w:rPr>
+              <w:rFonts w:eastAsiaTheme="minorEastAsia"/>
+              <w:noProof/>
+              <w:lang w:eastAsia="fr-FR"/>
+            </w:rPr>
+          </w:pPr>
+          <w:hyperlink w:anchor="_Toc223099075" w:history="1">
+            <w:r>
+              <w:rPr>
+                <w:rStyle w:val="Lienhypertexte"/>
+                <w:noProof/>
+              </w:rPr>
+              <w:t>2.2 Les limites face au cahier des charges</w:t>
+            </w:r>
+            <w:r>
+              <w:rPr>
+                <w:noProof/>
+                <w:webHidden/>
+              </w:rPr>
+              <w:tab/>
+            </w:r>
+            <w:r>
+              <w:rPr>
+                <w:noProof/>
+                <w:webHidden/>
+              </w:rPr>
+              <w:fldChar w:fldCharType="begin"/>
+            </w:r>
+            <w:r>
+              <w:rPr>
+                <w:noProof/>
+                <w:webHidden/>
+              </w:rPr>
+              <w:instrText xml:space="preserve"> PAGEREF _Toc223099075 \h </w:instrText>
+            </w:r>
+            <w:r>
+              <w:rPr>
+                <w:noProof/>
+                <w:webHidden/>
+              </w:rPr>
+            </w:r>
+            <w:r>
+              <w:rPr>
+                <w:noProof/>
+                <w:webHidden/>
+              </w:rPr>
+              <w:fldChar w:fldCharType="separate"/>
+            </w:r>
+            <w:r>
+              <w:rPr>
+                <w:noProof/>
+                <w:webHidden/>
+              </w:rPr>
+              <w:t>3</w:t>
+            </w:r>
+            <w:r>
+              <w:rPr>
+                <w:noProof/>
+                <w:webHidden/>
+              </w:rPr>
+              <w:fldChar w:fldCharType="end"/>
+            </w:r>
+          </w:hyperlink>
+        </w:p>
+        <w:p>
+          <w:pPr>
+            <w:pStyle w:val="TM1"/>
+            <w:tabs>
+              <w:tab w:val="right" w:leader="dot" w:pos="9062"/>
+            </w:tabs>
+            <w:rPr>
+              <w:rFonts w:eastAsiaTheme="minorEastAsia"/>
+              <w:noProof/>
+              <w:lang w:eastAsia="fr-FR"/>
+            </w:rPr>
+          </w:pPr>
+          <w:hyperlink w:anchor="_Toc223099076" w:history="1">
+            <w:r>
+              <w:rPr>
+                <w:rStyle w:val="Lienhypertexte"/>
+                <w:noProof/>
+              </w:rPr>
+              <w:t>3. Analyse Technique</w:t>
+            </w:r>
+            <w:r>
+              <w:rPr>
+                <w:noProof/>
+                <w:webHidden/>
+              </w:rPr>
+              <w:tab/>
+            </w:r>
+            <w:r>
+              <w:rPr>
+                <w:noProof/>
+                <w:webHidden/>
+              </w:rPr>
+              <w:fldChar w:fldCharType="begin"/>
+            </w:r>
+            <w:r>
+              <w:rPr>
+                <w:noProof/>
+                <w:webHidden/>
+              </w:rPr>
+              <w:instrText xml:space="preserve"> PAGEREF _Toc223099076 \h </w:instrText>
+            </w:r>
+            <w:r>
+              <w:rPr>
+                <w:noProof/>
+                <w:webHidden/>
+              </w:rPr>
+            </w:r>
+            <w:r>
+              <w:rPr>
+                <w:noProof/>
+                <w:webHidden/>
+              </w:rPr>
+              <w:fldChar w:fldCharType="separate"/>
+            </w:r>
+            <w:r>
+              <w:rPr>
+                <w:noProof/>
+                <w:webHidden/>
+              </w:rPr>
+              <w:t>3</w:t>
+            </w:r>
+            <w:r>
+              <w:rPr>
+                <w:noProof/>
+                <w:webHidden/>
+              </w:rPr>
+              <w:fldChar w:fldCharType="end"/>
+            </w:r>
+          </w:hyperlink>
+        </w:p>
+        <w:p>
+          <w:pPr>
+            <w:pStyle w:val="TM2"/>
+            <w:tabs>
+              <w:tab w:val="right" w:leader="dot" w:pos="9062"/>
+            </w:tabs>
+            <w:rPr>
+              <w:rFonts w:eastAsiaTheme="minorEastAsia"/>
+              <w:noProof/>
+              <w:lang w:eastAsia="fr-FR"/>
+            </w:rPr>
+          </w:pPr>
+          <w:hyperlink w:anchor="_Toc223099077" w:history="1">
+            <w:r>
+              <w:rPr>
+                <w:rStyle w:val="Lienhypertexte"/>
+                <w:noProof/>
+              </w:rPr>
+              <w:t>3.1 Une mauvaise architecture</w:t>
+            </w:r>
+            <w:r>
+              <w:rPr>
+                <w:noProof/>
+                <w:webHidden/>
+              </w:rPr>
+              <w:tab/>
+            </w:r>
+            <w:r>
+              <w:rPr>
+                <w:noProof/>
+                <w:webHidden/>
+              </w:rPr>
+              <w:fldChar w:fldCharType="begin"/>
+            </w:r>
+            <w:r>
+              <w:rPr>
+                <w:noProof/>
+                <w:webHidden/>
+              </w:rPr>
+              <w:instrText xml:space="preserve"> PAGEREF _Toc223099077 \h </w:instrText>
+            </w:r>
+            <w:r>
+              <w:rPr>
+                <w:noProof/>
+                <w:webHidden/>
+              </w:rPr>
+            </w:r>
+            <w:r>
+              <w:rPr>
+                <w:noProof/>
+                <w:webHidden/>
+              </w:rPr>
+              <w:fldChar w:fldCharType="separate"/>
+            </w:r>
+            <w:r>
+              <w:rPr>
+                <w:noProof/>
+                <w:webHidden/>
+              </w:rPr>
+              <w:t>3</w:t>
+            </w:r>
+            <w:r>
+              <w:rPr>
+                <w:noProof/>
+                <w:webHidden/>
+              </w:rPr>
+              <w:fldChar w:fldCharType="end"/>
+            </w:r>
+          </w:hyperlink>
+        </w:p>
+        <w:p>
+          <w:pPr>
+            <w:pStyle w:val="TM2"/>
+            <w:tabs>
+              <w:tab w:val="right" w:leader="dot" w:pos="9062"/>
+            </w:tabs>
+            <w:rPr>
+              <w:rFonts w:eastAsiaTheme="minorEastAsia"/>
+              <w:noProof/>
+              <w:lang w:eastAsia="fr-FR"/>
+            </w:rPr>
+          </w:pPr>
+          <w:hyperlink w:anchor="_Toc223099078" w:history="1">
+            <w:r>
+              <w:rPr>
+                <w:rStyle w:val="Lienhypertexte"/>
+                <w:noProof/>
+              </w:rPr>
+              <w:t>3.2 Un système de routage et des sessions mal gérés</w:t>
+            </w:r>
+            <w:r>
+              <w:rPr>
+                <w:noProof/>
+                <w:webHidden/>
+              </w:rPr>
+              <w:tab/>
+            </w:r>
+            <w:r>
+              <w:rPr>
+                <w:noProof/>
+                <w:webHidden/>
+              </w:rPr>
+              <w:fldChar w:fldCharType="begin"/>
+            </w:r>
+            <w:r>
+              <w:rPr>
+                <w:noProof/>
+                <w:webHidden/>
+              </w:rPr>
+              <w:instrText xml:space="preserve"> PAGEREF _Toc223099078 \h </w:instrText>
+            </w:r>
+            <w:r>
+              <w:rPr>
+                <w:noProof/>
+                <w:webHidden/>
+              </w:rPr>
+            </w:r>
+            <w:r>
+              <w:rPr>
+                <w:noProof/>
+                <w:webHidden/>
+              </w:rPr>
+              <w:fldChar w:fldCharType="separate"/>
+            </w:r>
+            <w:r>
+              <w:rPr>
+                <w:noProof/>
+                <w:webHidden/>
+              </w:rPr>
+              <w:t>3</w:t>
+            </w:r>
+            <w:r>
+              <w:rPr>
+                <w:noProof/>
+                <w:webHidden/>
+              </w:rPr>
+              <w:fldChar w:fldCharType="end"/>
+            </w:r>
+          </w:hyperlink>
+        </w:p>
+        <w:p>
+          <w:pPr>
+            <w:pStyle w:val="TM2"/>
+            <w:tabs>
+              <w:tab w:val="right" w:leader="dot" w:pos="9062"/>
+            </w:tabs>
+            <w:rPr>
+              <w:rFonts w:eastAsiaTheme="minorEastAsia"/>
+              <w:noProof/>
+              <w:lang w:eastAsia="fr-FR"/>
+            </w:rPr>
+          </w:pPr>
+          <w:hyperlink w:anchor="_Toc223099079" w:history="1">
+            <w:r>
+              <w:rPr>
+                <w:rStyle w:val="Lienhypertexte"/>
+                <w:noProof/>
+              </w:rPr>
+              <w:t>3.3 Une base de données dépassée</w:t>
+            </w:r>
+            <w:r>
+              <w:rPr>
+                <w:noProof/>
+                <w:webHidden/>
+              </w:rPr>
+              <w:tab/>
+            </w:r>
+            <w:r>
+              <w:rPr>
+                <w:noProof/>
+                <w:webHidden/>
+              </w:rPr>
+              <w:fldChar w:fldCharType="begin"/>
+            </w:r>
+            <w:r>
+              <w:rPr>
+                <w:noProof/>
+                <w:webHidden/>
+              </w:rPr>
+              <w:instrText xml:space="preserve"> PAGEREF _Toc223099079 \h </w:instrText>
+            </w:r>
+            <w:r>
+              <w:rPr>
+                <w:noProof/>
+                <w:webHidden/>
+              </w:rPr>
+            </w:r>
+            <w:r>
+              <w:rPr>
+                <w:noProof/>
+                <w:webHidden/>
+              </w:rPr>
+              <w:fldChar w:fldCharType="separate"/>
+            </w:r>
+            <w:r>
+              <w:rPr>
+                <w:noProof/>
+                <w:webHidden/>
+              </w:rPr>
+              <w:t>3</w:t>
+            </w:r>
+            <w:r>
+              <w:rPr>
+                <w:noProof/>
+                <w:webHidden/>
+              </w:rPr>
+              <w:fldChar w:fldCharType="end"/>
+            </w:r>
+          </w:hyperlink>
+        </w:p>
+        <w:p>
+          <w:pPr>
+            <w:pStyle w:val="TM1"/>
+            <w:tabs>
+              <w:tab w:val="right" w:leader="dot" w:pos="9062"/>
+            </w:tabs>
+            <w:rPr>
+              <w:rFonts w:eastAsiaTheme="minorEastAsia"/>
+              <w:noProof/>
+              <w:lang w:eastAsia="fr-FR"/>
+            </w:rPr>
+          </w:pPr>
+          <w:hyperlink w:anchor="_Toc223099080" w:history="1">
+            <w:r>
+              <w:rPr>
+                <w:rStyle w:val="Lienhypertexte"/>
+                <w:noProof/>
+              </w:rPr>
+              <w:t>4. Audit Critique (Vulnérabilités et Bugs)</w:t>
+            </w:r>
+            <w:r>
+              <w:rPr>
+                <w:noProof/>
+                <w:webHidden/>
+              </w:rPr>
+              <w:tab/>
+            </w:r>
+            <w:r>
+              <w:rPr>
+                <w:noProof/>
+                <w:webHidden/>
+              </w:rPr>
+              <w:fldChar w:fldCharType="begin"/>
+            </w:r>
+            <w:r>
+              <w:rPr>
+                <w:noProof/>
+                <w:webHidden/>
+              </w:rPr>
+              <w:instrText xml:space="preserve"> PAGEREF _Toc223099080 \h </w:instrText>
+            </w:r>
+            <w:r>
+              <w:rPr>
+                <w:noProof/>
+                <w:webHidden/>
+              </w:rPr>
+            </w:r>
+            <w:r>
+              <w:rPr>
+                <w:noProof/>
+                <w:webHidden/>
+              </w:rPr>
+              <w:fldChar w:fldCharType="separate"/>
+            </w:r>
+            <w:r>
+              <w:rPr>
+                <w:noProof/>
+                <w:webHidden/>
+              </w:rPr>
+              <w:t>3</w:t>
+            </w:r>
+            <w:r>
+              <w:rPr>
+                <w:noProof/>
+                <w:webHidden/>
+              </w:rPr>
+              <w:fldChar w:fldCharType="end"/>
+            </w:r>
+          </w:hyperlink>
+        </w:p>
+        <w:p>
+          <w:pPr>
+            <w:pStyle w:val="TM2"/>
+            <w:tabs>
+              <w:tab w:val="right" w:leader="dot" w:pos="9062"/>
+            </w:tabs>
+            <w:rPr>
+              <w:rFonts w:eastAsiaTheme="minorEastAsia"/>
+              <w:noProof/>
+              <w:lang w:eastAsia="fr-FR"/>
+            </w:rPr>
+          </w:pPr>
+          <w:hyperlink w:anchor="_Toc223099081" w:history="1">
+            <w:r>
+              <w:rPr>
+                <w:rStyle w:val="Lienhypertexte"/>
+                <w:noProof/>
+              </w:rPr>
+              <w:t>4.1 Urgence Sécurité - Les mots de passe</w:t>
+            </w:r>
+            <w:r>
+              <w:rPr>
+                <w:noProof/>
+                <w:webHidden/>
+              </w:rPr>
+              <w:tab/>
+            </w:r>
+            <w:r>
+              <w:rPr>
+                <w:noProof/>
+                <w:webHidden/>
+              </w:rPr>
+              <w:fldChar w:fldCharType="begin"/>
+            </w:r>
+            <w:r>
+              <w:rPr>
+                <w:noProof/>
+                <w:webHidden/>
+              </w:rPr>
+              <w:instrText xml:space="preserve"> PAGEREF _Toc223099081 \h </w:instrText>
+            </w:r>
+            <w:r>
+              <w:rPr>
+                <w:noProof/>
+                <w:webHidden/>
+              </w:rPr>
+            </w:r>
+            <w:r>
+              <w:rPr>
+                <w:noProof/>
+                <w:webHidden/>
+              </w:rPr>
+              <w:fldChar w:fldCharType="separate"/>
+            </w:r>
+            <w:r>
+              <w:rPr>
+                <w:noProof/>
+                <w:webHidden/>
+              </w:rPr>
+              <w:t>4</w:t>
+            </w:r>
+            <w:r>
+              <w:rPr>
+                <w:noProof/>
+                <w:webHidden/>
+              </w:rPr>
+              <w:fldChar w:fldCharType="end"/>
+            </w:r>
+          </w:hyperlink>
+        </w:p>
+        <w:p>
+          <w:pPr>
+            <w:pStyle w:val="TM2"/>
+            <w:tabs>
+              <w:tab w:val="right" w:leader="dot" w:pos="9062"/>
+            </w:tabs>
+            <w:rPr>
+              <w:rFonts w:eastAsiaTheme="minorEastAsia"/>
+              <w:noProof/>
+              <w:lang w:eastAsia="fr-FR"/>
+            </w:rPr>
+          </w:pPr>
+          <w:hyperlink w:anchor="_Toc223099082" w:history="1">
+            <w:r>
+              <w:rPr>
+                <w:rStyle w:val="Lienhypertexte"/>
+                <w:noProof/>
+              </w:rPr>
+              <w:t>4.2 Faille Critique - Injection SQL</w:t>
+            </w:r>
+            <w:r>
+              <w:rPr>
+                <w:noProof/>
+                <w:webHidden/>
+              </w:rPr>
+              <w:tab/>
+            </w:r>
+            <w:r>
+              <w:rPr>
+                <w:noProof/>
+                <w:webHidden/>
+              </w:rPr>
+              <w:fldChar w:fldCharType="begin"/>
+            </w:r>
+            <w:r>
+              <w:rPr>
+                <w:noProof/>
+                <w:webHidden/>
+              </w:rPr>
+              <w:instrText xml:space="preserve"> PAGEREF _Toc223099082 \h </w:instrText>
+            </w:r>
+            <w:r>
+              <w:rPr>
+                <w:noProof/>
+                <w:webHidden/>
+              </w:rPr>
+            </w:r>
+            <w:r>
+              <w:rPr>
+                <w:noProof/>
+                <w:webHidden/>
+              </w:rPr>
+              <w:fldChar w:fldCharType="separate"/>
+            </w:r>
+            <w:r>
+              <w:rPr>
+                <w:noProof/>
+                <w:webHidden/>
+              </w:rPr>
+              <w:t>4</w:t>
+            </w:r>
+            <w:r>
+              <w:rPr>
+                <w:noProof/>
+                <w:webHidden/>
+              </w:rPr>
+              <w:fldChar w:fldCharType="end"/>
+            </w:r>
+          </w:hyperlink>
+        </w:p>
+        <w:p>
+          <w:pPr>
+            <w:pStyle w:val="TM2"/>
+            <w:tabs>
+              <w:tab w:val="right" w:leader="dot" w:pos="9062"/>
+            </w:tabs>
+            <w:rPr>
+              <w:rFonts w:eastAsiaTheme="minorEastAsia"/>
+              <w:noProof/>
+              <w:lang w:eastAsia="fr-FR"/>
+            </w:rPr>
+          </w:pPr>
+          <w:hyperlink w:anchor="_Toc223099083" w:history="1">
+            <w:r>
+              <w:rPr>
+                <w:rStyle w:val="Lienhypertexte"/>
+                <w:noProof/>
+              </w:rPr>
+              <w:t>4.3 Code Obsolète (PHP 7+)</w:t>
+            </w:r>
+            <w:r>
+              <w:rPr>
+                <w:noProof/>
+                <w:webHidden/>
+              </w:rPr>
+              <w:tab/>
+            </w:r>
+            <w:r>
+              <w:rPr>
+                <w:noProof/>
+                <w:webHidden/>
+              </w:rPr>
+              <w:fldChar w:fldCharType="begin"/>
+            </w:r>
+            <w:r>
+              <w:rPr>
+                <w:noProof/>
+                <w:webHidden/>
+              </w:rPr>
+              <w:instrText xml:space="preserve"> PAGEREF _Toc223099083 \h </w:instrText>
+            </w:r>
+            <w:r>
+              <w:rPr>
+                <w:noProof/>
+                <w:webHidden/>
+              </w:rPr>
+            </w:r>
+            <w:r>
+              <w:rPr>
+                <w:noProof/>
+                <w:webHidden/>
+              </w:rPr>
+              <w:fldChar w:fldCharType="separate"/>
+            </w:r>
+            <w:r>
+              <w:rPr>
+                <w:noProof/>
+                <w:webHidden/>
+              </w:rPr>
+              <w:t>4</w:t>
+            </w:r>
+            <w:r>
+              <w:rPr>
+                <w:noProof/>
+                <w:webHidden/>
+              </w:rPr>
+              <w:fldChar w:fldCharType="end"/>
+            </w:r>
+          </w:hyperlink>
+        </w:p>
+        <w:p>
+          <w:pPr>
+            <w:pStyle w:val="TM2"/>
+            <w:tabs>
+              <w:tab w:val="right" w:leader="dot" w:pos="9062"/>
+            </w:tabs>
+            <w:rPr>
+              <w:rFonts w:eastAsiaTheme="minorEastAsia"/>
+              <w:noProof/>
+              <w:lang w:eastAsia="fr-FR"/>
+            </w:rPr>
+          </w:pPr>
+          <w:hyperlink w:anchor="_Toc223099084" w:history="1">
+            <w:r>
+              <w:rPr>
+                <w:rStyle w:val="Lienhypertexte"/>
+                <w:noProof/>
+              </w:rPr>
+              <w:t>4.4 Erreur de conception de la base</w:t>
+            </w:r>
+            <w:r>
+              <w:rPr>
+                <w:noProof/>
+                <w:webHidden/>
+              </w:rPr>
+              <w:tab/>
+            </w:r>
+            <w:r>
+              <w:rPr>
+                <w:noProof/>
+                <w:webHidden/>
+              </w:rPr>
+              <w:fldChar w:fldCharType="begin"/>
+            </w:r>
+            <w:r>
+              <w:rPr>
+                <w:noProof/>
+                <w:webHidden/>
+              </w:rPr>
+              <w:instrText xml:space="preserve"> PAGEREF _Toc223099084 \h </w:instrText>
+            </w:r>
+            <w:r>
+              <w:rPr>
+                <w:noProof/>
+                <w:webHidden/>
+              </w:rPr>
+            </w:r>
+            <w:r>
+              <w:rPr>
+                <w:noProof/>
+                <w:webHidden/>
+              </w:rPr>
+              <w:fldChar w:fldCharType="separate"/>
+            </w:r>
+            <w:r>
+              <w:rPr>
+                <w:noProof/>
+                <w:webHidden/>
+              </w:rPr>
+              <w:t>4</w:t>
+            </w:r>
+            <w:r>
+              <w:rPr>
+                <w:noProof/>
+                <w:webHidden/>
+              </w:rPr>
+              <w:fldChar w:fldCharType="end"/>
+            </w:r>
+          </w:hyperlink>
+        </w:p>
+        <w:p>
+          <w:pPr>
+            <w:pStyle w:val="TM2"/>
+            <w:tabs>
+              <w:tab w:val="right" w:leader="dot" w:pos="9062"/>
+            </w:tabs>
+            <w:rPr>
+              <w:rFonts w:eastAsiaTheme="minorEastAsia"/>
+              <w:noProof/>
+              <w:lang w:eastAsia="fr-FR"/>
+            </w:rPr>
+          </w:pPr>
+          <w:hyperlink w:anchor="_Toc223099085" w:history="1">
+            <w:r>
+              <w:rPr>
+                <w:rStyle w:val="Lienhypertexte"/>
+                <w:noProof/>
+              </w:rPr>
+              <w:t>4.5 Mauvaises pratiques web</w:t>
+            </w:r>
+            <w:r>
+              <w:rPr>
+                <w:noProof/>
+                <w:webHidden/>
+              </w:rPr>
+              <w:tab/>
+            </w:r>
+            <w:r>
+              <w:rPr>
+                <w:noProof/>
+                <w:webHidden/>
+              </w:rPr>
+              <w:fldChar w:fldCharType="begin"/>
+            </w:r>
+            <w:r>
+              <w:rPr>
+                <w:noProof/>
+                <w:webHidden/>
+              </w:rPr>
+              <w:instrText xml:space="preserve"> PAGEREF _Toc223099085 \h </w:instrText>
+            </w:r>
+            <w:r>
+              <w:rPr>
+                <w:noProof/>
+                <w:webHidden/>
+              </w:rPr>
+            </w:r>
+            <w:r>
+              <w:rPr>
+                <w:noProof/>
+                <w:webHidden/>
+              </w:rPr>
+              <w:fldChar w:fldCharType="separate"/>
+            </w:r>
+            <w:r>
+              <w:rPr>
+                <w:noProof/>
+                <w:webHidden/>
+              </w:rPr>
+              <w:t>4</w:t>
+            </w:r>
+            <w:r>
+              <w:rPr>
+                <w:noProof/>
+                <w:webHidden/>
+              </w:rPr>
+              <w:fldChar w:fldCharType="end"/>
+            </w:r>
+          </w:hyperlink>
+        </w:p>
+        <w:p>
+          <w:pPr>
+            <w:pStyle w:val="TM1"/>
+            <w:tabs>
+              <w:tab w:val="right" w:leader="dot" w:pos="9062"/>
+            </w:tabs>
+            <w:rPr>
+              <w:rFonts w:eastAsiaTheme="minorEastAsia"/>
+              <w:noProof/>
+              <w:lang w:eastAsia="fr-FR"/>
+            </w:rPr>
+          </w:pPr>
+          <w:hyperlink w:anchor="_Toc223099086" w:history="1">
+            <w:r>
+              <w:rPr>
+                <w:rStyle w:val="Lienhypertexte"/>
+                <w:noProof/>
+              </w:rPr>
+              <w:t>5. Analyse de la Base de Données</w:t>
+            </w:r>
+            <w:r>
+              <w:rPr>
+                <w:noProof/>
+                <w:webHidden/>
+              </w:rPr>
+              <w:tab/>
+            </w:r>
+            <w:r>
+              <w:rPr>
+                <w:noProof/>
+                <w:webHidden/>
+              </w:rPr>
+              <w:fldChar w:fldCharType="begin"/>
+            </w:r>
+            <w:r>
+              <w:rPr>
+                <w:noProof/>
+                <w:webHidden/>
+              </w:rPr>
+              <w:instrText xml:space="preserve"> PAGEREF _Toc223099086 \h </w:instrText>
+            </w:r>
+            <w:r>
+              <w:rPr>
+                <w:noProof/>
+                <w:webHidden/>
+              </w:rPr>
+            </w:r>
+            <w:r>
+              <w:rPr>
+                <w:noProof/>
+                <w:webHidden/>
+              </w:rPr>
+              <w:fldChar w:fldCharType="separate"/>
+            </w:r>
+            <w:r>
+              <w:rPr>
+                <w:noProof/>
+                <w:webHidden/>
+              </w:rPr>
+              <w:t>5</w:t>
+            </w:r>
+            <w:r>
+              <w:rPr>
+                <w:noProof/>
+                <w:webHidden/>
+              </w:rPr>
+              <w:fldChar w:fldCharType="end"/>
+            </w:r>
+          </w:hyperlink>
+        </w:p>
+        <w:p>
+          <w:pPr>
+            <w:pStyle w:val="TM2"/>
+            <w:tabs>
+              <w:tab w:val="right" w:leader="dot" w:pos="9062"/>
+            </w:tabs>
+            <w:rPr>
+              <w:rFonts w:eastAsiaTheme="minorEastAsia"/>
+              <w:noProof/>
+              <w:lang w:eastAsia="fr-FR"/>
+            </w:rPr>
+          </w:pPr>
+          <w:hyperlink w:anchor="_Toc223099087" w:history="1">
+            <w:r>
+              <w:rPr>
+                <w:rStyle w:val="Lienhypertexte"/>
+                <w:noProof/>
+              </w:rPr>
+              <w:t>5.1Modèle Conceptuel de Données (MCD / Schéma EA)</w:t>
+            </w:r>
+            <w:r>
+              <w:rPr>
+                <w:noProof/>
+                <w:webHidden/>
+              </w:rPr>
+              <w:tab/>
+            </w:r>
+            <w:r>
+              <w:rPr>
+                <w:noProof/>
+                <w:webHidden/>
+              </w:rPr>
+              <w:fldChar w:fldCharType="begin"/>
+            </w:r>
+            <w:r>
+              <w:rPr>
+                <w:noProof/>
+                <w:webHidden/>
+              </w:rPr>
+              <w:instrText xml:space="preserve"> PAGEREF _Toc223099087 \h </w:instrText>
+            </w:r>
+            <w:r>
+              <w:rPr>
+                <w:noProof/>
+                <w:webHidden/>
+              </w:rPr>
+            </w:r>
+            <w:r>
+              <w:rPr>
+                <w:noProof/>
+                <w:webHidden/>
+              </w:rPr>
+              <w:fldChar w:fldCharType="separate"/>
+            </w:r>
+            <w:r>
+              <w:rPr>
+                <w:noProof/>
+                <w:webHidden/>
+              </w:rPr>
+              <w:t>5</w:t>
+            </w:r>
+            <w:r>
+              <w:rPr>
+                <w:noProof/>
+                <w:webHidden/>
+              </w:rPr>
+              <w:fldChar w:fldCharType="end"/>
+            </w:r>
+          </w:hyperlink>
+        </w:p>
+        <w:p>
+          <w:pPr>
+            <w:pStyle w:val="TM2"/>
+            <w:tabs>
+              <w:tab w:val="right" w:leader="dot" w:pos="9062"/>
+            </w:tabs>
+            <w:rPr>
+              <w:rFonts w:eastAsiaTheme="minorEastAsia"/>
+              <w:noProof/>
+              <w:lang w:eastAsia="fr-FR"/>
+            </w:rPr>
+          </w:pPr>
+          <w:hyperlink w:anchor="_Toc223099088" w:history="1">
+            <w:r>
+              <w:rPr>
+                <w:rStyle w:val="Lienhypertexte"/>
+                <w:noProof/>
+              </w:rPr>
+              <w:t>5.2 Évaluation et Critiques du Schéma</w:t>
+            </w:r>
+            <w:r>
+              <w:rPr>
+                <w:noProof/>
+                <w:webHidden/>
+              </w:rPr>
+              <w:tab/>
+            </w:r>
+            <w:r>
+              <w:rPr>
+                <w:noProof/>
+                <w:webHidden/>
+              </w:rPr>
+              <w:fldChar w:fldCharType="begin"/>
+            </w:r>
+            <w:r>
+              <w:rPr>
+                <w:noProof/>
+                <w:webHidden/>
+              </w:rPr>
+              <w:instrText xml:space="preserve"> PAGEREF _Toc223099088 \h </w:instrText>
+            </w:r>
+            <w:r>
+              <w:rPr>
+                <w:noProof/>
+                <w:webHidden/>
+              </w:rPr>
+            </w:r>
+            <w:r>
+              <w:rPr>
+                <w:noProof/>
+                <w:webHidden/>
+              </w:rPr>
+              <w:fldChar w:fldCharType="separate"/>
+            </w:r>
+            <w:r>
+              <w:rPr>
+                <w:noProof/>
+                <w:webHidden/>
+              </w:rPr>
+              <w:t>6</w:t>
+            </w:r>
+            <w:r>
+              <w:rPr>
+                <w:noProof/>
+                <w:webHidden/>
+              </w:rPr>
+              <w:fldChar w:fldCharType="end"/>
+            </w:r>
+          </w:hyperlink>
+        </w:p>
+        <w:p>
+          <w:pPr>
+            <w:pStyle w:val="TM1"/>
+            <w:tabs>
+              <w:tab w:val="right" w:leader="dot" w:pos="9062"/>
+            </w:tabs>
+            <w:rPr>
+              <w:rFonts w:eastAsiaTheme="minorEastAsia"/>
+              <w:noProof/>
+              <w:lang w:eastAsia="fr-FR"/>
+            </w:rPr>
+          </w:pPr>
+          <w:hyperlink w:anchor="_Toc223099089" w:history="1">
+            <w:r>
+              <w:rPr>
+                <w:rStyle w:val="Lienhypertexte"/>
+                <w:noProof/>
+              </w:rPr>
+              <w:t>6. Gestion de Projet et Planning</w:t>
+            </w:r>
+            <w:r>
+              <w:rPr>
+                <w:noProof/>
+                <w:webHidden/>
+              </w:rPr>
+              <w:tab/>
+            </w:r>
+            <w:r>
+              <w:rPr>
+                <w:noProof/>
+                <w:webHidden/>
+              </w:rPr>
+              <w:fldChar w:fldCharType="begin"/>
+            </w:r>
+            <w:r>
+              <w:rPr>
+                <w:noProof/>
+                <w:webHidden/>
+              </w:rPr>
+              <w:instrText xml:space="preserve"> PAGEREF _Toc223099089 \h </w:instrText>
+            </w:r>
+            <w:r>
+              <w:rPr>
+                <w:noProof/>
+                <w:webHidden/>
+              </w:rPr>
+            </w:r>
+            <w:r>
+              <w:rPr>
+                <w:noProof/>
+                <w:webHidden/>
+              </w:rPr>
+              <w:fldChar w:fldCharType="separate"/>
+            </w:r>
+            <w:r>
+              <w:rPr>
+                <w:noProof/>
+                <w:webHidden/>
+              </w:rPr>
+              <w:t>6</w:t>
+            </w:r>
+            <w:r>
+              <w:rPr>
+                <w:noProof/>
+                <w:webHidden/>
+              </w:rPr>
+              <w:fldChar w:fldCharType="end"/>
+            </w:r>
+          </w:hyperlink>
+        </w:p>
+        <w:p>
+          <w:pPr>
+            <w:pStyle w:val="TM2"/>
+            <w:tabs>
+              <w:tab w:val="right" w:leader="dot" w:pos="9062"/>
+            </w:tabs>
+            <w:rPr>
+              <w:rFonts w:eastAsiaTheme="minorEastAsia"/>
+              <w:noProof/>
+              <w:lang w:eastAsia="fr-FR"/>
+            </w:rPr>
+          </w:pPr>
+          <w:hyperlink w:anchor="_Toc223099090" w:history="1">
+            <w:r>
+              <w:rPr>
+                <w:rStyle w:val="Lienhypertexte"/>
+                <w:noProof/>
+              </w:rPr>
+              <w:t>6.1 Tableau des tâches</w:t>
+            </w:r>
+            <w:r>
+              <w:rPr>
+                <w:noProof/>
+                <w:webHidden/>
+              </w:rPr>
+              <w:tab/>
+            </w:r>
+            <w:r>
+              <w:rPr>
+                <w:noProof/>
+                <w:webHidden/>
+              </w:rPr>
+              <w:fldChar w:fldCharType="begin"/>
+            </w:r>
+            <w:r>
+              <w:rPr>
+                <w:noProof/>
+                <w:webHidden/>
+              </w:rPr>
+              <w:instrText xml:space="preserve"> PAGEREF _Toc223099090 \h </w:instrText>
+            </w:r>
+            <w:r>
+              <w:rPr>
+                <w:noProof/>
+                <w:webHidden/>
+              </w:rPr>
+            </w:r>
+            <w:r>
+              <w:rPr>
+                <w:noProof/>
+                <w:webHidden/>
+              </w:rPr>
+              <w:fldChar w:fldCharType="separate"/>
+            </w:r>
+            <w:r>
+              <w:rPr>
+                <w:noProof/>
+                <w:webHidden/>
+              </w:rPr>
+              <w:t>8</w:t>
+            </w:r>
+            <w:r>
+              <w:rPr>
+                <w:noProof/>
+                <w:webHidden/>
+              </w:rPr>
+              <w:fldChar w:fldCharType="end"/>
+            </w:r>
+          </w:hyperlink>
+        </w:p>
+        <w:p>
+          <w:r>
+            <w:rPr>
+              <w:b/>
+              <w:bCs/>
+            </w:rPr>
+            <w:fldChar w:fldCharType="end"/>
+          </w:r>
+        </w:p>
+      </w:sdtContent>
+    </w:sdt>
+    <w:p>
+      <w:pPr>
+        <w:pStyle w:val="Sansinterligne"/>
+        <w:rPr>
+          <w:sz w:val="22"/>
+          <w:szCs w:val="22"/>
+        </w:rPr>
+      </w:pPr>
+    </w:p>
+    <w:p>
+      <w:pPr>
+        <w:pStyle w:val="Sansinterligne"/>
+        <w:rPr>
+          <w:sz w:val="22"/>
+          <w:szCs w:val="22"/>
+        </w:rPr>
+      </w:pPr>
+    </w:p>
+    <w:p>
+      <w:pPr>
+        <w:pStyle w:val="Sansinterligne"/>
+        <w:rPr>
+          <w:sz w:val="22"/>
+          <w:szCs w:val="22"/>
+        </w:rPr>
+      </w:pPr>
+    </w:p>
+    <w:p>
+      <w:pPr>
+        <w:pStyle w:val="Sansinterligne"/>
+        <w:rPr>
+          <w:sz w:val="22"/>
+          <w:szCs w:val="22"/>
+        </w:rPr>
+      </w:pPr>
+    </w:p>
+    <w:p>
+      <w:pPr>
+        <w:pStyle w:val="Titre1"/>
+      </w:pPr>
+      <w:bookmarkStart w:id="0" w:name="_Toc223099069"/>
+      <w:r>
+        <w:lastRenderedPageBreak/>
+        <w:t xml:space="preserve">1. </w:t>
+      </w:r>
+      <w:r>
+        <w:t>Introduction du Dossier de Conception</w:t>
+      </w:r>
+      <w:bookmarkEnd w:id="0"/>
+    </w:p>
+    <w:p>
+      <w:pPr>
+        <w:pStyle w:val="Titre2"/>
+      </w:pPr>
+      <w:r>
+        <w:tab/>
+      </w:r>
+      <w:bookmarkStart w:id="1" w:name="_Toc223099070"/>
+      <w:r>
+        <w:t xml:space="preserve">1.1 </w:t>
+      </w:r>
+      <w:r>
+        <w:t>Contexte du projet</w:t>
+      </w:r>
+      <w:bookmarkEnd w:id="1"/>
+      <w:r>
+        <w:t xml:space="preserve"> </w:t>
+      </w:r>
+    </w:p>
+    <w:p>
+      <w:pPr>
+        <w:pStyle w:val="Sansinterligne"/>
+        <w:rPr>
+          <w:sz w:val="22"/>
+          <w:szCs w:val="22"/>
+        </w:rPr>
+      </w:pPr>
+      <w:r>
+        <w:rPr>
+          <w:sz w:val="22"/>
+          <w:szCs w:val="22"/>
+        </w:rPr>
+        <w:tab/>
+      </w:r>
+      <w:r>
+        <w:rPr>
+          <w:sz w:val="22"/>
+          <w:szCs w:val="22"/>
+        </w:rPr>
+        <w:t>Dans le cadre de notre BUT2 Informatique, nous sommes chargés de reprendre et d'améliorer une application web existante. Cet outil métier a pour objectif de gérer la logistique des examens, et plus particulièrement le placement automatique des étudiants dans les salles selon diverses contraintes (espacement, places réservées, etc.).</w:t>
+      </w:r>
+    </w:p>
+    <w:p>
+      <w:pPr>
+        <w:pStyle w:val="Sansinterligne"/>
+        <w:rPr>
+          <w:sz w:val="22"/>
+          <w:szCs w:val="22"/>
+        </w:rPr>
+      </w:pPr>
+    </w:p>
+    <w:p>
+      <w:pPr>
+        <w:pStyle w:val="Titre2"/>
+      </w:pPr>
+      <w:r>
+        <w:tab/>
+      </w:r>
+      <w:bookmarkStart w:id="2" w:name="_Toc223099071"/>
+      <w:r>
+        <w:t xml:space="preserve">1.2 </w:t>
+      </w:r>
+      <w:r>
+        <w:t>Problématique</w:t>
+      </w:r>
+      <w:bookmarkEnd w:id="2"/>
+      <w:r>
+        <w:t xml:space="preserve"> </w:t>
+      </w:r>
+    </w:p>
+    <w:p>
+      <w:pPr>
+        <w:pStyle w:val="Sansinterligne"/>
+        <w:rPr>
+          <w:sz w:val="22"/>
+          <w:szCs w:val="22"/>
+        </w:rPr>
+      </w:pPr>
+      <w:r>
+        <w:rPr>
+          <w:sz w:val="22"/>
+          <w:szCs w:val="22"/>
+        </w:rPr>
+        <w:tab/>
+      </w:r>
+      <w:r>
+        <w:rPr>
+          <w:sz w:val="22"/>
+          <w:szCs w:val="22"/>
+        </w:rPr>
+        <w:t>Le code source qui nous a été fourni souffre d'une importante dette technique. L'application a été développée sans architecture standard (absence de modèle MVC) et présente un "code spaghetti" où la logique métier, l'accès à la base de données et l'affichage sont mélangés. De plus, l'audit de l'existant a révélé des failles de sécurité critiques (utilisation d'algorithmes obsolètes comme le MD5, vulnérabilités aux injections SQL) ainsi qu'une base de données qui ne répond pas totalement au cahier des charges (manque de gestion pour les étudiants au "premier rang").</w:t>
+      </w:r>
+    </w:p>
+    <w:p>
+      <w:pPr>
+        <w:pStyle w:val="Sansinterligne"/>
+        <w:rPr>
+          <w:sz w:val="22"/>
+          <w:szCs w:val="22"/>
+        </w:rPr>
+      </w:pPr>
+    </w:p>
+    <w:p>
+      <w:pPr>
+        <w:pStyle w:val="Titre2"/>
+      </w:pPr>
+      <w:r>
+        <w:tab/>
+      </w:r>
+      <w:bookmarkStart w:id="3" w:name="_Toc223099072"/>
+      <w:r>
+        <w:t xml:space="preserve">1.3 </w:t>
+      </w:r>
+      <w:r>
+        <w:t>Objectifs</w:t>
+      </w:r>
+      <w:bookmarkEnd w:id="3"/>
+    </w:p>
+    <w:p>
+      <w:pPr>
+        <w:pStyle w:val="Sansinterligne"/>
+        <w:rPr>
+          <w:sz w:val="22"/>
+          <w:szCs w:val="22"/>
+        </w:rPr>
+      </w:pPr>
+      <w:r>
+        <w:rPr>
+          <w:sz w:val="22"/>
+          <w:szCs w:val="22"/>
+        </w:rPr>
+        <w:t xml:space="preserve"> </w:t>
+      </w:r>
+      <w:r>
+        <w:rPr>
+          <w:sz w:val="22"/>
+          <w:szCs w:val="22"/>
+        </w:rPr>
+        <w:tab/>
+      </w:r>
+      <w:r>
+        <w:rPr>
+          <w:sz w:val="22"/>
+          <w:szCs w:val="22"/>
+        </w:rPr>
+        <w:t>Ce dossier de conception a pour but de dresser un bilan technique de l'application actuelle et de proposer un plan d'action concret pour la refactoriser. Notre mission sera d'assainir le code, de sécuriser les accès et les données, de moderniser l'interface utilisateur, et d'adapter la base de données pour qu'elle réponde parfaitement aux besoins finaux, tout en garantissant un produit maintenable et évolutif.</w:t>
+      </w:r>
+    </w:p>
+    <w:p>
+      <w:pPr>
+        <w:pStyle w:val="Sansinterligne"/>
+        <w:rPr>
+          <w:sz w:val="22"/>
+          <w:szCs w:val="22"/>
+        </w:rPr>
+      </w:pPr>
+    </w:p>
+    <w:p>
+      <w:pPr>
+        <w:pStyle w:val="Titre1"/>
+      </w:pPr>
+      <w:bookmarkStart w:id="4" w:name="_Toc223099073"/>
+      <w:r>
+        <w:t>2</w:t>
+      </w:r>
+      <w:r>
+        <w:t>. Analyse Fonctionnelle</w:t>
+      </w:r>
+      <w:bookmarkEnd w:id="4"/>
+    </w:p>
+    <w:p>
+      <w:pPr>
+        <w:pStyle w:val="Titre2"/>
+      </w:pPr>
+      <w:r>
+        <w:tab/>
+      </w:r>
+      <w:bookmarkStart w:id="5" w:name="_Toc223099074"/>
+      <w:r>
+        <w:t xml:space="preserve">2.1 </w:t>
+      </w:r>
+      <w:r>
+        <w:t>Le rôle de l'application</w:t>
+      </w:r>
+      <w:bookmarkEnd w:id="5"/>
+      <w:r>
+        <w:t xml:space="preserve"> </w:t>
+      </w:r>
+    </w:p>
+    <w:p>
+      <w:pPr>
+        <w:pStyle w:val="Sansinterligne"/>
+        <w:rPr>
+          <w:sz w:val="22"/>
+          <w:szCs w:val="22"/>
+        </w:rPr>
+      </w:pPr>
+      <w:r>
+        <w:rPr>
+          <w:sz w:val="22"/>
+          <w:szCs w:val="22"/>
+        </w:rPr>
+        <w:tab/>
+      </w:r>
+      <w:r>
+        <w:rPr>
+          <w:sz w:val="22"/>
+          <w:szCs w:val="22"/>
+        </w:rPr>
+        <w:t>L'application actuelle est un outil métier pensé pour faciliter l'organisation des examens. Son but principal est de gérer le placement des étudiants dans les salles. Elle propose plusieurs fonctionnalités clés :</w:t>
+      </w:r>
+    </w:p>
+    <w:p>
+      <w:pPr>
+        <w:pStyle w:val="Sansinterligne"/>
+        <w:numPr>
+          <w:ilvl w:val="0"/>
+          <w:numId w:val="10"/>
+        </w:numPr>
+        <w:rPr>
+          <w:sz w:val="22"/>
+          <w:szCs w:val="22"/>
+        </w:rPr>
+      </w:pPr>
+      <w:r>
+        <w:rPr>
+          <w:sz w:val="22"/>
+          <w:szCs w:val="22"/>
+        </w:rPr>
+        <w:t>Un système de connexion pour les professeurs et administrateurs, avec une sécurité obligeant à changer le mot de passe par défaut à la première connexion.</w:t>
+      </w:r>
+    </w:p>
+    <w:p>
+      <w:pPr>
+        <w:pStyle w:val="Sansinterligne"/>
+        <w:numPr>
+          <w:ilvl w:val="0"/>
+          <w:numId w:val="10"/>
+        </w:numPr>
+        <w:rPr>
+          <w:sz w:val="22"/>
+          <w:szCs w:val="22"/>
+        </w:rPr>
+      </w:pPr>
+      <w:r>
+        <w:rPr>
+          <w:sz w:val="22"/>
+          <w:szCs w:val="22"/>
+        </w:rPr>
+        <w:t>Une interface pour gérer (créer, voir, modifier) les salles, les matières et les promotions.</w:t>
+      </w:r>
+    </w:p>
+    <w:p>
+      <w:pPr>
+        <w:pStyle w:val="Sansinterligne"/>
+        <w:numPr>
+          <w:ilvl w:val="0"/>
+          <w:numId w:val="10"/>
+        </w:numPr>
+        <w:rPr>
+          <w:sz w:val="22"/>
+          <w:szCs w:val="22"/>
+        </w:rPr>
+      </w:pPr>
+      <w:r>
+        <w:rPr>
+          <w:sz w:val="22"/>
+          <w:szCs w:val="22"/>
+        </w:rPr>
+        <w:t>Un algorithme de placement qui place les étudiants automatiquement tout en respectant des règles (comme l'espacement entre les tables ou les places réservées aux personnes à mobilité réduite - PMR).</w:t>
+      </w:r>
+    </w:p>
+    <w:p>
+      <w:pPr>
+        <w:pStyle w:val="Sansinterligne"/>
+        <w:numPr>
+          <w:ilvl w:val="0"/>
+          <w:numId w:val="10"/>
+        </w:numPr>
+        <w:rPr>
+          <w:sz w:val="22"/>
+          <w:szCs w:val="22"/>
+        </w:rPr>
+      </w:pPr>
+      <w:r>
+        <w:rPr>
+          <w:sz w:val="22"/>
+          <w:szCs w:val="22"/>
+        </w:rPr>
+        <w:t>Un outil d'exportation pour générer les plans de salle et les listes d'émargement en format PDF.</w:t>
+      </w:r>
+    </w:p>
+    <w:p>
+      <w:pPr>
+        <w:pStyle w:val="Sansinterligne"/>
+        <w:rPr>
+          <w:sz w:val="22"/>
+          <w:szCs w:val="22"/>
+        </w:rPr>
+      </w:pPr>
+    </w:p>
+    <w:p>
+      <w:pPr>
+        <w:pStyle w:val="Sansinterligne"/>
+        <w:rPr>
+          <w:sz w:val="22"/>
+          <w:szCs w:val="22"/>
+        </w:rPr>
+      </w:pPr>
+    </w:p>
+    <w:p>
+      <w:pPr>
+        <w:pStyle w:val="Sansinterligne"/>
+        <w:rPr>
+          <w:sz w:val="22"/>
+          <w:szCs w:val="22"/>
+        </w:rPr>
+      </w:pPr>
+    </w:p>
+    <w:p>
+      <w:pPr>
+        <w:pStyle w:val="Sansinterligne"/>
+        <w:rPr>
+          <w:sz w:val="22"/>
+          <w:szCs w:val="22"/>
+        </w:rPr>
+      </w:pPr>
+    </w:p>
+    <w:p>
+      <w:pPr>
+        <w:pStyle w:val="Sansinterligne"/>
+        <w:rPr>
+          <w:sz w:val="22"/>
+          <w:szCs w:val="22"/>
+        </w:rPr>
+      </w:pPr>
+    </w:p>
+    <w:p>
+      <w:pPr>
+        <w:pStyle w:val="Sansinterligne"/>
+        <w:rPr>
+          <w:sz w:val="22"/>
+          <w:szCs w:val="22"/>
+        </w:rPr>
+      </w:pPr>
+    </w:p>
+    <w:p>
+      <w:pPr>
+        <w:pStyle w:val="Sansinterligne"/>
+        <w:rPr>
+          <w:sz w:val="22"/>
+          <w:szCs w:val="22"/>
+        </w:rPr>
+      </w:pPr>
+    </w:p>
+    <w:p>
+      <w:pPr>
+        <w:pStyle w:val="Titre2"/>
+      </w:pPr>
+      <w:r>
+        <w:lastRenderedPageBreak/>
+        <w:tab/>
+      </w:r>
+      <w:bookmarkStart w:id="6" w:name="_Toc223099075"/>
+      <w:r>
+        <w:t xml:space="preserve">2.2 </w:t>
+      </w:r>
+      <w:r>
+        <w:t>Les limites face au cahier des charges</w:t>
+      </w:r>
+      <w:bookmarkEnd w:id="6"/>
+      <w:r>
+        <w:t xml:space="preserve"> </w:t>
+      </w:r>
+    </w:p>
+    <w:p>
+      <w:pPr>
+        <w:pStyle w:val="Sansinterligne"/>
+        <w:rPr>
+          <w:sz w:val="22"/>
+          <w:szCs w:val="22"/>
+        </w:rPr>
+      </w:pPr>
+      <w:r>
+        <w:rPr>
+          <w:sz w:val="22"/>
+          <w:szCs w:val="22"/>
+        </w:rPr>
+        <w:tab/>
+      </w:r>
+      <w:r>
+        <w:rPr>
+          <w:sz w:val="22"/>
+          <w:szCs w:val="22"/>
+        </w:rPr>
+        <w:t>Malgré ces fonctionnalités, l'outil ne répond pas entièrement aux attentes. Le problème principal vient de la gestion des étudiants ayant besoin d'être au "premier rang" (pour raisons médicales ou contrat pédagogique). Actuellement, la base de données ne possède aucun champ (comme un booléen priorite_rang) pour identifier ces étudiants. Conséquence : l'algorithme les place au hasard, et l'utilisateur doit corriger le plan manuellement à chaque fois, ce qui fait perdre beaucoup de temps.</w:t>
+      </w:r>
+    </w:p>
+    <w:p>
+      <w:pPr>
+        <w:pStyle w:val="Sansinterligne"/>
+        <w:rPr>
+          <w:sz w:val="22"/>
+          <w:szCs w:val="22"/>
+        </w:rPr>
+      </w:pPr>
+    </w:p>
+    <w:p>
+      <w:pPr>
+        <w:pStyle w:val="Sansinterligne"/>
+        <w:rPr>
+          <w:sz w:val="22"/>
+          <w:szCs w:val="22"/>
+        </w:rPr>
+      </w:pPr>
+      <w:r>
+        <w:rPr>
+          <w:sz w:val="22"/>
+          <w:szCs w:val="22"/>
+        </w:rPr>
+        <w:t>De plus, l'expérience utilisateur (UX) est assez vieillissante. Par exemple, l'application utilise beaucoup de pop-ups JavaScript (</w:t>
+      </w:r>
+      <w:proofErr w:type="spellStart"/>
+      <w:proofErr w:type="gramStart"/>
+      <w:r>
+        <w:rPr>
+          <w:sz w:val="22"/>
+          <w:szCs w:val="22"/>
+        </w:rPr>
+        <w:t>alert</w:t>
+      </w:r>
+      <w:proofErr w:type="spellEnd"/>
+      <w:r>
+        <w:rPr>
+          <w:sz w:val="22"/>
+          <w:szCs w:val="22"/>
+        </w:rPr>
+        <w:t>(</w:t>
+      </w:r>
+      <w:proofErr w:type="gramEnd"/>
+      <w:r>
+        <w:rPr>
+          <w:sz w:val="22"/>
+          <w:szCs w:val="22"/>
+        </w:rPr>
+        <w:t>)) pour valider les formulaires, ce qui bloque la navigation et rend l'utilisation peu agréable.</w:t>
+      </w:r>
+    </w:p>
+    <w:p>
+      <w:pPr>
+        <w:pStyle w:val="Sansinterligne"/>
+        <w:rPr>
+          <w:sz w:val="22"/>
+          <w:szCs w:val="22"/>
+        </w:rPr>
+      </w:pPr>
+    </w:p>
+    <w:p>
+      <w:pPr>
+        <w:pStyle w:val="Titre1"/>
+      </w:pPr>
+      <w:bookmarkStart w:id="7" w:name="_Toc223099076"/>
+      <w:r>
+        <w:t>3</w:t>
+      </w:r>
+      <w:r>
+        <w:t>. Analyse Technique</w:t>
+      </w:r>
+      <w:bookmarkEnd w:id="7"/>
+    </w:p>
+    <w:p>
+      <w:pPr>
+        <w:pStyle w:val="Titre2"/>
+      </w:pPr>
+      <w:r>
+        <w:tab/>
+      </w:r>
+      <w:bookmarkStart w:id="8" w:name="_Toc223099077"/>
+      <w:r>
+        <w:t xml:space="preserve">3.1 </w:t>
+      </w:r>
+      <w:r>
+        <w:t>Une</w:t>
+      </w:r>
+      <w:r>
+        <w:t xml:space="preserve"> mauvaise </w:t>
+      </w:r>
+      <w:r>
+        <w:t>architecture</w:t>
+      </w:r>
+      <w:bookmarkEnd w:id="8"/>
+    </w:p>
+    <w:p>
+      <w:pPr>
+        <w:pStyle w:val="Sansinterligne"/>
+        <w:rPr>
+          <w:sz w:val="22"/>
+          <w:szCs w:val="22"/>
+        </w:rPr>
+      </w:pPr>
+      <w:r>
+        <w:rPr>
+          <w:sz w:val="22"/>
+          <w:szCs w:val="22"/>
+        </w:rPr>
+        <w:tab/>
+      </w:r>
+      <w:r>
+        <w:rPr>
+          <w:sz w:val="22"/>
+          <w:szCs w:val="22"/>
+        </w:rPr>
+        <w:t>Le projet souffre d'une importante dette technique. L'application ne respecte pas les standards modernes de développement, comme l'architecture MVC (Modèle-Vue-Contrôleur). Tout est mélangé : le fichier index.php, qui sert de point d'entrée, contient à la fois la gestion des sessions, des requêtes SQL, de la logique métier et du code HTML/JavaScript. Ce type de "code spaghetti" rend l'application très difficile à lire et à faire évoluer.</w:t>
+      </w:r>
+    </w:p>
+    <w:p>
+      <w:pPr>
+        <w:pStyle w:val="Sansinterligne"/>
+        <w:rPr>
+          <w:sz w:val="22"/>
+          <w:szCs w:val="22"/>
+        </w:rPr>
+      </w:pPr>
+    </w:p>
+    <w:p>
+      <w:pPr>
+        <w:pStyle w:val="Titre2"/>
+      </w:pPr>
+      <w:r>
+        <w:tab/>
+      </w:r>
+      <w:bookmarkStart w:id="9" w:name="_Toc223099078"/>
+      <w:r>
+        <w:t xml:space="preserve">3.2 </w:t>
+      </w:r>
+      <w:r>
+        <w:t>Un système de routage et des sessions mal gérés</w:t>
+      </w:r>
+      <w:bookmarkEnd w:id="9"/>
+    </w:p>
+    <w:p>
+      <w:pPr>
+        <w:pStyle w:val="Sansinterligne"/>
+        <w:rPr>
+          <w:sz w:val="22"/>
+          <w:szCs w:val="22"/>
+        </w:rPr>
+      </w:pPr>
+      <w:r>
+        <w:rPr>
+          <w:sz w:val="22"/>
+          <w:szCs w:val="22"/>
+        </w:rPr>
+        <w:tab/>
+      </w:r>
+      <w:r>
+        <w:rPr>
+          <w:sz w:val="22"/>
+          <w:szCs w:val="22"/>
+        </w:rPr>
+        <w:t xml:space="preserve">La navigation se fait via l'URL avec des paramètres simples </w:t>
+      </w:r>
+    </w:p>
+    <w:p>
+      <w:pPr>
+        <w:pStyle w:val="Sansinterligne"/>
+        <w:rPr>
+          <w:sz w:val="22"/>
+          <w:szCs w:val="22"/>
+        </w:rPr>
+      </w:pPr>
+      <w:r>
+        <w:rPr>
+          <w:sz w:val="22"/>
+          <w:szCs w:val="22"/>
+        </w:rPr>
+        <w:t>(comme</w:t>
+      </w:r>
+      <w:r>
+        <w:rPr>
+          <w:sz w:val="22"/>
+          <w:szCs w:val="22"/>
+        </w:rPr>
+        <w:t xml:space="preserve"> </w:t>
+      </w:r>
+      <w:r>
+        <w:rPr>
+          <w:sz w:val="22"/>
+          <w:szCs w:val="22"/>
+        </w:rPr>
+        <w:t>?p=</w:t>
+      </w:r>
+      <w:proofErr w:type="spellStart"/>
+      <w:r>
+        <w:rPr>
+          <w:sz w:val="22"/>
+          <w:szCs w:val="22"/>
+        </w:rPr>
+        <w:t>nom_de_la_page</w:t>
+      </w:r>
+      <w:proofErr w:type="spellEnd"/>
+      <w:r>
+        <w:rPr>
+          <w:sz w:val="22"/>
+          <w:szCs w:val="22"/>
+        </w:rPr>
+        <w:t>).</w:t>
+      </w:r>
+      <w:r>
+        <w:rPr>
+          <w:sz w:val="22"/>
+          <w:szCs w:val="22"/>
+        </w:rPr>
+        <w:t xml:space="preserve"> </w:t>
+      </w:r>
+      <w:r>
+        <w:rPr>
+          <w:sz w:val="22"/>
+          <w:szCs w:val="22"/>
+        </w:rPr>
+        <w:t>C'est une méthode ancienne, difficile à maintenir et qui peut ouvrir la porte à des failles de sécurité (inclusion de fichiers). Par ailleurs, l'application abuse de la variable $_SESSION. Au lieu de l'utiliser uniquement pour garder l'utilisateur connecté, elle s'en sert pour stocker des données très lourdes (comme la structure complète des salles d'examen). Cela surcharge la mémoire du serveur pour rien et complique le débogage.</w:t>
+      </w:r>
+    </w:p>
+    <w:p>
+      <w:pPr>
+        <w:pStyle w:val="Sansinterligne"/>
+        <w:rPr>
+          <w:sz w:val="22"/>
+          <w:szCs w:val="22"/>
+        </w:rPr>
+      </w:pPr>
+    </w:p>
+    <w:p>
+      <w:pPr>
+        <w:pStyle w:val="Titre2"/>
+      </w:pPr>
+      <w:r>
+        <w:tab/>
+      </w:r>
+      <w:bookmarkStart w:id="10" w:name="_Toc223099079"/>
+      <w:r>
+        <w:t xml:space="preserve">3.3 </w:t>
+      </w:r>
+      <w:r>
+        <w:t>Une base de données dépassée</w:t>
+      </w:r>
+      <w:bookmarkEnd w:id="10"/>
+    </w:p>
+    <w:p>
+      <w:pPr>
+        <w:pStyle w:val="Sansinterligne"/>
+        <w:rPr>
+          <w:sz w:val="22"/>
+          <w:szCs w:val="22"/>
+        </w:rPr>
+      </w:pPr>
+      <w:r>
+        <w:rPr>
+          <w:sz w:val="22"/>
+          <w:szCs w:val="22"/>
+        </w:rPr>
+        <w:tab/>
+      </w:r>
+      <w:r>
+        <w:rPr>
+          <w:sz w:val="22"/>
+          <w:szCs w:val="22"/>
+        </w:rPr>
+        <w:t xml:space="preserve">Le script de création de la base de données montre que les tables utilisent le moteur </w:t>
+      </w:r>
+      <w:proofErr w:type="spellStart"/>
+      <w:r>
+        <w:rPr>
+          <w:sz w:val="22"/>
+          <w:szCs w:val="22"/>
+        </w:rPr>
+        <w:t>MyISAM</w:t>
+      </w:r>
+      <w:proofErr w:type="spellEnd"/>
+      <w:r>
+        <w:rPr>
+          <w:sz w:val="22"/>
+          <w:szCs w:val="22"/>
+        </w:rPr>
+        <w:t xml:space="preserve">. Aujourd'hui, le standard est </w:t>
+      </w:r>
+      <w:proofErr w:type="spellStart"/>
+      <w:r>
+        <w:rPr>
+          <w:sz w:val="22"/>
+          <w:szCs w:val="22"/>
+        </w:rPr>
+        <w:t>InnoDB</w:t>
+      </w:r>
+      <w:proofErr w:type="spellEnd"/>
+      <w:r>
+        <w:rPr>
+          <w:sz w:val="22"/>
+          <w:szCs w:val="22"/>
+        </w:rPr>
+        <w:t xml:space="preserve">. Le gros problème de </w:t>
+      </w:r>
+      <w:proofErr w:type="spellStart"/>
+      <w:r>
+        <w:rPr>
+          <w:sz w:val="22"/>
+          <w:szCs w:val="22"/>
+        </w:rPr>
+        <w:t>MyISAM</w:t>
+      </w:r>
+      <w:proofErr w:type="spellEnd"/>
+      <w:r>
+        <w:rPr>
+          <w:sz w:val="22"/>
+          <w:szCs w:val="22"/>
+        </w:rPr>
+        <w:t>, c'est qu'il ne gère pas les contraintes de clés étrangères. Il est donc impossible de garantir vraiment l'intégrité des données au niveau de la base de données elle-même.</w:t>
+      </w:r>
+    </w:p>
+    <w:p>
+      <w:pPr>
+        <w:pStyle w:val="Sansinterligne"/>
+        <w:rPr>
+          <w:sz w:val="22"/>
+          <w:szCs w:val="22"/>
+        </w:rPr>
+      </w:pPr>
+    </w:p>
+    <w:p>
+      <w:pPr>
+        <w:pStyle w:val="Titre1"/>
+      </w:pPr>
+      <w:bookmarkStart w:id="11" w:name="_Toc223099080"/>
+      <w:r>
+        <w:t>4</w:t>
+      </w:r>
+      <w:r>
+        <w:t>. Audit Critique (Vulnérabilités et Bugs)</w:t>
+      </w:r>
+      <w:bookmarkEnd w:id="11"/>
+    </w:p>
+    <w:p>
+      <w:pPr>
+        <w:pStyle w:val="Sansinterligne"/>
+        <w:rPr>
+          <w:sz w:val="22"/>
+          <w:szCs w:val="22"/>
+        </w:rPr>
+      </w:pPr>
+      <w:r>
+        <w:rPr>
+          <w:sz w:val="22"/>
+          <w:szCs w:val="22"/>
+        </w:rPr>
+        <w:tab/>
+      </w:r>
+      <w:r>
+        <w:rPr>
+          <w:sz w:val="22"/>
+          <w:szCs w:val="22"/>
+        </w:rPr>
+        <w:t>L'analyse du code source a permis d'identifier plusieurs défauts critiques qu'il faudra corriger en priorité lors de la refonte :</w:t>
+      </w:r>
+    </w:p>
+    <w:p>
+      <w:pPr>
+        <w:pStyle w:val="Sansinterligne"/>
+        <w:rPr>
+          <w:sz w:val="22"/>
+          <w:szCs w:val="22"/>
+        </w:rPr>
+      </w:pPr>
+    </w:p>
+    <w:p>
+      <w:pPr>
+        <w:pStyle w:val="Sansinterligne"/>
+        <w:rPr>
+          <w:sz w:val="22"/>
+          <w:szCs w:val="22"/>
+        </w:rPr>
+      </w:pPr>
+    </w:p>
+    <w:p>
+      <w:pPr>
+        <w:pStyle w:val="Titre2"/>
+      </w:pPr>
+      <w:r>
+        <w:lastRenderedPageBreak/>
+        <w:tab/>
+      </w:r>
+      <w:bookmarkStart w:id="12" w:name="_Toc223099081"/>
+      <w:r>
+        <w:t xml:space="preserve">4.1 </w:t>
+      </w:r>
+      <w:r>
+        <w:t>Urgence Sécurité - Les mots de passe</w:t>
+      </w:r>
+      <w:bookmarkEnd w:id="12"/>
+    </w:p>
+    <w:p>
+      <w:pPr>
+        <w:pStyle w:val="Sansinterligne"/>
+        <w:rPr>
+          <w:sz w:val="22"/>
+          <w:szCs w:val="22"/>
+        </w:rPr>
+      </w:pPr>
+      <w:r>
+        <w:rPr>
+          <w:sz w:val="22"/>
+          <w:szCs w:val="22"/>
+        </w:rPr>
+        <w:tab/>
+      </w:r>
+      <w:r>
+        <w:rPr>
+          <w:sz w:val="22"/>
+          <w:szCs w:val="22"/>
+        </w:rPr>
+        <w:t xml:space="preserve">L'application utilise MD5 pour hacher les mots de passe (fichiers </w:t>
+      </w:r>
+      <w:proofErr w:type="spellStart"/>
+      <w:r>
+        <w:rPr>
+          <w:sz w:val="22"/>
+          <w:szCs w:val="22"/>
+        </w:rPr>
+        <w:t>login.php</w:t>
+      </w:r>
+      <w:proofErr w:type="spellEnd"/>
+      <w:r>
+        <w:rPr>
+          <w:sz w:val="22"/>
+          <w:szCs w:val="22"/>
+        </w:rPr>
+        <w:t xml:space="preserve"> et </w:t>
+      </w:r>
+      <w:proofErr w:type="spellStart"/>
+      <w:r>
+        <w:rPr>
+          <w:sz w:val="22"/>
+          <w:szCs w:val="22"/>
+        </w:rPr>
+        <w:t>index.php</w:t>
+      </w:r>
+      <w:proofErr w:type="spellEnd"/>
+      <w:r>
+        <w:rPr>
+          <w:sz w:val="22"/>
+          <w:szCs w:val="22"/>
+        </w:rPr>
+        <w:t>). C'est un algorithme obsolète et très facile à pirater aujourd'hui. Pire, le mot de passe par défaut des nouveaux profs (</w:t>
+      </w:r>
+      <w:proofErr w:type="spellStart"/>
+      <w:r>
+        <w:rPr>
+          <w:sz w:val="22"/>
+          <w:szCs w:val="22"/>
+        </w:rPr>
+        <w:t>declic</w:t>
+      </w:r>
+      <w:proofErr w:type="spellEnd"/>
+      <w:r>
+        <w:rPr>
+          <w:sz w:val="22"/>
+          <w:szCs w:val="22"/>
+        </w:rPr>
+        <w:t xml:space="preserve">) est écrit en clair dans le code source. Il faut absolument passer aux fonctions modernes comme </w:t>
+      </w:r>
+      <w:proofErr w:type="spellStart"/>
+      <w:r>
+        <w:rPr>
+          <w:sz w:val="22"/>
+          <w:szCs w:val="22"/>
+        </w:rPr>
+        <w:t>password_</w:t>
+      </w:r>
+      <w:proofErr w:type="gramStart"/>
+      <w:r>
+        <w:rPr>
+          <w:sz w:val="22"/>
+          <w:szCs w:val="22"/>
+        </w:rPr>
+        <w:t>hash</w:t>
+      </w:r>
+      <w:proofErr w:type="spellEnd"/>
+      <w:r>
+        <w:rPr>
+          <w:sz w:val="22"/>
+          <w:szCs w:val="22"/>
+        </w:rPr>
+        <w:t>(</w:t>
+      </w:r>
+      <w:proofErr w:type="gramEnd"/>
+      <w:r>
+        <w:rPr>
+          <w:sz w:val="22"/>
+          <w:szCs w:val="22"/>
+        </w:rPr>
+        <w:t>).</w:t>
+      </w:r>
+    </w:p>
+    <w:p>
+      <w:pPr>
+        <w:pStyle w:val="Sansinterligne"/>
+        <w:rPr>
+          <w:sz w:val="22"/>
+          <w:szCs w:val="22"/>
+        </w:rPr>
+      </w:pPr>
+    </w:p>
+    <w:p>
+      <w:pPr>
+        <w:pStyle w:val="Titre2"/>
+      </w:pPr>
+      <w:r>
+        <w:tab/>
+      </w:r>
+      <w:bookmarkStart w:id="13" w:name="_Toc223099082"/>
+      <w:r>
+        <w:t xml:space="preserve">4.2 </w:t>
+      </w:r>
+      <w:r>
+        <w:t>Faille Critique - Injection SQL</w:t>
+      </w:r>
+      <w:bookmarkEnd w:id="13"/>
+      <w:r>
+        <w:t xml:space="preserve"> </w:t>
+      </w:r>
+    </w:p>
+    <w:p>
+      <w:pPr>
+        <w:pStyle w:val="Sansinterligne"/>
+        <w:rPr>
+          <w:sz w:val="22"/>
+          <w:szCs w:val="22"/>
+        </w:rPr>
+      </w:pPr>
+      <w:r>
+        <w:rPr>
+          <w:sz w:val="22"/>
+          <w:szCs w:val="22"/>
+        </w:rPr>
+        <w:tab/>
+      </w:r>
+      <w:r>
+        <w:rPr>
+          <w:sz w:val="22"/>
+          <w:szCs w:val="22"/>
+        </w:rPr>
+        <w:t>Dans le fichier export_pdf.php, l'ID de la salle (récupéré via l'URL en GET) est inséré directement dans la requête SQL sans être nettoyé. N'importe qui pourrait modifier l'URL pour pirater ou vider la base de données.</w:t>
+      </w:r>
+    </w:p>
+    <w:p>
+      <w:pPr>
+        <w:pStyle w:val="Sansinterligne"/>
+        <w:rPr>
+          <w:sz w:val="22"/>
+          <w:szCs w:val="22"/>
+        </w:rPr>
+      </w:pPr>
+    </w:p>
+    <w:p>
+      <w:pPr>
+        <w:pStyle w:val="Titre2"/>
+      </w:pPr>
+      <w:r>
+        <w:tab/>
+      </w:r>
+      <w:bookmarkStart w:id="14" w:name="_Toc223099083"/>
+      <w:r>
+        <w:t xml:space="preserve">4.3 </w:t>
+      </w:r>
+      <w:r>
+        <w:t>Code Obsolète (PHP 7+)</w:t>
+      </w:r>
+      <w:bookmarkEnd w:id="14"/>
+      <w:r>
+        <w:t xml:space="preserve"> </w:t>
+      </w:r>
+    </w:p>
+    <w:p>
+      <w:pPr>
+        <w:pStyle w:val="Sansinterligne"/>
+        <w:rPr>
+          <w:sz w:val="22"/>
+          <w:szCs w:val="22"/>
         </w:rPr>
       </w:pPr>
       <w:r>
         <w:rPr>
           <w:b/>
           <w:bCs/>
-        </w:rPr>
-        <w:lastRenderedPageBreak/>
-        <w:t>Introduction du Dossier de Conception</w:t>
-      </w:r>
-    </w:p>
-    <w:p>
-      <w:pPr>
-        <w:pStyle w:val="Sansinterligne"/>
+          <w:sz w:val="22"/>
+          <w:szCs w:val="22"/>
+        </w:rPr>
+        <w:tab/>
+      </w:r>
+      <w:r>
+        <w:rPr>
+          <w:sz w:val="22"/>
+          <w:szCs w:val="22"/>
+        </w:rPr>
+        <w:t>Ce même fichier export_pdf.php utilise des fonctions très anciennes (mysql_query, mysql_result) qui n'existent plus dans les versions récentes de PHP. Si on installe ce code sur un serveur actuel, l'application plantera tout simplement. Il faut tout migrer vers PDO, comme cela a été commencé sur d'autres pages.</w:t>
+      </w:r>
+    </w:p>
+    <w:p>
+      <w:pPr>
+        <w:pStyle w:val="Sansinterligne"/>
+        <w:rPr>
+          <w:sz w:val="22"/>
+          <w:szCs w:val="22"/>
+        </w:rPr>
+      </w:pPr>
+    </w:p>
+    <w:p>
+      <w:pPr>
+        <w:pStyle w:val="Titre2"/>
+      </w:pPr>
+      <w:r>
+        <w:tab/>
+      </w:r>
+      <w:bookmarkStart w:id="15" w:name="_Toc223099084"/>
+      <w:r>
+        <w:t xml:space="preserve">4.4 </w:t>
+      </w:r>
+      <w:r>
+        <w:t>Erreur de conception de la base</w:t>
+      </w:r>
+      <w:bookmarkEnd w:id="15"/>
+    </w:p>
+    <w:p>
+      <w:pPr>
+        <w:pStyle w:val="Sansinterligne"/>
+        <w:rPr>
+          <w:sz w:val="22"/>
+          <w:szCs w:val="22"/>
+        </w:rPr>
+      </w:pPr>
+      <w:r>
         <w:rPr>
           <w:b/>
           <w:bCs/>
-        </w:rPr>
-      </w:pPr>
-    </w:p>
-    <w:p>
-      <w:pPr>
-        <w:pStyle w:val="Sansinterligne"/>
-      </w:pPr>
-      <w:r>
+          <w:sz w:val="22"/>
+          <w:szCs w:val="22"/>
+        </w:rPr>
+        <w:tab/>
+      </w:r>
+      <w:r>
+        <w:rPr>
+          <w:sz w:val="22"/>
+          <w:szCs w:val="22"/>
+        </w:rPr>
+        <w:t>La manière dont les placements sont sauvegardés est mauvaise. Il manque une table "Examen" ou "Épreuve" pour lier un placement à une date et une matière. Sans cela, lancer un nouveau placement risque d'écraser les données du précédent.</w:t>
+      </w:r>
+    </w:p>
+    <w:p>
+      <w:pPr>
+        <w:pStyle w:val="Sansinterligne"/>
+        <w:rPr>
+          <w:sz w:val="22"/>
+          <w:szCs w:val="22"/>
+        </w:rPr>
+      </w:pPr>
+    </w:p>
+    <w:p>
+      <w:pPr>
+        <w:pStyle w:val="Titre2"/>
+      </w:pPr>
+      <w:r>
+        <w:tab/>
+      </w:r>
+      <w:bookmarkStart w:id="16" w:name="_Toc223099085"/>
+      <w:r>
+        <w:t xml:space="preserve">4.5 </w:t>
+      </w:r>
+      <w:r>
+        <w:t>Mauvaises pratiques web</w:t>
+      </w:r>
+      <w:bookmarkEnd w:id="16"/>
+      <w:r>
+        <w:t xml:space="preserve"> </w:t>
+      </w:r>
+    </w:p>
+    <w:p>
+      <w:pPr>
+        <w:pStyle w:val="Sansinterligne"/>
+        <w:rPr>
+          <w:sz w:val="22"/>
+          <w:szCs w:val="22"/>
+        </w:rPr>
+      </w:pPr>
+      <w:r>
+        <w:rPr>
+          <w:sz w:val="22"/>
+          <w:szCs w:val="22"/>
+        </w:rPr>
+        <w:tab/>
+      </w:r>
+      <w:r>
+        <w:rPr>
+          <w:sz w:val="22"/>
+          <w:szCs w:val="22"/>
+        </w:rPr>
+        <w:t>Le fichier ajaxIntervertion.php (qui échange deux étudiants de place) modifie des données en utilisant une requête GET. C'est une grosse faille de sécurité (CSRF). Il faut utiliser POST.</w:t>
+      </w:r>
+    </w:p>
+    <w:p>
+      <w:pPr>
+        <w:pStyle w:val="Sansinterligne"/>
+        <w:rPr>
+          <w:sz w:val="22"/>
+          <w:szCs w:val="22"/>
+        </w:rPr>
+      </w:pPr>
+    </w:p>
+    <w:p>
+      <w:pPr>
+        <w:pStyle w:val="Sansinterligne"/>
+        <w:rPr>
+          <w:sz w:val="22"/>
+          <w:szCs w:val="22"/>
+        </w:rPr>
+      </w:pPr>
+      <w:r>
+        <w:rPr>
+          <w:sz w:val="22"/>
+          <w:szCs w:val="22"/>
+        </w:rPr>
+        <w:t>La création des salles utilise des balises &lt;</w:t>
+      </w:r>
+      <w:proofErr w:type="spellStart"/>
+      <w:r>
+        <w:rPr>
+          <w:sz w:val="22"/>
+          <w:szCs w:val="22"/>
+        </w:rPr>
+        <w:t>iframe</w:t>
+      </w:r>
+      <w:proofErr w:type="spellEnd"/>
+      <w:r>
+        <w:rPr>
+          <w:sz w:val="22"/>
+          <w:szCs w:val="22"/>
+        </w:rPr>
+        <w:t>&gt; pour passer d'une étape à l'autre. C'est une technique du passé qui empêche le site d'être bien référencé et de s'adapter aux écrans de smartphones (responsive).</w:t>
+      </w:r>
+    </w:p>
+    <w:p>
+      <w:pPr>
+        <w:pStyle w:val="Sansinterligne"/>
+      </w:pPr>
+    </w:p>
+    <w:p>
+      <w:pPr>
+        <w:pStyle w:val="Sansinterligne"/>
+      </w:pPr>
+    </w:p>
+    <w:p>
+      <w:pPr>
+        <w:pStyle w:val="Sansinterligne"/>
+      </w:pPr>
+    </w:p>
+    <w:p>
+      <w:pPr>
+        <w:pStyle w:val="Sansinterligne"/>
+      </w:pPr>
+    </w:p>
+    <w:p>
+      <w:pPr>
+        <w:pStyle w:val="Sansinterligne"/>
+      </w:pPr>
+    </w:p>
+    <w:p>
+      <w:pPr>
+        <w:pStyle w:val="Sansinterligne"/>
+      </w:pPr>
+    </w:p>
+    <w:p>
+      <w:pPr>
+        <w:pStyle w:val="Sansinterligne"/>
+      </w:pPr>
+    </w:p>
+    <w:p>
+      <w:pPr>
+        <w:pStyle w:val="Sansinterligne"/>
+      </w:pPr>
+    </w:p>
+    <w:p>
+      <w:pPr>
+        <w:pStyle w:val="Sansinterligne"/>
+      </w:pPr>
+    </w:p>
+    <w:p>
+      <w:pPr>
+        <w:pStyle w:val="Sansinterligne"/>
+      </w:pPr>
+    </w:p>
+    <w:p>
+      <w:pPr>
+        <w:pStyle w:val="Sansinterligne"/>
+      </w:pPr>
+    </w:p>
+    <w:p>
+      <w:pPr>
+        <w:pStyle w:val="Sansinterligne"/>
+      </w:pPr>
+    </w:p>
+    <w:p>
+      <w:pPr>
+        <w:pStyle w:val="Sansinterligne"/>
+      </w:pPr>
+    </w:p>
+    <w:p>
+      <w:pPr>
+        <w:pStyle w:val="Studys"/>
+        <w:spacing w:line="240" w:lineRule="auto"/>
+        <w:rPr>
+          <w:sz w:val="22"/>
+          <w:szCs w:val="18"/>
+        </w:rPr>
+      </w:pPr>
+    </w:p>
+    <w:p>
+      <w:pPr>
+        <w:pStyle w:val="Titre1"/>
+      </w:pPr>
+      <w:bookmarkStart w:id="17" w:name="_Toc223099086"/>
+      <w:r>
+        <w:lastRenderedPageBreak/>
+        <w:t xml:space="preserve">5. </w:t>
+      </w:r>
+      <w:r>
+        <w:t>Analyse de la Base de Données</w:t>
+      </w:r>
+      <w:bookmarkEnd w:id="17"/>
+    </w:p>
+    <w:p>
+      <w:pPr>
+        <w:pStyle w:val="Sansinterligne"/>
+        <w:rPr>
+          <w:sz w:val="22"/>
+          <w:szCs w:val="22"/>
+        </w:rPr>
+      </w:pPr>
+      <w:r>
+        <w:rPr>
+          <w:sz w:val="22"/>
+          <w:szCs w:val="22"/>
+        </w:rPr>
+        <w:tab/>
+      </w:r>
+      <w:r>
+        <w:rPr>
+          <w:sz w:val="22"/>
+          <w:szCs w:val="22"/>
+        </w:rPr>
+        <w:t xml:space="preserve">L'étude repose sur le script SQL </w:t>
+      </w:r>
+      <w:proofErr w:type="spellStart"/>
+      <w:r>
+        <w:rPr>
+          <w:sz w:val="22"/>
+          <w:szCs w:val="22"/>
+        </w:rPr>
+        <w:t>infoplacement.sql</w:t>
+      </w:r>
+      <w:proofErr w:type="spellEnd"/>
+      <w:r>
+        <w:rPr>
+          <w:sz w:val="22"/>
+          <w:szCs w:val="22"/>
+        </w:rPr>
+        <w:t xml:space="preserve"> fourni. Cette base de données permet la gestion des ressources (promotions, groupes, étudiants, matières) et la configuration technique des salles pour le placement.</w:t>
+      </w:r>
+    </w:p>
+    <w:p>
+      <w:pPr>
+        <w:pStyle w:val="Sansinterligne"/>
+        <w:rPr>
+          <w:sz w:val="22"/>
+          <w:szCs w:val="22"/>
+        </w:rPr>
+      </w:pPr>
+    </w:p>
+    <w:p>
+      <w:pPr>
+        <w:pStyle w:val="Titre2"/>
+      </w:pPr>
+      <w:r>
+        <w:tab/>
+      </w:r>
+      <w:bookmarkStart w:id="18" w:name="_Toc223099087"/>
+      <w:r>
+        <w:t>5.1</w:t>
+      </w:r>
+      <w:r>
+        <w:t>Modèle Conceptuel de Données (MCD / Schéma EA)</w:t>
+      </w:r>
+      <w:bookmarkEnd w:id="18"/>
+    </w:p>
+    <w:p>
+      <w:pPr>
+        <w:pStyle w:val="Sansinterligne"/>
+        <w:rPr>
+          <w:sz w:val="22"/>
+          <w:szCs w:val="22"/>
+        </w:rPr>
+      </w:pPr>
+      <w:r>
+        <w:rPr>
+          <w:sz w:val="22"/>
+          <w:szCs w:val="22"/>
+        </w:rPr>
+        <w:t>Ce schéma représente la logique métier de l'application et les relations entre les entités.</w:t>
+      </w:r>
+    </w:p>
+    <w:p>
+      <w:pPr>
+        <w:pStyle w:val="Sansinterligne"/>
+        <w:rPr>
+          <w:sz w:val="22"/>
+          <w:szCs w:val="22"/>
+        </w:rPr>
+      </w:pPr>
+    </w:p>
+    <w:p>
+      <w:pPr>
+        <w:pStyle w:val="Sansinterligne"/>
+        <w:rPr>
+          <w:sz w:val="22"/>
+          <w:szCs w:val="22"/>
+        </w:rPr>
+      </w:pPr>
+      <w:r>
+        <w:rPr>
+          <w:sz w:val="22"/>
+          <w:szCs w:val="22"/>
+        </w:rPr>
+        <w:t>-DÉPARTEMENT : Gère plusieurs PROMOTIONS et contient plusieurs BÂTIMENTS.</w:t>
+      </w:r>
+    </w:p>
+    <w:p>
+      <w:pPr>
+        <w:pStyle w:val="Sansinterligne"/>
+        <w:rPr>
+          <w:sz w:val="22"/>
+          <w:szCs w:val="22"/>
+        </w:rPr>
+      </w:pPr>
+      <w:r>
+        <w:rPr>
+          <w:sz w:val="22"/>
+          <w:szCs w:val="22"/>
+        </w:rPr>
+        <w:t>-PROMOTION : Est divisée en GROUPES et possède ses propres MATIÈRES.</w:t>
+      </w:r>
+    </w:p>
+    <w:p>
+      <w:pPr>
+        <w:pStyle w:val="Sansinterligne"/>
+        <w:rPr>
+          <w:sz w:val="22"/>
+          <w:szCs w:val="22"/>
+        </w:rPr>
+      </w:pPr>
+      <w:r>
+        <w:rPr>
+          <w:sz w:val="22"/>
+          <w:szCs w:val="22"/>
+        </w:rPr>
+        <w:t>-ÉTUDIANT : Appartient à un GROUPE.</w:t>
+      </w:r>
+    </w:p>
+    <w:p>
+      <w:pPr>
+        <w:pStyle w:val="Sansinterligne"/>
+        <w:rPr>
+          <w:sz w:val="22"/>
+          <w:szCs w:val="22"/>
+        </w:rPr>
+      </w:pPr>
+      <w:r>
+        <w:rPr>
+          <w:sz w:val="22"/>
+          <w:szCs w:val="22"/>
+        </w:rPr>
+        <w:t>-SALLE : Située dans un BÂTIMENT, elle est associée à un PLAN (configuration spatiale).</w:t>
+      </w:r>
+    </w:p>
+    <w:p>
+      <w:pPr>
+        <w:pStyle w:val="Sansinterligne"/>
+        <w:rPr>
+          <w:sz w:val="22"/>
+          <w:szCs w:val="22"/>
+        </w:rPr>
+      </w:pPr>
+      <w:r>
+        <w:rPr>
+          <w:sz w:val="22"/>
+          <w:szCs w:val="22"/>
+        </w:rPr>
+        <w:t>-DEVOIR : Concerne une MATIÈRE et mobilise des SALLES.</w:t>
+      </w:r>
+    </w:p>
+    <w:p>
+      <w:pPr>
+        <w:pStyle w:val="Sansinterligne"/>
+        <w:rPr>
+          <w:sz w:val="22"/>
+          <w:szCs w:val="22"/>
+        </w:rPr>
+      </w:pPr>
+      <w:r>
+        <w:rPr>
+          <w:sz w:val="22"/>
+          <w:szCs w:val="22"/>
+        </w:rPr>
+        <w:t>-SURVEILLER : Association entre ENSEIGNANT, DEVOIR et SALLE.</w:t>
+      </w:r>
+    </w:p>
+    <w:p>
+      <w:pPr>
+        <w:pStyle w:val="Sansinterligne"/>
+        <w:rPr>
+          <w:sz w:val="22"/>
+          <w:szCs w:val="22"/>
+        </w:rPr>
+      </w:pPr>
+      <w:r>
+        <w:rPr>
+          <w:sz w:val="22"/>
+          <w:szCs w:val="22"/>
+        </w:rPr>
+        <w:t>-PLACER : Association centrale reliant un ÉTUDIANT à une place ($x, y$) dans une SALLE pour un DEVOIR spécifique.</w:t>
+      </w:r>
+    </w:p>
+    <w:p>
+      <w:pPr>
+        <w:pStyle w:val="Sansinterligne"/>
+        <w:rPr>
+          <w:sz w:val="22"/>
+          <w:szCs w:val="22"/>
+        </w:rPr>
+      </w:pPr>
+    </w:p>
+    <w:p>
+      <w:pPr>
+        <w:pStyle w:val="Sansinterligne"/>
+        <w:rPr>
+          <w:sz w:val="22"/>
+          <w:szCs w:val="22"/>
+        </w:rPr>
+      </w:pPr>
+      <w:r>
+        <w:rPr>
+          <w:sz w:val="22"/>
+          <w:szCs w:val="22"/>
+        </w:rPr>
+        <w:t xml:space="preserve">MCD : </w:t>
+      </w:r>
+      <w:r>
+        <w:rPr>
+          <w:noProof/>
+          <w:sz w:val="22"/>
+          <w:szCs w:val="22"/>
+        </w:rPr>
+        <w:drawing>
+          <wp:inline distT="0" distB="0" distL="0" distR="0" wp14:anchorId="004C7B24" wp14:editId="111CD0FF">
+            <wp:extent cx="5760720" cy="4562475"/>
+            <wp:effectExtent l="0" t="0" r="0" b="9525"/>
+            <wp:docPr id="2118830902" name="Image 1"/>
+            <wp:cNvGraphicFramePr>
+              <a:graphicFrameLocks xmlns:a="http://schemas.openxmlformats.org/drawingml/2006/main" noChangeAspect="1"/>
+            </wp:cNvGraphicFramePr>
+            <a:graphic xmlns:a="http://schemas.openxmlformats.org/drawingml/2006/main">
+              <a:graphicData uri="http://schemas.openxmlformats.org/drawingml/2006/picture">
+                <pic:pic xmlns:pic="http://schemas.openxmlformats.org/drawingml/2006/picture">
+                  <pic:nvPicPr>
+                    <pic:cNvPr id="2118830902" name=""/>
+                    <pic:cNvPicPr/>
+                  </pic:nvPicPr>
+                  <pic:blipFill>
+                    <a:blip r:embed="rId8"/>
+                    <a:stretch>
+                      <a:fillRect/>
+                    </a:stretch>
+                  </pic:blipFill>
+                  <pic:spPr>
+                    <a:xfrm>
+                      <a:off x="0" y="0"/>
+                      <a:ext cx="5760720" cy="4562475"/>
+                    </a:xfrm>
+                    <a:prstGeom prst="rect">
+                      <a:avLst/>
+                    </a:prstGeom>
+                  </pic:spPr>
+                </pic:pic>
+              </a:graphicData>
+            </a:graphic>
+          </wp:inline>
+        </w:drawing>
+      </w:r>
+    </w:p>
+    <w:p>
+      <w:pPr>
+        <w:pStyle w:val="Sansinterligne"/>
+        <w:rPr>
+          <w:sz w:val="22"/>
+          <w:szCs w:val="22"/>
+        </w:rPr>
+      </w:pPr>
+    </w:p>
+    <w:p>
+      <w:pPr>
+        <w:pStyle w:val="Sansinterligne"/>
+        <w:rPr>
+          <w:sz w:val="22"/>
+          <w:szCs w:val="22"/>
+        </w:rPr>
+      </w:pPr>
+    </w:p>
+    <w:p>
+      <w:pPr>
+        <w:pStyle w:val="Sansinterligne"/>
+        <w:rPr>
+          <w:sz w:val="22"/>
+          <w:szCs w:val="22"/>
+        </w:rPr>
+      </w:pPr>
+    </w:p>
+    <w:p>
+      <w:pPr>
+        <w:pStyle w:val="Sansinterligne"/>
+        <w:rPr>
+          <w:sz w:val="22"/>
+          <w:szCs w:val="22"/>
+        </w:rPr>
+      </w:pPr>
+    </w:p>
+    <w:p>
+      <w:pPr>
+        <w:pStyle w:val="Sansinterligne"/>
+        <w:rPr>
+          <w:sz w:val="22"/>
+          <w:szCs w:val="22"/>
+        </w:rPr>
+      </w:pPr>
+      <w:r>
+        <w:rPr>
+          <w:sz w:val="22"/>
+          <w:szCs w:val="22"/>
+        </w:rPr>
+        <w:lastRenderedPageBreak/>
+        <w:t xml:space="preserve">MLD : </w:t>
+      </w:r>
+    </w:p>
+    <w:p>
+      <w:pPr>
+        <w:pStyle w:val="Sansinterligne"/>
+        <w:rPr>
+          <w:sz w:val="22"/>
+          <w:szCs w:val="22"/>
+        </w:rPr>
+      </w:pPr>
+      <w:r>
+        <w:rPr>
+          <w:noProof/>
+          <w:sz w:val="22"/>
+          <w:szCs w:val="22"/>
+        </w:rPr>
+        <w:drawing>
+          <wp:inline distT="0" distB="0" distL="0" distR="0" wp14:anchorId="198A93F8" wp14:editId="745B3DF4">
+            <wp:extent cx="5760720" cy="4132580"/>
+            <wp:effectExtent l="0" t="0" r="0" b="1270"/>
+            <wp:docPr id="1792985145" name="Image 1"/>
+            <wp:cNvGraphicFramePr>
+              <a:graphicFrameLocks xmlns:a="http://schemas.openxmlformats.org/drawingml/2006/main" noChangeAspect="1"/>
+            </wp:cNvGraphicFramePr>
+            <a:graphic xmlns:a="http://schemas.openxmlformats.org/drawingml/2006/main">
+              <a:graphicData uri="http://schemas.openxmlformats.org/drawingml/2006/picture">
+                <pic:pic xmlns:pic="http://schemas.openxmlformats.org/drawingml/2006/picture">
+                  <pic:nvPicPr>
+                    <pic:cNvPr id="1792985145" name=""/>
+                    <pic:cNvPicPr/>
+                  </pic:nvPicPr>
+                  <pic:blipFill>
+                    <a:blip r:embed="rId9"/>
+                    <a:stretch>
+                      <a:fillRect/>
+                    </a:stretch>
+                  </pic:blipFill>
+                  <pic:spPr>
+                    <a:xfrm>
+                      <a:off x="0" y="0"/>
+                      <a:ext cx="5760720" cy="4132580"/>
+                    </a:xfrm>
+                    <a:prstGeom prst="rect">
+                      <a:avLst/>
+                    </a:prstGeom>
+                  </pic:spPr>
+                </pic:pic>
+              </a:graphicData>
+            </a:graphic>
+          </wp:inline>
+        </w:drawing>
+      </w:r>
+    </w:p>
+    <w:p>
+      <w:pPr>
+        <w:pStyle w:val="Sansinterligne"/>
+        <w:rPr>
+          <w:sz w:val="22"/>
+          <w:szCs w:val="22"/>
+        </w:rPr>
+      </w:pPr>
+    </w:p>
+    <w:p>
+      <w:pPr>
+        <w:pStyle w:val="Titre2"/>
+      </w:pPr>
+      <w:r>
+        <w:tab/>
+      </w:r>
+      <w:bookmarkStart w:id="19" w:name="_Toc223099088"/>
+      <w:r>
+        <w:t xml:space="preserve">5.2 </w:t>
+      </w:r>
+      <w:r>
+        <w:t>Évaluation et Critiques du Schéma</w:t>
+      </w:r>
+      <w:bookmarkEnd w:id="19"/>
+    </w:p>
+    <w:p>
+      <w:pPr>
+        <w:pStyle w:val="Sansinterligne"/>
+        <w:rPr>
+          <w:sz w:val="22"/>
+          <w:szCs w:val="22"/>
+        </w:rPr>
+      </w:pPr>
+      <w:r>
+        <w:rPr>
+          <w:sz w:val="22"/>
+          <w:szCs w:val="22"/>
+        </w:rPr>
+        <w:t xml:space="preserve">Conformément aux objectifs de la </w:t>
+      </w:r>
+      <w:proofErr w:type="spellStart"/>
+      <w:r>
+        <w:rPr>
+          <w:sz w:val="22"/>
+          <w:szCs w:val="22"/>
+        </w:rPr>
+        <w:t>SAé</w:t>
+      </w:r>
+      <w:proofErr w:type="spellEnd"/>
+      <w:r>
+        <w:rPr>
+          <w:sz w:val="22"/>
+          <w:szCs w:val="22"/>
+        </w:rPr>
+        <w:t xml:space="preserve">, nous avons évalué la pertinence de cette </w:t>
+      </w:r>
+      <w:r>
+        <w:rPr>
+          <w:sz w:val="22"/>
+          <w:szCs w:val="22"/>
+        </w:rPr>
+        <w:t>structure :</w:t>
+      </w:r>
+    </w:p>
+    <w:p>
+      <w:pPr>
+        <w:pStyle w:val="Sansinterligne"/>
+        <w:rPr>
+          <w:sz w:val="22"/>
+          <w:szCs w:val="22"/>
+        </w:rPr>
+      </w:pPr>
+    </w:p>
+    <w:p>
+      <w:pPr>
+        <w:pStyle w:val="Sansinterligne"/>
         <w:rPr>
           <w:b/>
           <w:bCs/>
-        </w:rPr>
-        <w:t>Contexte du projet</w:t>
-      </w:r>
-      <w:r>
-        <w:t xml:space="preserve"> Dans le cadre de notre BUT2 Informatique, nous sommes chargés de reprendre et d'améliorer une application web existante. Cet outil métier a pour objectif de gérer la logistique des examens, et plus particulièrement le placement automatique des étudiants dans les salles selon diverses contraintes (espacement, places réservées, etc.).</w:t>
-      </w:r>
-    </w:p>
-    <w:p>
-      <w:pPr>
-        <w:pStyle w:val="Sansinterligne"/>
+          <w:sz w:val="22"/>
+          <w:szCs w:val="22"/>
+          <w:u w:val="single"/>
+        </w:rPr>
       </w:pPr>
       <w:r>
         <w:rPr>
           <w:b/>
           <w:bCs/>
-        </w:rPr>
-        <w:t>Problématique</w:t>
-      </w:r>
-      <w:r>
-        <w:t xml:space="preserve"> Le code source qui nous a été fourni souffre d'une importante dette technique. L'application a été développée sans architecture standard (absence de modèle MVC) et présente un "code spaghetti" où la logique métier, l'accès à la base de données et l'affichage sont mélangés. De plus, l'audit de l'existant a révélé des failles de sécurité critiques (utilisation d'algorithmes obsolètes comme le MD5, vulnérabilités aux injections SQL) ainsi qu'une base de données qui ne répond pas totalement au cahier des charges (manque de gestion pour les étudiants au "premier rang").</w:t>
-      </w:r>
-    </w:p>
-    <w:p>
-      <w:pPr>
-        <w:pStyle w:val="Sansinterligne"/>
-      </w:pPr>
-      <w:r>
+          <w:sz w:val="22"/>
+          <w:szCs w:val="22"/>
+          <w:u w:val="single"/>
+        </w:rPr>
+        <w:t>Points Forts :</w:t>
+      </w:r>
+    </w:p>
+    <w:p>
+      <w:pPr>
+        <w:pStyle w:val="Sansinterligne"/>
+        <w:rPr>
+          <w:sz w:val="22"/>
+          <w:szCs w:val="22"/>
+        </w:rPr>
+      </w:pPr>
+      <w:r>
+        <w:rPr>
+          <w:sz w:val="22"/>
+          <w:szCs w:val="22"/>
+        </w:rPr>
+        <w:t xml:space="preserve">Accessibilité : La présence des colonnes </w:t>
+      </w:r>
+      <w:proofErr w:type="spellStart"/>
+      <w:r>
+        <w:rPr>
+          <w:sz w:val="22"/>
+          <w:szCs w:val="22"/>
+        </w:rPr>
+        <w:t>tiers_temps</w:t>
+      </w:r>
+      <w:proofErr w:type="spellEnd"/>
+      <w:r>
+        <w:rPr>
+          <w:sz w:val="22"/>
+          <w:szCs w:val="22"/>
+        </w:rPr>
+        <w:t xml:space="preserve"> et </w:t>
+      </w:r>
+      <w:proofErr w:type="spellStart"/>
+      <w:r>
+        <w:rPr>
+          <w:sz w:val="22"/>
+          <w:szCs w:val="22"/>
+        </w:rPr>
+        <w:t>mob_reduite</w:t>
+      </w:r>
+      <w:proofErr w:type="spellEnd"/>
+      <w:r>
+        <w:rPr>
+          <w:sz w:val="22"/>
+          <w:szCs w:val="22"/>
+        </w:rPr>
+        <w:t xml:space="preserve"> dans la table </w:t>
+      </w:r>
+      <w:proofErr w:type="spellStart"/>
+      <w:r>
+        <w:rPr>
+          <w:sz w:val="22"/>
+          <w:szCs w:val="22"/>
+        </w:rPr>
+        <w:t>etudiant</w:t>
+      </w:r>
+      <w:proofErr w:type="spellEnd"/>
+      <w:r>
+        <w:rPr>
+          <w:sz w:val="22"/>
+          <w:szCs w:val="22"/>
+        </w:rPr>
+        <w:t xml:space="preserve"> permet de répondre au cahier des charges concernant les placements spécifiques (premier rang, etc.).</w:t>
+      </w:r>
+    </w:p>
+    <w:p>
+      <w:pPr>
+        <w:pStyle w:val="Sansinterligne"/>
+        <w:rPr>
+          <w:sz w:val="22"/>
+          <w:szCs w:val="22"/>
+        </w:rPr>
+      </w:pPr>
+      <w:r>
+        <w:rPr>
+          <w:sz w:val="22"/>
+          <w:szCs w:val="22"/>
+        </w:rPr>
+        <w:t xml:space="preserve">Flexibilité spatiale : L'utilisation de coordonnées </w:t>
+      </w:r>
+      <w:proofErr w:type="spellStart"/>
+      <w:r>
+        <w:rPr>
+          <w:sz w:val="22"/>
+          <w:szCs w:val="22"/>
+        </w:rPr>
+        <w:t>place_x</w:t>
+      </w:r>
+      <w:proofErr w:type="spellEnd"/>
+      <w:r>
+        <w:rPr>
+          <w:sz w:val="22"/>
+          <w:szCs w:val="22"/>
+        </w:rPr>
+        <w:t xml:space="preserve"> et </w:t>
+      </w:r>
+      <w:proofErr w:type="spellStart"/>
+      <w:r>
+        <w:rPr>
+          <w:sz w:val="22"/>
+          <w:szCs w:val="22"/>
+        </w:rPr>
+        <w:t>place_y</w:t>
+      </w:r>
+      <w:proofErr w:type="spellEnd"/>
+      <w:r>
+        <w:rPr>
+          <w:sz w:val="22"/>
+          <w:szCs w:val="22"/>
+        </w:rPr>
+        <w:t xml:space="preserve"> dans la table placement permet de gérer n'importe quelle configuration de salle, même complexe.</w:t>
+      </w:r>
+    </w:p>
+    <w:p>
+      <w:pPr>
+        <w:pStyle w:val="Sansinterligne"/>
+        <w:rPr>
+          <w:sz w:val="22"/>
+          <w:szCs w:val="22"/>
+        </w:rPr>
+      </w:pPr>
+    </w:p>
+    <w:p>
+      <w:pPr>
+        <w:pStyle w:val="Sansinterligne"/>
         <w:rPr>
           <w:b/>
           <w:bCs/>
-        </w:rPr>
-        <w:t>Objectifs</w:t>
-      </w:r>
-      <w:r>
-        <w:t xml:space="preserve"> Ce dossier de conception a pour but de dresser un bilan technique de l'application actuelle et de proposer un plan d'action concret pour la refactoriser. Notre mission sera d'assainir le code, de sécuriser les accès et les données, de moderniser l'interface utilisateur, et d'adapter la base de données pour qu'elle réponde parfaitement aux besoins finaux, tout en garantissant un produit maintenable et évolutif.</w:t>
-      </w:r>
-    </w:p>
-    <w:p>
-      <w:pPr>
-        <w:pStyle w:val="Sansinterligne"/>
-      </w:pPr>
+          <w:sz w:val="22"/>
+          <w:szCs w:val="22"/>
+          <w:u w:val="single"/>
+        </w:rPr>
+      </w:pPr>
+      <w:r>
+        <w:rPr>
+          <w:b/>
+          <w:bCs/>
+          <w:sz w:val="22"/>
+          <w:szCs w:val="22"/>
+          <w:u w:val="single"/>
+        </w:rPr>
+        <w:t>Limites et Défauts Techniques :</w:t>
+      </w:r>
+    </w:p>
+    <w:p>
+      <w:pPr>
+        <w:pStyle w:val="Sansinterligne"/>
+        <w:rPr>
+          <w:sz w:val="22"/>
+          <w:szCs w:val="22"/>
+        </w:rPr>
+      </w:pPr>
+      <w:r>
+        <w:rPr>
+          <w:sz w:val="22"/>
+          <w:szCs w:val="22"/>
+        </w:rPr>
+        <w:t xml:space="preserve">Failles de Sécurité : Le champ </w:t>
+      </w:r>
+      <w:proofErr w:type="spellStart"/>
+      <w:r>
+        <w:rPr>
+          <w:sz w:val="22"/>
+          <w:szCs w:val="22"/>
+        </w:rPr>
+        <w:t>pass</w:t>
+      </w:r>
+      <w:proofErr w:type="spellEnd"/>
+      <w:r>
+        <w:rPr>
+          <w:sz w:val="22"/>
+          <w:szCs w:val="22"/>
+        </w:rPr>
+        <w:t xml:space="preserve"> des enseignants est de type </w:t>
+      </w:r>
+      <w:proofErr w:type="spellStart"/>
+      <w:r>
+        <w:rPr>
+          <w:sz w:val="22"/>
+          <w:szCs w:val="22"/>
+        </w:rPr>
+        <w:t>text</w:t>
+      </w:r>
+      <w:proofErr w:type="spellEnd"/>
+      <w:r>
+        <w:rPr>
+          <w:sz w:val="22"/>
+          <w:szCs w:val="22"/>
+        </w:rPr>
+        <w:t>. Il faudra s'assurer du hachage des mots de passe dans la nouvelle application pour garantir la sécurité des données.</w:t>
+      </w:r>
+    </w:p>
+    <w:p>
+      <w:pPr>
+        <w:pStyle w:val="Sansinterligne"/>
+        <w:rPr>
+          <w:sz w:val="22"/>
+          <w:szCs w:val="22"/>
+        </w:rPr>
+      </w:pPr>
+      <w:r>
+        <w:rPr>
+          <w:sz w:val="22"/>
+          <w:szCs w:val="22"/>
+        </w:rPr>
+        <w:t>Rigidité des Matières : Une matière est liée à une seule promotion. Si une matière est commune à plusieurs promotions, elle doit être dupliquée, entraînant une redondance inutile.</w:t>
+      </w:r>
+    </w:p>
+    <w:p>
+      <w:pPr>
+        <w:pStyle w:val="Sansinterligne"/>
+        <w:rPr>
+          <w:sz w:val="22"/>
+          <w:szCs w:val="22"/>
+        </w:rPr>
+      </w:pPr>
+    </w:p>
+    <w:p>
+      <w:pPr>
+        <w:pStyle w:val="Sansinterligne"/>
+        <w:rPr>
+          <w:sz w:val="22"/>
+          <w:szCs w:val="22"/>
+        </w:rPr>
+      </w:pPr>
+    </w:p>
+    <w:p>
+      <w:pPr>
+        <w:pStyle w:val="Titre1"/>
+      </w:pPr>
+      <w:bookmarkStart w:id="20" w:name="_Toc223099089"/>
+      <w:r>
+        <w:t>6</w:t>
+      </w:r>
+      <w:r>
+        <w:t xml:space="preserve">. </w:t>
+      </w:r>
+      <w:r>
+        <w:t>Gestion de Projet et Planning</w:t>
+      </w:r>
+      <w:bookmarkEnd w:id="20"/>
+    </w:p>
+    <w:p>
+      <w:pPr>
+        <w:pStyle w:val="Sansinterligne"/>
+        <w:rPr>
+          <w:sz w:val="22"/>
+          <w:szCs w:val="22"/>
+        </w:rPr>
+      </w:pPr>
+      <w:r>
+        <w:rPr>
+          <w:sz w:val="22"/>
+          <w:szCs w:val="22"/>
+        </w:rPr>
+        <w:tab/>
+        <w:t>Pour mener à bien cette refonte, nous avons divisé le projet en trois grands pôles de responsabilité. La charge de travail et la difficulté ont été réparties équitablement entre les trois membres de l'équipe :</w:t>
+      </w:r>
+    </w:p>
+    <w:p>
+      <w:pPr>
+        <w:pStyle w:val="Sansinterligne"/>
+        <w:rPr>
+          <w:sz w:val="22"/>
+          <w:szCs w:val="22"/>
+        </w:rPr>
+      </w:pPr>
+      <w:r>
+        <w:rPr>
+          <w:sz w:val="22"/>
+          <w:szCs w:val="22"/>
+        </w:rPr>
+        <w:lastRenderedPageBreak/>
+        <w:tab/>
+      </w:r>
+      <w:r>
+        <w:rPr>
+          <w:sz w:val="22"/>
+          <w:szCs w:val="22"/>
+        </w:rPr>
+        <w:t xml:space="preserve">Séverin (Pôle Données &amp; Sécurité) : Il s'occupera de la fondation de l'application. Sa mission est de mettre à jour la base de données (passage à </w:t>
+      </w:r>
+      <w:proofErr w:type="spellStart"/>
+      <w:r>
+        <w:rPr>
+          <w:sz w:val="22"/>
+          <w:szCs w:val="22"/>
+        </w:rPr>
+        <w:t>InnoDB</w:t>
+      </w:r>
+      <w:proofErr w:type="spellEnd"/>
+      <w:r>
+        <w:rPr>
+          <w:sz w:val="22"/>
+          <w:szCs w:val="22"/>
+        </w:rPr>
+        <w:t xml:space="preserve">, création de la table Examen, ajout du champ "premier rang") et de boucher les failles critiques (migration totale vers PDO et mise en place de </w:t>
+      </w:r>
+      <w:proofErr w:type="spellStart"/>
+      <w:r>
+        <w:rPr>
+          <w:sz w:val="22"/>
+          <w:szCs w:val="22"/>
+        </w:rPr>
+        <w:t>password_hash</w:t>
+      </w:r>
+      <w:proofErr w:type="spellEnd"/>
+      <w:r>
+        <w:rPr>
+          <w:sz w:val="22"/>
+          <w:szCs w:val="22"/>
+        </w:rPr>
+        <w:t>).</w:t>
+      </w:r>
+    </w:p>
+    <w:p>
+      <w:pPr>
+        <w:pStyle w:val="Sansinterligne"/>
+        <w:rPr>
+          <w:sz w:val="20"/>
+          <w:szCs w:val="20"/>
+        </w:rPr>
+      </w:pPr>
+    </w:p>
+    <w:p>
+      <w:pPr>
+        <w:pStyle w:val="Sansinterligne"/>
+        <w:rPr>
+          <w:sz w:val="22"/>
+          <w:szCs w:val="22"/>
+        </w:rPr>
+      </w:pPr>
+      <w:r>
+        <w:rPr>
+          <w:sz w:val="22"/>
+          <w:szCs w:val="22"/>
+        </w:rPr>
+        <w:tab/>
+      </w:r>
+      <w:r>
+        <w:rPr>
+          <w:sz w:val="22"/>
+          <w:szCs w:val="22"/>
+        </w:rPr>
+        <w:t>Enzo (Pôle Architecture &amp; Algorithme) : Son rôle est de restructurer le code en profondeur. Il va mettre en place l'architecture MVC, créer le routeur pour remplacer les vieux ?p=page, nettoyer les variables de session, et surtout isoler et corriger le moteur de placement (</w:t>
+      </w:r>
+      <w:proofErr w:type="spellStart"/>
+      <w:r>
+        <w:rPr>
+          <w:sz w:val="22"/>
+          <w:szCs w:val="22"/>
+        </w:rPr>
+        <w:t>fct_placement.php</w:t>
+      </w:r>
+      <w:proofErr w:type="spellEnd"/>
+      <w:r>
+        <w:rPr>
+          <w:sz w:val="22"/>
+          <w:szCs w:val="22"/>
+        </w:rPr>
+        <w:t>).</w:t>
+      </w:r>
+    </w:p>
+    <w:p>
+      <w:pPr>
+        <w:pStyle w:val="Sansinterligne"/>
+        <w:rPr>
+          <w:sz w:val="20"/>
+          <w:szCs w:val="20"/>
+        </w:rPr>
+      </w:pPr>
+    </w:p>
+    <w:p>
+      <w:pPr>
+        <w:pStyle w:val="Sansinterligne"/>
+        <w:rPr>
+          <w:sz w:val="22"/>
+          <w:szCs w:val="22"/>
+        </w:rPr>
+      </w:pPr>
+      <w:r>
+        <w:rPr>
+          <w:sz w:val="22"/>
+          <w:szCs w:val="22"/>
+        </w:rPr>
+        <w:tab/>
+      </w:r>
+      <w:r>
+        <w:rPr>
+          <w:sz w:val="22"/>
+          <w:szCs w:val="22"/>
+        </w:rPr>
+        <w:t>Hugo (Pôle Frontend &amp; Exports) : Il gérera toute l'interaction avec l'utilisateur et les livrables. Il doit supprimer le système d'</w:t>
+      </w:r>
+      <w:proofErr w:type="spellStart"/>
+      <w:r>
+        <w:rPr>
+          <w:sz w:val="22"/>
+          <w:szCs w:val="22"/>
+        </w:rPr>
+        <w:t>iFrames</w:t>
+      </w:r>
+      <w:proofErr w:type="spellEnd"/>
+      <w:r>
+        <w:rPr>
+          <w:sz w:val="22"/>
+          <w:szCs w:val="22"/>
+        </w:rPr>
+        <w:t>, sécuriser les requêtes AJAX en les passant de GET à POST, rafraîchir l'interface (UI/UX) et réparer la génération des fichiers PDF (export_pdf.php).</w:t>
+      </w:r>
+    </w:p>
+    <w:p>
+      <w:pPr>
+        <w:pStyle w:val="Sansinterligne"/>
+        <w:rPr>
+          <w:sz w:val="22"/>
+          <w:szCs w:val="22"/>
+        </w:rPr>
+      </w:pPr>
+    </w:p>
+    <w:p>
+      <w:pPr>
+        <w:pStyle w:val="Sansinterligne"/>
+        <w:rPr>
+          <w:sz w:val="22"/>
+          <w:szCs w:val="22"/>
+        </w:rPr>
+      </w:pPr>
+    </w:p>
+    <w:p>
+      <w:pPr>
+        <w:pStyle w:val="Sansinterligne"/>
+        <w:rPr>
+          <w:sz w:val="22"/>
+          <w:szCs w:val="22"/>
+        </w:rPr>
+      </w:pPr>
+    </w:p>
+    <w:p>
+      <w:pPr>
+        <w:pStyle w:val="Sansinterligne"/>
+        <w:rPr>
+          <w:sz w:val="22"/>
+          <w:szCs w:val="22"/>
+        </w:rPr>
+      </w:pPr>
+    </w:p>
+    <w:p>
+      <w:pPr>
+        <w:pStyle w:val="Sansinterligne"/>
+        <w:rPr>
+          <w:sz w:val="22"/>
+          <w:szCs w:val="22"/>
+        </w:rPr>
+      </w:pPr>
+    </w:p>
+    <w:p>
+      <w:pPr>
+        <w:pStyle w:val="Sansinterligne"/>
+        <w:rPr>
+          <w:sz w:val="22"/>
+          <w:szCs w:val="22"/>
+        </w:rPr>
+      </w:pPr>
+    </w:p>
+    <w:p>
+      <w:pPr>
+        <w:pStyle w:val="Sansinterligne"/>
+        <w:rPr>
+          <w:sz w:val="22"/>
+          <w:szCs w:val="22"/>
+        </w:rPr>
+      </w:pPr>
+    </w:p>
+    <w:p>
+      <w:pPr>
+        <w:pStyle w:val="Sansinterligne"/>
+        <w:rPr>
+          <w:sz w:val="22"/>
+          <w:szCs w:val="22"/>
+        </w:rPr>
+      </w:pPr>
+    </w:p>
+    <w:p>
+      <w:pPr>
+        <w:pStyle w:val="Sansinterligne"/>
+        <w:rPr>
+          <w:sz w:val="22"/>
+          <w:szCs w:val="22"/>
+        </w:rPr>
+      </w:pPr>
+    </w:p>
+    <w:p>
+      <w:pPr>
+        <w:pStyle w:val="Sansinterligne"/>
+        <w:rPr>
+          <w:sz w:val="22"/>
+          <w:szCs w:val="22"/>
+        </w:rPr>
+      </w:pPr>
+    </w:p>
+    <w:p>
+      <w:pPr>
+        <w:pStyle w:val="Sansinterligne"/>
+        <w:rPr>
+          <w:sz w:val="22"/>
+          <w:szCs w:val="22"/>
+        </w:rPr>
+      </w:pPr>
+    </w:p>
+    <w:p>
+      <w:pPr>
+        <w:pStyle w:val="Sansinterligne"/>
+        <w:rPr>
+          <w:sz w:val="22"/>
+          <w:szCs w:val="22"/>
+        </w:rPr>
+      </w:pPr>
+    </w:p>
+    <w:p>
+      <w:pPr>
+        <w:pStyle w:val="Sansinterligne"/>
+        <w:rPr>
+          <w:sz w:val="22"/>
+          <w:szCs w:val="22"/>
+        </w:rPr>
+      </w:pPr>
+    </w:p>
+    <w:p>
+      <w:pPr>
+        <w:pStyle w:val="Sansinterligne"/>
+        <w:rPr>
+          <w:sz w:val="22"/>
+          <w:szCs w:val="22"/>
+        </w:rPr>
+      </w:pPr>
+    </w:p>
+    <w:p>
+      <w:pPr>
+        <w:pStyle w:val="Sansinterligne"/>
+        <w:rPr>
+          <w:sz w:val="22"/>
+          <w:szCs w:val="22"/>
+        </w:rPr>
+      </w:pPr>
+    </w:p>
+    <w:p>
+      <w:pPr>
+        <w:pStyle w:val="Sansinterligne"/>
+        <w:rPr>
+          <w:sz w:val="22"/>
+          <w:szCs w:val="22"/>
+        </w:rPr>
+      </w:pPr>
+    </w:p>
+    <w:p>
+      <w:pPr>
+        <w:pStyle w:val="Sansinterligne"/>
+        <w:rPr>
+          <w:sz w:val="22"/>
+          <w:szCs w:val="22"/>
+        </w:rPr>
+      </w:pPr>
+    </w:p>
+    <w:p>
+      <w:pPr>
+        <w:pStyle w:val="Sansinterligne"/>
+        <w:rPr>
+          <w:sz w:val="22"/>
+          <w:szCs w:val="22"/>
+        </w:rPr>
+      </w:pPr>
+    </w:p>
+    <w:p>
+      <w:pPr>
+        <w:pStyle w:val="Sansinterligne"/>
+        <w:rPr>
+          <w:sz w:val="22"/>
+          <w:szCs w:val="22"/>
+        </w:rPr>
+      </w:pPr>
+    </w:p>
+    <w:p>
+      <w:pPr>
+        <w:pStyle w:val="Sansinterligne"/>
+        <w:rPr>
+          <w:sz w:val="22"/>
+          <w:szCs w:val="22"/>
+        </w:rPr>
+      </w:pPr>
+    </w:p>
+    <w:p>
+      <w:pPr>
+        <w:pStyle w:val="Sansinterligne"/>
+        <w:rPr>
+          <w:sz w:val="22"/>
+          <w:szCs w:val="22"/>
+        </w:rPr>
+      </w:pPr>
+    </w:p>
+    <w:p>
+      <w:pPr>
+        <w:pStyle w:val="Sansinterligne"/>
+        <w:rPr>
+          <w:sz w:val="22"/>
+          <w:szCs w:val="22"/>
+        </w:rPr>
+      </w:pPr>
+    </w:p>
+    <w:p>
+      <w:pPr>
+        <w:pStyle w:val="Sansinterligne"/>
+        <w:rPr>
+          <w:sz w:val="22"/>
+          <w:szCs w:val="22"/>
+        </w:rPr>
+      </w:pPr>
+    </w:p>
+    <w:p>
+      <w:pPr>
+        <w:pStyle w:val="Sansinterligne"/>
+        <w:rPr>
+          <w:sz w:val="22"/>
+          <w:szCs w:val="22"/>
+        </w:rPr>
+      </w:pPr>
+    </w:p>
+    <w:p>
+      <w:pPr>
+        <w:pStyle w:val="Sansinterligne"/>
+        <w:rPr>
+          <w:sz w:val="22"/>
+          <w:szCs w:val="22"/>
+        </w:rPr>
+      </w:pPr>
+    </w:p>
+    <w:p>
+      <w:pPr>
+        <w:pStyle w:val="Sansinterligne"/>
+        <w:rPr>
+          <w:sz w:val="22"/>
+          <w:szCs w:val="22"/>
+        </w:rPr>
+      </w:pPr>
+    </w:p>
+    <w:p>
+      <w:pPr>
+        <w:pStyle w:val="Sansinterligne"/>
+        <w:rPr>
+          <w:sz w:val="22"/>
+          <w:szCs w:val="22"/>
+        </w:rPr>
+      </w:pPr>
+    </w:p>
+    <w:p>
+      <w:pPr>
+        <w:pStyle w:val="Sansinterligne"/>
+        <w:rPr>
+          <w:sz w:val="22"/>
+          <w:szCs w:val="22"/>
+        </w:rPr>
+      </w:pPr>
+    </w:p>
+    <w:p>
+      <w:pPr>
+        <w:pStyle w:val="Sansinterligne"/>
+        <w:rPr>
+          <w:sz w:val="22"/>
+          <w:szCs w:val="22"/>
+        </w:rPr>
+      </w:pPr>
+    </w:p>
+    <w:p>
+      <w:pPr>
+        <w:pStyle w:val="Sansinterligne"/>
+        <w:rPr>
+          <w:sz w:val="22"/>
+          <w:szCs w:val="22"/>
+        </w:rPr>
+      </w:pPr>
+    </w:p>
+    <w:p>
+      <w:pPr>
+        <w:pStyle w:val="Sansinterligne"/>
+        <w:rPr>
+          <w:sz w:val="22"/>
+          <w:szCs w:val="22"/>
+        </w:rPr>
+      </w:pPr>
+    </w:p>
+    <w:p>
+      <w:pPr>
+        <w:pStyle w:val="Sansinterligne"/>
+        <w:rPr>
+          <w:sz w:val="22"/>
+          <w:szCs w:val="22"/>
+        </w:rPr>
+      </w:pPr>
+    </w:p>
+    <w:p>
+      <w:pPr>
+        <w:pStyle w:val="Sansinterligne"/>
+        <w:rPr>
+          <w:sz w:val="22"/>
+          <w:szCs w:val="22"/>
+        </w:rPr>
+      </w:pPr>
+    </w:p>
+    <w:p>
+      <w:pPr>
+        <w:pStyle w:val="Sansinterligne"/>
+        <w:rPr>
+          <w:sz w:val="22"/>
+          <w:szCs w:val="22"/>
+        </w:rPr>
+      </w:pPr>
+    </w:p>
+    <w:p>
+      <w:pPr>
+        <w:pStyle w:val="Sansinterligne"/>
+        <w:rPr>
+          <w:sz w:val="22"/>
+          <w:szCs w:val="22"/>
+        </w:rPr>
+      </w:pPr>
+    </w:p>
+    <w:p>
+      <w:pPr>
+        <w:pStyle w:val="Sansinterligne"/>
+        <w:rPr>
+          <w:sz w:val="22"/>
+          <w:szCs w:val="22"/>
+        </w:rPr>
+      </w:pPr>
+    </w:p>
+    <w:p>
+      <w:pPr>
+        <w:pStyle w:val="Sansinterligne"/>
+        <w:rPr>
+          <w:sz w:val="22"/>
+          <w:szCs w:val="22"/>
+        </w:rPr>
+      </w:pPr>
+    </w:p>
+    <w:p>
+      <w:pPr>
+        <w:pStyle w:val="Sansinterligne"/>
+        <w:rPr>
+          <w:sz w:val="22"/>
+          <w:szCs w:val="22"/>
+        </w:rPr>
+      </w:pPr>
+    </w:p>
+    <w:p>
+      <w:pPr>
+        <w:pStyle w:val="Titre2"/>
+      </w:pPr>
+      <w:bookmarkStart w:id="21" w:name="_Toc223099090"/>
+      <w:r>
+        <w:lastRenderedPageBreak/>
+        <w:t>6.1 Tableau des tâches</w:t>
+      </w:r>
+      <w:bookmarkEnd w:id="21"/>
+    </w:p>
+    <w:tbl>
+      <w:tblPr>
+        <w:tblW w:w="0" w:type="auto"/>
+        <w:tblCellSpacing w:w="15" w:type="dxa"/>
+        <w:tblCellMar>
+          <w:left w:w="0" w:type="dxa"/>
+          <w:right w:w="0" w:type="dxa"/>
+        </w:tblCellMar>
+        <w:tblLook w:val="04A0" w:firstRow="1" w:lastRow="0" w:firstColumn="1" w:lastColumn="0" w:noHBand="0" w:noVBand="1"/>
+      </w:tblPr>
+      <w:tblGrid>
+        <w:gridCol w:w="764"/>
+        <w:gridCol w:w="3029"/>
+        <w:gridCol w:w="1864"/>
+        <w:gridCol w:w="1447"/>
+        <w:gridCol w:w="1952"/>
+      </w:tblGrid>
+      <w:tr>
+        <w:trPr>
+          <w:tblHeader/>
+          <w:tblCellSpacing w:w="15" w:type="dxa"/>
+        </w:trPr>
+        <w:tc>
+          <w:tcPr>
+            <w:tcW w:w="0" w:type="auto"/>
+            <w:tcBorders>
+              <w:top w:val="single" w:sz="6" w:space="0" w:color="auto"/>
+              <w:left w:val="single" w:sz="6" w:space="0" w:color="auto"/>
+              <w:bottom w:val="single" w:sz="6" w:space="0" w:color="auto"/>
+              <w:right w:val="single" w:sz="6" w:space="0" w:color="auto"/>
+            </w:tcBorders>
+            <w:tcMar>
+              <w:top w:w="120" w:type="dxa"/>
+              <w:left w:w="180" w:type="dxa"/>
+              <w:bottom w:w="120" w:type="dxa"/>
+              <w:right w:w="180" w:type="dxa"/>
+            </w:tcMar>
+            <w:vAlign w:val="center"/>
+            <w:hideMark/>
+          </w:tcPr>
+          <w:p>
+            <w:pPr>
+              <w:pStyle w:val="Sansinterligne"/>
+            </w:pPr>
+            <w:r>
+              <w:rPr>
+                <w:b/>
+                <w:bCs/>
+              </w:rPr>
+              <w:t>ID</w:t>
+            </w:r>
+          </w:p>
+        </w:tc>
+        <w:tc>
+          <w:tcPr>
+            <w:tcW w:w="0" w:type="auto"/>
+            <w:tcBorders>
+              <w:top w:val="single" w:sz="6" w:space="0" w:color="auto"/>
+              <w:left w:val="single" w:sz="6" w:space="0" w:color="auto"/>
+              <w:bottom w:val="single" w:sz="6" w:space="0" w:color="auto"/>
+              <w:right w:val="single" w:sz="6" w:space="0" w:color="auto"/>
+            </w:tcBorders>
+            <w:tcMar>
+              <w:top w:w="120" w:type="dxa"/>
+              <w:left w:w="180" w:type="dxa"/>
+              <w:bottom w:w="120" w:type="dxa"/>
+              <w:right w:w="180" w:type="dxa"/>
+            </w:tcMar>
+            <w:vAlign w:val="center"/>
+            <w:hideMark/>
+          </w:tcPr>
+          <w:p>
+            <w:pPr>
+              <w:pStyle w:val="Sansinterligne"/>
+            </w:pPr>
+            <w:r>
+              <w:rPr>
+                <w:b/>
+                <w:bCs/>
+              </w:rPr>
+              <w:t>Tâche à réaliser</w:t>
+            </w:r>
+          </w:p>
+        </w:tc>
+        <w:tc>
+          <w:tcPr>
+            <w:tcW w:w="0" w:type="auto"/>
+            <w:tcBorders>
+              <w:top w:val="single" w:sz="6" w:space="0" w:color="auto"/>
+              <w:left w:val="single" w:sz="6" w:space="0" w:color="auto"/>
+              <w:bottom w:val="single" w:sz="6" w:space="0" w:color="auto"/>
+              <w:right w:val="single" w:sz="6" w:space="0" w:color="auto"/>
+            </w:tcBorders>
+            <w:tcMar>
+              <w:top w:w="120" w:type="dxa"/>
+              <w:left w:w="180" w:type="dxa"/>
+              <w:bottom w:w="120" w:type="dxa"/>
+              <w:right w:w="180" w:type="dxa"/>
+            </w:tcMar>
+            <w:vAlign w:val="center"/>
+            <w:hideMark/>
+          </w:tcPr>
+          <w:p>
+            <w:pPr>
+              <w:pStyle w:val="Sansinterligne"/>
+            </w:pPr>
+            <w:r>
+              <w:rPr>
+                <w:b/>
+                <w:bCs/>
+              </w:rPr>
+              <w:t>Responsable</w:t>
+            </w:r>
+          </w:p>
+        </w:tc>
+        <w:tc>
+          <w:tcPr>
+            <w:tcW w:w="0" w:type="auto"/>
+            <w:tcBorders>
+              <w:top w:val="single" w:sz="6" w:space="0" w:color="auto"/>
+              <w:left w:val="single" w:sz="6" w:space="0" w:color="auto"/>
+              <w:bottom w:val="single" w:sz="6" w:space="0" w:color="auto"/>
+              <w:right w:val="single" w:sz="6" w:space="0" w:color="auto"/>
+            </w:tcBorders>
+            <w:tcMar>
+              <w:top w:w="120" w:type="dxa"/>
+              <w:left w:w="180" w:type="dxa"/>
+              <w:bottom w:w="120" w:type="dxa"/>
+              <w:right w:w="180" w:type="dxa"/>
+            </w:tcMar>
+            <w:vAlign w:val="center"/>
+            <w:hideMark/>
+          </w:tcPr>
+          <w:p>
+            <w:pPr>
+              <w:pStyle w:val="Sansinterligne"/>
+            </w:pPr>
+            <w:r>
+              <w:rPr>
+                <w:b/>
+                <w:bCs/>
+              </w:rPr>
+              <w:t>Durée estimée</w:t>
+            </w:r>
+          </w:p>
+        </w:tc>
+        <w:tc>
+          <w:tcPr>
+            <w:tcW w:w="0" w:type="auto"/>
+            <w:tcBorders>
+              <w:top w:val="single" w:sz="6" w:space="0" w:color="auto"/>
+              <w:left w:val="single" w:sz="6" w:space="0" w:color="auto"/>
+              <w:bottom w:val="single" w:sz="6" w:space="0" w:color="auto"/>
+              <w:right w:val="single" w:sz="6" w:space="0" w:color="auto"/>
+            </w:tcBorders>
+            <w:tcMar>
+              <w:top w:w="120" w:type="dxa"/>
+              <w:left w:w="180" w:type="dxa"/>
+              <w:bottom w:w="120" w:type="dxa"/>
+              <w:right w:w="180" w:type="dxa"/>
+            </w:tcMar>
+            <w:vAlign w:val="center"/>
+            <w:hideMark/>
+          </w:tcPr>
+          <w:p>
+            <w:pPr>
+              <w:pStyle w:val="Sansinterligne"/>
+            </w:pPr>
+            <w:r>
+              <w:rPr>
+                <w:b/>
+                <w:bCs/>
+              </w:rPr>
+              <w:t>Dépendances</w:t>
+            </w:r>
+          </w:p>
+        </w:tc>
+      </w:tr>
+      <w:tr>
+        <w:trPr>
+          <w:tblCellSpacing w:w="15" w:type="dxa"/>
+        </w:trPr>
+        <w:tc>
+          <w:tcPr>
+            <w:tcW w:w="0" w:type="auto"/>
+            <w:tcBorders>
+              <w:top w:val="single" w:sz="6" w:space="0" w:color="auto"/>
+              <w:left w:val="single" w:sz="6" w:space="0" w:color="auto"/>
+              <w:bottom w:val="single" w:sz="6" w:space="0" w:color="auto"/>
+              <w:right w:val="single" w:sz="6" w:space="0" w:color="auto"/>
+            </w:tcBorders>
+            <w:tcMar>
+              <w:top w:w="120" w:type="dxa"/>
+              <w:left w:w="180" w:type="dxa"/>
+              <w:bottom w:w="120" w:type="dxa"/>
+              <w:right w:w="180" w:type="dxa"/>
+            </w:tcMar>
+            <w:vAlign w:val="center"/>
+            <w:hideMark/>
+          </w:tcPr>
+          <w:p>
+            <w:pPr>
+              <w:pStyle w:val="Sansinterligne"/>
+            </w:pPr>
+            <w:r>
+              <w:rPr>
+                <w:b/>
+                <w:bCs/>
+              </w:rPr>
+              <w:t>1.1</w:t>
+            </w:r>
+          </w:p>
+        </w:tc>
+        <w:tc>
+          <w:tcPr>
+            <w:tcW w:w="0" w:type="auto"/>
+            <w:tcBorders>
+              <w:top w:val="single" w:sz="6" w:space="0" w:color="auto"/>
+              <w:left w:val="single" w:sz="6" w:space="0" w:color="auto"/>
+              <w:bottom w:val="single" w:sz="6" w:space="0" w:color="auto"/>
+              <w:right w:val="single" w:sz="6" w:space="0" w:color="auto"/>
+            </w:tcBorders>
+            <w:tcMar>
+              <w:top w:w="120" w:type="dxa"/>
+              <w:left w:w="180" w:type="dxa"/>
+              <w:bottom w:w="120" w:type="dxa"/>
+              <w:right w:w="180" w:type="dxa"/>
+            </w:tcMar>
+            <w:vAlign w:val="center"/>
+            <w:hideMark/>
+          </w:tcPr>
+          <w:p>
+            <w:pPr>
+              <w:pStyle w:val="Sansinterligne"/>
+            </w:pPr>
+            <w:r>
+              <w:t>Refonte de la BDD (</w:t>
+            </w:r>
+            <w:proofErr w:type="spellStart"/>
+            <w:r>
+              <w:t>InnoDB</w:t>
+            </w:r>
+            <w:proofErr w:type="spellEnd"/>
+            <w:r>
+              <w:t>, ajout tables/champs manquants)</w:t>
+            </w:r>
+          </w:p>
+        </w:tc>
+        <w:tc>
+          <w:tcPr>
+            <w:tcW w:w="0" w:type="auto"/>
+            <w:tcBorders>
+              <w:top w:val="single" w:sz="6" w:space="0" w:color="auto"/>
+              <w:left w:val="single" w:sz="6" w:space="0" w:color="auto"/>
+              <w:bottom w:val="single" w:sz="6" w:space="0" w:color="auto"/>
+              <w:right w:val="single" w:sz="6" w:space="0" w:color="auto"/>
+            </w:tcBorders>
+            <w:tcMar>
+              <w:top w:w="120" w:type="dxa"/>
+              <w:left w:w="180" w:type="dxa"/>
+              <w:bottom w:w="120" w:type="dxa"/>
+              <w:right w:w="180" w:type="dxa"/>
+            </w:tcMar>
+            <w:vAlign w:val="center"/>
+            <w:hideMark/>
+          </w:tcPr>
+          <w:p>
+            <w:pPr>
+              <w:pStyle w:val="Sansinterligne"/>
+            </w:pPr>
+            <w:r>
+              <w:t>Séverin</w:t>
+            </w:r>
+          </w:p>
+        </w:tc>
+        <w:tc>
+          <w:tcPr>
+            <w:tcW w:w="0" w:type="auto"/>
+            <w:tcBorders>
+              <w:top w:val="single" w:sz="6" w:space="0" w:color="auto"/>
+              <w:left w:val="single" w:sz="6" w:space="0" w:color="auto"/>
+              <w:bottom w:val="single" w:sz="6" w:space="0" w:color="auto"/>
+              <w:right w:val="single" w:sz="6" w:space="0" w:color="auto"/>
+            </w:tcBorders>
+            <w:tcMar>
+              <w:top w:w="120" w:type="dxa"/>
+              <w:left w:w="180" w:type="dxa"/>
+              <w:bottom w:w="120" w:type="dxa"/>
+              <w:right w:w="180" w:type="dxa"/>
+            </w:tcMar>
+            <w:vAlign w:val="center"/>
+            <w:hideMark/>
+          </w:tcPr>
+          <w:p>
+            <w:pPr>
+              <w:pStyle w:val="Sansinterligne"/>
+            </w:pPr>
+            <w:r>
+              <w:t>3 jours</w:t>
+            </w:r>
+          </w:p>
+        </w:tc>
+        <w:tc>
+          <w:tcPr>
+            <w:tcW w:w="0" w:type="auto"/>
+            <w:tcBorders>
+              <w:top w:val="single" w:sz="6" w:space="0" w:color="auto"/>
+              <w:left w:val="single" w:sz="6" w:space="0" w:color="auto"/>
+              <w:bottom w:val="single" w:sz="6" w:space="0" w:color="auto"/>
+              <w:right w:val="single" w:sz="6" w:space="0" w:color="auto"/>
+            </w:tcBorders>
+            <w:tcMar>
+              <w:top w:w="120" w:type="dxa"/>
+              <w:left w:w="180" w:type="dxa"/>
+              <w:bottom w:w="120" w:type="dxa"/>
+              <w:right w:w="180" w:type="dxa"/>
+            </w:tcMar>
+            <w:vAlign w:val="center"/>
+            <w:hideMark/>
+          </w:tcPr>
+          <w:p>
+            <w:pPr>
+              <w:pStyle w:val="Sansinterligne"/>
+            </w:pPr>
+            <w:r>
+              <w:t>-</w:t>
+            </w:r>
+          </w:p>
+        </w:tc>
+      </w:tr>
+      <w:tr>
+        <w:trPr>
+          <w:tblCellSpacing w:w="15" w:type="dxa"/>
+        </w:trPr>
+        <w:tc>
+          <w:tcPr>
+            <w:tcW w:w="0" w:type="auto"/>
+            <w:tcBorders>
+              <w:top w:val="single" w:sz="6" w:space="0" w:color="auto"/>
+              <w:left w:val="single" w:sz="6" w:space="0" w:color="auto"/>
+              <w:bottom w:val="single" w:sz="6" w:space="0" w:color="auto"/>
+              <w:right w:val="single" w:sz="6" w:space="0" w:color="auto"/>
+            </w:tcBorders>
+            <w:tcMar>
+              <w:top w:w="120" w:type="dxa"/>
+              <w:left w:w="180" w:type="dxa"/>
+              <w:bottom w:w="120" w:type="dxa"/>
+              <w:right w:w="180" w:type="dxa"/>
+            </w:tcMar>
+            <w:vAlign w:val="center"/>
+            <w:hideMark/>
+          </w:tcPr>
+          <w:p>
+            <w:pPr>
+              <w:pStyle w:val="Sansinterligne"/>
+            </w:pPr>
+            <w:r>
+              <w:rPr>
+                <w:b/>
+                <w:bCs/>
+              </w:rPr>
+              <w:t>1.2</w:t>
+            </w:r>
+          </w:p>
+        </w:tc>
+        <w:tc>
+          <w:tcPr>
+            <w:tcW w:w="0" w:type="auto"/>
+            <w:tcBorders>
+              <w:top w:val="single" w:sz="6" w:space="0" w:color="auto"/>
+              <w:left w:val="single" w:sz="6" w:space="0" w:color="auto"/>
+              <w:bottom w:val="single" w:sz="6" w:space="0" w:color="auto"/>
+              <w:right w:val="single" w:sz="6" w:space="0" w:color="auto"/>
+            </w:tcBorders>
+            <w:tcMar>
+              <w:top w:w="120" w:type="dxa"/>
+              <w:left w:w="180" w:type="dxa"/>
+              <w:bottom w:w="120" w:type="dxa"/>
+              <w:right w:w="180" w:type="dxa"/>
+            </w:tcMar>
+            <w:vAlign w:val="center"/>
+            <w:hideMark/>
+          </w:tcPr>
+          <w:p>
+            <w:pPr>
+              <w:pStyle w:val="Sansinterligne"/>
+            </w:pPr>
+            <w:r>
+              <w:t xml:space="preserve">Correction de la sécurité (MD5 -&gt; </w:t>
+            </w:r>
+            <w:proofErr w:type="spellStart"/>
+            <w:r>
+              <w:t>BCrypt</w:t>
+            </w:r>
+            <w:proofErr w:type="spellEnd"/>
+            <w:r>
+              <w:t>) et migration PDO</w:t>
+            </w:r>
+          </w:p>
+        </w:tc>
+        <w:tc>
+          <w:tcPr>
+            <w:tcW w:w="0" w:type="auto"/>
+            <w:tcBorders>
+              <w:top w:val="single" w:sz="6" w:space="0" w:color="auto"/>
+              <w:left w:val="single" w:sz="6" w:space="0" w:color="auto"/>
+              <w:bottom w:val="single" w:sz="6" w:space="0" w:color="auto"/>
+              <w:right w:val="single" w:sz="6" w:space="0" w:color="auto"/>
+            </w:tcBorders>
+            <w:tcMar>
+              <w:top w:w="120" w:type="dxa"/>
+              <w:left w:w="180" w:type="dxa"/>
+              <w:bottom w:w="120" w:type="dxa"/>
+              <w:right w:w="180" w:type="dxa"/>
+            </w:tcMar>
+            <w:vAlign w:val="center"/>
+            <w:hideMark/>
+          </w:tcPr>
+          <w:p>
+            <w:pPr>
+              <w:pStyle w:val="Sansinterligne"/>
+            </w:pPr>
+            <w:r>
+              <w:t>Séverin</w:t>
+            </w:r>
+          </w:p>
+        </w:tc>
+        <w:tc>
+          <w:tcPr>
+            <w:tcW w:w="0" w:type="auto"/>
+            <w:tcBorders>
+              <w:top w:val="single" w:sz="6" w:space="0" w:color="auto"/>
+              <w:left w:val="single" w:sz="6" w:space="0" w:color="auto"/>
+              <w:bottom w:val="single" w:sz="6" w:space="0" w:color="auto"/>
+              <w:right w:val="single" w:sz="6" w:space="0" w:color="auto"/>
+            </w:tcBorders>
+            <w:tcMar>
+              <w:top w:w="120" w:type="dxa"/>
+              <w:left w:w="180" w:type="dxa"/>
+              <w:bottom w:w="120" w:type="dxa"/>
+              <w:right w:w="180" w:type="dxa"/>
+            </w:tcMar>
+            <w:vAlign w:val="center"/>
+            <w:hideMark/>
+          </w:tcPr>
+          <w:p>
+            <w:pPr>
+              <w:pStyle w:val="Sansinterligne"/>
+            </w:pPr>
+            <w:r>
+              <w:t>3 jours</w:t>
+            </w:r>
+          </w:p>
+        </w:tc>
+        <w:tc>
+          <w:tcPr>
+            <w:tcW w:w="0" w:type="auto"/>
+            <w:tcBorders>
+              <w:top w:val="single" w:sz="6" w:space="0" w:color="auto"/>
+              <w:left w:val="single" w:sz="6" w:space="0" w:color="auto"/>
+              <w:bottom w:val="single" w:sz="6" w:space="0" w:color="auto"/>
+              <w:right w:val="single" w:sz="6" w:space="0" w:color="auto"/>
+            </w:tcBorders>
+            <w:tcMar>
+              <w:top w:w="120" w:type="dxa"/>
+              <w:left w:w="180" w:type="dxa"/>
+              <w:bottom w:w="120" w:type="dxa"/>
+              <w:right w:w="180" w:type="dxa"/>
+            </w:tcMar>
+            <w:vAlign w:val="center"/>
+            <w:hideMark/>
+          </w:tcPr>
+          <w:p>
+            <w:pPr>
+              <w:pStyle w:val="Sansinterligne"/>
+            </w:pPr>
+            <w:r>
+              <w:t>1.1</w:t>
+            </w:r>
+          </w:p>
+        </w:tc>
+      </w:tr>
+      <w:tr>
+        <w:trPr>
+          <w:tblCellSpacing w:w="15" w:type="dxa"/>
+        </w:trPr>
+        <w:tc>
+          <w:tcPr>
+            <w:tcW w:w="0" w:type="auto"/>
+            <w:tcBorders>
+              <w:top w:val="single" w:sz="6" w:space="0" w:color="auto"/>
+              <w:left w:val="single" w:sz="6" w:space="0" w:color="auto"/>
+              <w:bottom w:val="single" w:sz="6" w:space="0" w:color="auto"/>
+              <w:right w:val="single" w:sz="6" w:space="0" w:color="auto"/>
+            </w:tcBorders>
+            <w:tcMar>
+              <w:top w:w="120" w:type="dxa"/>
+              <w:left w:w="180" w:type="dxa"/>
+              <w:bottom w:w="120" w:type="dxa"/>
+              <w:right w:w="180" w:type="dxa"/>
+            </w:tcMar>
+            <w:vAlign w:val="center"/>
+            <w:hideMark/>
+          </w:tcPr>
+          <w:p>
+            <w:pPr>
+              <w:pStyle w:val="Sansinterligne"/>
+            </w:pPr>
+            <w:r>
+              <w:rPr>
+                <w:b/>
+                <w:bCs/>
+              </w:rPr>
+              <w:t>2.1</w:t>
+            </w:r>
+          </w:p>
+        </w:tc>
+        <w:tc>
+          <w:tcPr>
+            <w:tcW w:w="0" w:type="auto"/>
+            <w:tcBorders>
+              <w:top w:val="single" w:sz="6" w:space="0" w:color="auto"/>
+              <w:left w:val="single" w:sz="6" w:space="0" w:color="auto"/>
+              <w:bottom w:val="single" w:sz="6" w:space="0" w:color="auto"/>
+              <w:right w:val="single" w:sz="6" w:space="0" w:color="auto"/>
+            </w:tcBorders>
+            <w:tcMar>
+              <w:top w:w="120" w:type="dxa"/>
+              <w:left w:w="180" w:type="dxa"/>
+              <w:bottom w:w="120" w:type="dxa"/>
+              <w:right w:w="180" w:type="dxa"/>
+            </w:tcMar>
+            <w:vAlign w:val="center"/>
+            <w:hideMark/>
+          </w:tcPr>
+          <w:p>
+            <w:pPr>
+              <w:pStyle w:val="Sansinterligne"/>
+            </w:pPr>
+            <w:r>
+              <w:t>Création de l'architecture MVC et du routeur global</w:t>
+            </w:r>
+          </w:p>
+        </w:tc>
+        <w:tc>
+          <w:tcPr>
+            <w:tcW w:w="0" w:type="auto"/>
+            <w:tcBorders>
+              <w:top w:val="single" w:sz="6" w:space="0" w:color="auto"/>
+              <w:left w:val="single" w:sz="6" w:space="0" w:color="auto"/>
+              <w:bottom w:val="single" w:sz="6" w:space="0" w:color="auto"/>
+              <w:right w:val="single" w:sz="6" w:space="0" w:color="auto"/>
+            </w:tcBorders>
+            <w:tcMar>
+              <w:top w:w="120" w:type="dxa"/>
+              <w:left w:w="180" w:type="dxa"/>
+              <w:bottom w:w="120" w:type="dxa"/>
+              <w:right w:w="180" w:type="dxa"/>
+            </w:tcMar>
+            <w:vAlign w:val="center"/>
+            <w:hideMark/>
+          </w:tcPr>
+          <w:p>
+            <w:pPr>
+              <w:pStyle w:val="Sansinterligne"/>
+            </w:pPr>
+            <w:r>
+              <w:t>Enzo</w:t>
+            </w:r>
+          </w:p>
+        </w:tc>
+        <w:tc>
+          <w:tcPr>
+            <w:tcW w:w="0" w:type="auto"/>
+            <w:tcBorders>
+              <w:top w:val="single" w:sz="6" w:space="0" w:color="auto"/>
+              <w:left w:val="single" w:sz="6" w:space="0" w:color="auto"/>
+              <w:bottom w:val="single" w:sz="6" w:space="0" w:color="auto"/>
+              <w:right w:val="single" w:sz="6" w:space="0" w:color="auto"/>
+            </w:tcBorders>
+            <w:tcMar>
+              <w:top w:w="120" w:type="dxa"/>
+              <w:left w:w="180" w:type="dxa"/>
+              <w:bottom w:w="120" w:type="dxa"/>
+              <w:right w:w="180" w:type="dxa"/>
+            </w:tcMar>
+            <w:vAlign w:val="center"/>
+            <w:hideMark/>
+          </w:tcPr>
+          <w:p>
+            <w:pPr>
+              <w:pStyle w:val="Sansinterligne"/>
+            </w:pPr>
+            <w:r>
+              <w:t>3 jours</w:t>
+            </w:r>
+          </w:p>
+        </w:tc>
+        <w:tc>
+          <w:tcPr>
+            <w:tcW w:w="0" w:type="auto"/>
+            <w:tcBorders>
+              <w:top w:val="single" w:sz="6" w:space="0" w:color="auto"/>
+              <w:left w:val="single" w:sz="6" w:space="0" w:color="auto"/>
+              <w:bottom w:val="single" w:sz="6" w:space="0" w:color="auto"/>
+              <w:right w:val="single" w:sz="6" w:space="0" w:color="auto"/>
+            </w:tcBorders>
+            <w:tcMar>
+              <w:top w:w="120" w:type="dxa"/>
+              <w:left w:w="180" w:type="dxa"/>
+              <w:bottom w:w="120" w:type="dxa"/>
+              <w:right w:w="180" w:type="dxa"/>
+            </w:tcMar>
+            <w:vAlign w:val="center"/>
+            <w:hideMark/>
+          </w:tcPr>
+          <w:p>
+            <w:pPr>
+              <w:pStyle w:val="Sansinterligne"/>
+            </w:pPr>
+            <w:r>
+              <w:t>-</w:t>
+            </w:r>
+          </w:p>
+        </w:tc>
+      </w:tr>
+      <w:tr>
+        <w:trPr>
+          <w:tblCellSpacing w:w="15" w:type="dxa"/>
+        </w:trPr>
+        <w:tc>
+          <w:tcPr>
+            <w:tcW w:w="0" w:type="auto"/>
+            <w:tcBorders>
+              <w:top w:val="single" w:sz="6" w:space="0" w:color="auto"/>
+              <w:left w:val="single" w:sz="6" w:space="0" w:color="auto"/>
+              <w:bottom w:val="single" w:sz="6" w:space="0" w:color="auto"/>
+              <w:right w:val="single" w:sz="6" w:space="0" w:color="auto"/>
+            </w:tcBorders>
+            <w:tcMar>
+              <w:top w:w="120" w:type="dxa"/>
+              <w:left w:w="180" w:type="dxa"/>
+              <w:bottom w:w="120" w:type="dxa"/>
+              <w:right w:w="180" w:type="dxa"/>
+            </w:tcMar>
+            <w:vAlign w:val="center"/>
+            <w:hideMark/>
+          </w:tcPr>
+          <w:p>
+            <w:pPr>
+              <w:pStyle w:val="Sansinterligne"/>
+            </w:pPr>
+            <w:r>
+              <w:rPr>
+                <w:b/>
+                <w:bCs/>
+              </w:rPr>
+              <w:t>2.2</w:t>
+            </w:r>
+          </w:p>
+        </w:tc>
+        <w:tc>
+          <w:tcPr>
+            <w:tcW w:w="0" w:type="auto"/>
+            <w:tcBorders>
+              <w:top w:val="single" w:sz="6" w:space="0" w:color="auto"/>
+              <w:left w:val="single" w:sz="6" w:space="0" w:color="auto"/>
+              <w:bottom w:val="single" w:sz="6" w:space="0" w:color="auto"/>
+              <w:right w:val="single" w:sz="6" w:space="0" w:color="auto"/>
+            </w:tcBorders>
+            <w:tcMar>
+              <w:top w:w="120" w:type="dxa"/>
+              <w:left w:w="180" w:type="dxa"/>
+              <w:bottom w:w="120" w:type="dxa"/>
+              <w:right w:w="180" w:type="dxa"/>
+            </w:tcMar>
+            <w:vAlign w:val="center"/>
+            <w:hideMark/>
+          </w:tcPr>
+          <w:p>
+            <w:pPr>
+              <w:pStyle w:val="Sansinterligne"/>
+            </w:pPr>
+            <w:r>
+              <w:t>Nettoyage des sessions et isolation de l'algorithme de placement</w:t>
+            </w:r>
+          </w:p>
+        </w:tc>
+        <w:tc>
+          <w:tcPr>
+            <w:tcW w:w="0" w:type="auto"/>
+            <w:tcBorders>
+              <w:top w:val="single" w:sz="6" w:space="0" w:color="auto"/>
+              <w:left w:val="single" w:sz="6" w:space="0" w:color="auto"/>
+              <w:bottom w:val="single" w:sz="6" w:space="0" w:color="auto"/>
+              <w:right w:val="single" w:sz="6" w:space="0" w:color="auto"/>
+            </w:tcBorders>
+            <w:tcMar>
+              <w:top w:w="120" w:type="dxa"/>
+              <w:left w:w="180" w:type="dxa"/>
+              <w:bottom w:w="120" w:type="dxa"/>
+              <w:right w:w="180" w:type="dxa"/>
+            </w:tcMar>
+            <w:vAlign w:val="center"/>
+            <w:hideMark/>
+          </w:tcPr>
+          <w:p>
+            <w:pPr>
+              <w:pStyle w:val="Sansinterligne"/>
+            </w:pPr>
+            <w:r>
+              <w:t>Enzo</w:t>
+            </w:r>
+          </w:p>
+        </w:tc>
+        <w:tc>
+          <w:tcPr>
+            <w:tcW w:w="0" w:type="auto"/>
+            <w:tcBorders>
+              <w:top w:val="single" w:sz="6" w:space="0" w:color="auto"/>
+              <w:left w:val="single" w:sz="6" w:space="0" w:color="auto"/>
+              <w:bottom w:val="single" w:sz="6" w:space="0" w:color="auto"/>
+              <w:right w:val="single" w:sz="6" w:space="0" w:color="auto"/>
+            </w:tcBorders>
+            <w:tcMar>
+              <w:top w:w="120" w:type="dxa"/>
+              <w:left w:w="180" w:type="dxa"/>
+              <w:bottom w:w="120" w:type="dxa"/>
+              <w:right w:w="180" w:type="dxa"/>
+            </w:tcMar>
+            <w:vAlign w:val="center"/>
+            <w:hideMark/>
+          </w:tcPr>
+          <w:p>
+            <w:pPr>
+              <w:pStyle w:val="Sansinterligne"/>
+            </w:pPr>
+            <w:r>
+              <w:t>4 jours</w:t>
+            </w:r>
+          </w:p>
+        </w:tc>
+        <w:tc>
+          <w:tcPr>
+            <w:tcW w:w="0" w:type="auto"/>
+            <w:tcBorders>
+              <w:top w:val="single" w:sz="6" w:space="0" w:color="auto"/>
+              <w:left w:val="single" w:sz="6" w:space="0" w:color="auto"/>
+              <w:bottom w:val="single" w:sz="6" w:space="0" w:color="auto"/>
+              <w:right w:val="single" w:sz="6" w:space="0" w:color="auto"/>
+            </w:tcBorders>
+            <w:tcMar>
+              <w:top w:w="120" w:type="dxa"/>
+              <w:left w:w="180" w:type="dxa"/>
+              <w:bottom w:w="120" w:type="dxa"/>
+              <w:right w:w="180" w:type="dxa"/>
+            </w:tcMar>
+            <w:vAlign w:val="center"/>
+            <w:hideMark/>
+          </w:tcPr>
+          <w:p>
+            <w:pPr>
+              <w:pStyle w:val="Sansinterligne"/>
+            </w:pPr>
+            <w:r>
+              <w:t>2.1</w:t>
+            </w:r>
+          </w:p>
+        </w:tc>
+      </w:tr>
+      <w:tr>
+        <w:trPr>
+          <w:tblCellSpacing w:w="15" w:type="dxa"/>
+        </w:trPr>
+        <w:tc>
+          <w:tcPr>
+            <w:tcW w:w="0" w:type="auto"/>
+            <w:tcBorders>
+              <w:top w:val="single" w:sz="6" w:space="0" w:color="auto"/>
+              <w:left w:val="single" w:sz="6" w:space="0" w:color="auto"/>
+              <w:bottom w:val="single" w:sz="6" w:space="0" w:color="auto"/>
+              <w:right w:val="single" w:sz="6" w:space="0" w:color="auto"/>
+            </w:tcBorders>
+            <w:tcMar>
+              <w:top w:w="120" w:type="dxa"/>
+              <w:left w:w="180" w:type="dxa"/>
+              <w:bottom w:w="120" w:type="dxa"/>
+              <w:right w:w="180" w:type="dxa"/>
+            </w:tcMar>
+            <w:vAlign w:val="center"/>
+            <w:hideMark/>
+          </w:tcPr>
+          <w:p>
+            <w:pPr>
+              <w:pStyle w:val="Sansinterligne"/>
+            </w:pPr>
+            <w:r>
+              <w:rPr>
+                <w:b/>
+                <w:bCs/>
+              </w:rPr>
+              <w:t>3.1</w:t>
+            </w:r>
+          </w:p>
+        </w:tc>
+        <w:tc>
+          <w:tcPr>
+            <w:tcW w:w="0" w:type="auto"/>
+            <w:tcBorders>
+              <w:top w:val="single" w:sz="6" w:space="0" w:color="auto"/>
+              <w:left w:val="single" w:sz="6" w:space="0" w:color="auto"/>
+              <w:bottom w:val="single" w:sz="6" w:space="0" w:color="auto"/>
+              <w:right w:val="single" w:sz="6" w:space="0" w:color="auto"/>
+            </w:tcBorders>
+            <w:tcMar>
+              <w:top w:w="120" w:type="dxa"/>
+              <w:left w:w="180" w:type="dxa"/>
+              <w:bottom w:w="120" w:type="dxa"/>
+              <w:right w:w="180" w:type="dxa"/>
+            </w:tcMar>
+            <w:vAlign w:val="center"/>
+            <w:hideMark/>
+          </w:tcPr>
+          <w:p>
+            <w:pPr>
+              <w:pStyle w:val="Sansinterligne"/>
+            </w:pPr>
+            <w:r>
+              <w:t xml:space="preserve">Refonte de l'interface : suppression des </w:t>
+            </w:r>
+            <w:proofErr w:type="spellStart"/>
+            <w:r>
+              <w:t>iFrames</w:t>
+            </w:r>
+            <w:proofErr w:type="spellEnd"/>
+          </w:p>
+        </w:tc>
+        <w:tc>
+          <w:tcPr>
+            <w:tcW w:w="0" w:type="auto"/>
+            <w:tcBorders>
+              <w:top w:val="single" w:sz="6" w:space="0" w:color="auto"/>
+              <w:left w:val="single" w:sz="6" w:space="0" w:color="auto"/>
+              <w:bottom w:val="single" w:sz="6" w:space="0" w:color="auto"/>
+              <w:right w:val="single" w:sz="6" w:space="0" w:color="auto"/>
+            </w:tcBorders>
+            <w:tcMar>
+              <w:top w:w="120" w:type="dxa"/>
+              <w:left w:w="180" w:type="dxa"/>
+              <w:bottom w:w="120" w:type="dxa"/>
+              <w:right w:w="180" w:type="dxa"/>
+            </w:tcMar>
+            <w:vAlign w:val="center"/>
+            <w:hideMark/>
+          </w:tcPr>
+          <w:p>
+            <w:pPr>
+              <w:pStyle w:val="Sansinterligne"/>
+            </w:pPr>
+            <w:r>
+              <w:t>Hugo</w:t>
+            </w:r>
+          </w:p>
+        </w:tc>
+        <w:tc>
+          <w:tcPr>
+            <w:tcW w:w="0" w:type="auto"/>
+            <w:tcBorders>
+              <w:top w:val="single" w:sz="6" w:space="0" w:color="auto"/>
+              <w:left w:val="single" w:sz="6" w:space="0" w:color="auto"/>
+              <w:bottom w:val="single" w:sz="6" w:space="0" w:color="auto"/>
+              <w:right w:val="single" w:sz="6" w:space="0" w:color="auto"/>
+            </w:tcBorders>
+            <w:tcMar>
+              <w:top w:w="120" w:type="dxa"/>
+              <w:left w:w="180" w:type="dxa"/>
+              <w:bottom w:w="120" w:type="dxa"/>
+              <w:right w:w="180" w:type="dxa"/>
+            </w:tcMar>
+            <w:vAlign w:val="center"/>
+            <w:hideMark/>
+          </w:tcPr>
+          <w:p>
+            <w:pPr>
+              <w:pStyle w:val="Sansinterligne"/>
+            </w:pPr>
+            <w:r>
+              <w:t>3 jours</w:t>
+            </w:r>
+          </w:p>
+        </w:tc>
+        <w:tc>
+          <w:tcPr>
+            <w:tcW w:w="0" w:type="auto"/>
+            <w:tcBorders>
+              <w:top w:val="single" w:sz="6" w:space="0" w:color="auto"/>
+              <w:left w:val="single" w:sz="6" w:space="0" w:color="auto"/>
+              <w:bottom w:val="single" w:sz="6" w:space="0" w:color="auto"/>
+              <w:right w:val="single" w:sz="6" w:space="0" w:color="auto"/>
+            </w:tcBorders>
+            <w:tcMar>
+              <w:top w:w="120" w:type="dxa"/>
+              <w:left w:w="180" w:type="dxa"/>
+              <w:bottom w:w="120" w:type="dxa"/>
+              <w:right w:w="180" w:type="dxa"/>
+            </w:tcMar>
+            <w:vAlign w:val="center"/>
+            <w:hideMark/>
+          </w:tcPr>
+          <w:p>
+            <w:pPr>
+              <w:pStyle w:val="Sansinterligne"/>
+            </w:pPr>
+            <w:r>
+              <w:t>2.1</w:t>
+            </w:r>
+          </w:p>
+        </w:tc>
+      </w:tr>
+      <w:tr>
+        <w:trPr>
+          <w:tblCellSpacing w:w="15" w:type="dxa"/>
+        </w:trPr>
+        <w:tc>
+          <w:tcPr>
+            <w:tcW w:w="0" w:type="auto"/>
+            <w:tcBorders>
+              <w:top w:val="single" w:sz="6" w:space="0" w:color="auto"/>
+              <w:left w:val="single" w:sz="6" w:space="0" w:color="auto"/>
+              <w:bottom w:val="single" w:sz="6" w:space="0" w:color="auto"/>
+              <w:right w:val="single" w:sz="6" w:space="0" w:color="auto"/>
+            </w:tcBorders>
+            <w:tcMar>
+              <w:top w:w="120" w:type="dxa"/>
+              <w:left w:w="180" w:type="dxa"/>
+              <w:bottom w:w="120" w:type="dxa"/>
+              <w:right w:w="180" w:type="dxa"/>
+            </w:tcMar>
+            <w:vAlign w:val="center"/>
+            <w:hideMark/>
+          </w:tcPr>
+          <w:p>
+            <w:pPr>
+              <w:pStyle w:val="Sansinterligne"/>
+            </w:pPr>
+            <w:r>
+              <w:rPr>
+                <w:b/>
+                <w:bCs/>
+              </w:rPr>
+              <w:t>3.2</w:t>
+            </w:r>
+          </w:p>
+        </w:tc>
+        <w:tc>
+          <w:tcPr>
+            <w:tcW w:w="0" w:type="auto"/>
+            <w:tcBorders>
+              <w:top w:val="single" w:sz="6" w:space="0" w:color="auto"/>
+              <w:left w:val="single" w:sz="6" w:space="0" w:color="auto"/>
+              <w:bottom w:val="single" w:sz="6" w:space="0" w:color="auto"/>
+              <w:right w:val="single" w:sz="6" w:space="0" w:color="auto"/>
+            </w:tcBorders>
+            <w:tcMar>
+              <w:top w:w="120" w:type="dxa"/>
+              <w:left w:w="180" w:type="dxa"/>
+              <w:bottom w:w="120" w:type="dxa"/>
+              <w:right w:w="180" w:type="dxa"/>
+            </w:tcMar>
+            <w:vAlign w:val="center"/>
+            <w:hideMark/>
+          </w:tcPr>
+          <w:p>
+            <w:pPr>
+              <w:pStyle w:val="Sansinterligne"/>
+            </w:pPr>
+            <w:r>
+              <w:t>Sécurisation des requêtes AJAX (passage en POST/JSON)</w:t>
+            </w:r>
+          </w:p>
+        </w:tc>
+        <w:tc>
+          <w:tcPr>
+            <w:tcW w:w="0" w:type="auto"/>
+            <w:tcBorders>
+              <w:top w:val="single" w:sz="6" w:space="0" w:color="auto"/>
+              <w:left w:val="single" w:sz="6" w:space="0" w:color="auto"/>
+              <w:bottom w:val="single" w:sz="6" w:space="0" w:color="auto"/>
+              <w:right w:val="single" w:sz="6" w:space="0" w:color="auto"/>
+            </w:tcBorders>
+            <w:tcMar>
+              <w:top w:w="120" w:type="dxa"/>
+              <w:left w:w="180" w:type="dxa"/>
+              <w:bottom w:w="120" w:type="dxa"/>
+              <w:right w:w="180" w:type="dxa"/>
+            </w:tcMar>
+            <w:vAlign w:val="center"/>
+            <w:hideMark/>
+          </w:tcPr>
+          <w:p>
+            <w:pPr>
+              <w:pStyle w:val="Sansinterligne"/>
+            </w:pPr>
+            <w:r>
+              <w:t>Hugo</w:t>
+            </w:r>
+          </w:p>
+        </w:tc>
+        <w:tc>
+          <w:tcPr>
+            <w:tcW w:w="0" w:type="auto"/>
+            <w:tcBorders>
+              <w:top w:val="single" w:sz="6" w:space="0" w:color="auto"/>
+              <w:left w:val="single" w:sz="6" w:space="0" w:color="auto"/>
+              <w:bottom w:val="single" w:sz="6" w:space="0" w:color="auto"/>
+              <w:right w:val="single" w:sz="6" w:space="0" w:color="auto"/>
+            </w:tcBorders>
+            <w:tcMar>
+              <w:top w:w="120" w:type="dxa"/>
+              <w:left w:w="180" w:type="dxa"/>
+              <w:bottom w:w="120" w:type="dxa"/>
+              <w:right w:w="180" w:type="dxa"/>
+            </w:tcMar>
+            <w:vAlign w:val="center"/>
+            <w:hideMark/>
+          </w:tcPr>
+          <w:p>
+            <w:pPr>
+              <w:pStyle w:val="Sansinterligne"/>
+            </w:pPr>
+            <w:r>
+              <w:t>2 jours</w:t>
+            </w:r>
+          </w:p>
+        </w:tc>
+        <w:tc>
+          <w:tcPr>
+            <w:tcW w:w="0" w:type="auto"/>
+            <w:tcBorders>
+              <w:top w:val="single" w:sz="6" w:space="0" w:color="auto"/>
+              <w:left w:val="single" w:sz="6" w:space="0" w:color="auto"/>
+              <w:bottom w:val="single" w:sz="6" w:space="0" w:color="auto"/>
+              <w:right w:val="single" w:sz="6" w:space="0" w:color="auto"/>
+            </w:tcBorders>
+            <w:tcMar>
+              <w:top w:w="120" w:type="dxa"/>
+              <w:left w:w="180" w:type="dxa"/>
+              <w:bottom w:w="120" w:type="dxa"/>
+              <w:right w:w="180" w:type="dxa"/>
+            </w:tcMar>
+            <w:vAlign w:val="center"/>
+            <w:hideMark/>
+          </w:tcPr>
+          <w:p>
+            <w:pPr>
+              <w:pStyle w:val="Sansinterligne"/>
+            </w:pPr>
+            <w:r>
+              <w:t>3.1</w:t>
+            </w:r>
+          </w:p>
+        </w:tc>
+      </w:tr>
+      <w:tr>
+        <w:trPr>
+          <w:tblCellSpacing w:w="15" w:type="dxa"/>
+        </w:trPr>
+        <w:tc>
+          <w:tcPr>
+            <w:tcW w:w="0" w:type="auto"/>
+            <w:tcBorders>
+              <w:top w:val="single" w:sz="6" w:space="0" w:color="auto"/>
+              <w:left w:val="single" w:sz="6" w:space="0" w:color="auto"/>
+              <w:bottom w:val="single" w:sz="6" w:space="0" w:color="auto"/>
+              <w:right w:val="single" w:sz="6" w:space="0" w:color="auto"/>
+            </w:tcBorders>
+            <w:tcMar>
+              <w:top w:w="120" w:type="dxa"/>
+              <w:left w:w="180" w:type="dxa"/>
+              <w:bottom w:w="120" w:type="dxa"/>
+              <w:right w:w="180" w:type="dxa"/>
+            </w:tcMar>
+            <w:vAlign w:val="center"/>
+            <w:hideMark/>
+          </w:tcPr>
+          <w:p>
+            <w:pPr>
+              <w:pStyle w:val="Sansinterligne"/>
+            </w:pPr>
+            <w:r>
+              <w:rPr>
+                <w:b/>
+                <w:bCs/>
+              </w:rPr>
+              <w:t>4.1</w:t>
+            </w:r>
+          </w:p>
+        </w:tc>
+        <w:tc>
+          <w:tcPr>
+            <w:tcW w:w="0" w:type="auto"/>
+            <w:tcBorders>
+              <w:top w:val="single" w:sz="6" w:space="0" w:color="auto"/>
+              <w:left w:val="single" w:sz="6" w:space="0" w:color="auto"/>
+              <w:bottom w:val="single" w:sz="6" w:space="0" w:color="auto"/>
+              <w:right w:val="single" w:sz="6" w:space="0" w:color="auto"/>
+            </w:tcBorders>
+            <w:tcMar>
+              <w:top w:w="120" w:type="dxa"/>
+              <w:left w:w="180" w:type="dxa"/>
+              <w:bottom w:w="120" w:type="dxa"/>
+              <w:right w:w="180" w:type="dxa"/>
+            </w:tcMar>
+            <w:vAlign w:val="center"/>
+            <w:hideMark/>
+          </w:tcPr>
+          <w:p>
+            <w:pPr>
+              <w:pStyle w:val="Sansinterligne"/>
+            </w:pPr>
+            <w:r>
+              <w:t>Réparation et modernisation de l'export PDF</w:t>
+            </w:r>
+          </w:p>
+        </w:tc>
+        <w:tc>
+          <w:tcPr>
+            <w:tcW w:w="0" w:type="auto"/>
+            <w:tcBorders>
+              <w:top w:val="single" w:sz="6" w:space="0" w:color="auto"/>
+              <w:left w:val="single" w:sz="6" w:space="0" w:color="auto"/>
+              <w:bottom w:val="single" w:sz="6" w:space="0" w:color="auto"/>
+              <w:right w:val="single" w:sz="6" w:space="0" w:color="auto"/>
+            </w:tcBorders>
+            <w:tcMar>
+              <w:top w:w="120" w:type="dxa"/>
+              <w:left w:w="180" w:type="dxa"/>
+              <w:bottom w:w="120" w:type="dxa"/>
+              <w:right w:w="180" w:type="dxa"/>
+            </w:tcMar>
+            <w:vAlign w:val="center"/>
+            <w:hideMark/>
+          </w:tcPr>
+          <w:p>
+            <w:pPr>
+              <w:pStyle w:val="Sansinterligne"/>
+            </w:pPr>
+            <w:r>
+              <w:t>Hugo</w:t>
+            </w:r>
+          </w:p>
+        </w:tc>
+        <w:tc>
+          <w:tcPr>
+            <w:tcW w:w="0" w:type="auto"/>
+            <w:tcBorders>
+              <w:top w:val="single" w:sz="6" w:space="0" w:color="auto"/>
+              <w:left w:val="single" w:sz="6" w:space="0" w:color="auto"/>
+              <w:bottom w:val="single" w:sz="6" w:space="0" w:color="auto"/>
+              <w:right w:val="single" w:sz="6" w:space="0" w:color="auto"/>
+            </w:tcBorders>
+            <w:tcMar>
+              <w:top w:w="120" w:type="dxa"/>
+              <w:left w:w="180" w:type="dxa"/>
+              <w:bottom w:w="120" w:type="dxa"/>
+              <w:right w:w="180" w:type="dxa"/>
+            </w:tcMar>
+            <w:vAlign w:val="center"/>
+            <w:hideMark/>
+          </w:tcPr>
+          <w:p>
+            <w:pPr>
+              <w:pStyle w:val="Sansinterligne"/>
+            </w:pPr>
+            <w:r>
+              <w:t>3 jours</w:t>
+            </w:r>
+          </w:p>
+        </w:tc>
+        <w:tc>
+          <w:tcPr>
+            <w:tcW w:w="0" w:type="auto"/>
+            <w:tcBorders>
+              <w:top w:val="single" w:sz="6" w:space="0" w:color="auto"/>
+              <w:left w:val="single" w:sz="6" w:space="0" w:color="auto"/>
+              <w:bottom w:val="single" w:sz="6" w:space="0" w:color="auto"/>
+              <w:right w:val="single" w:sz="6" w:space="0" w:color="auto"/>
+            </w:tcBorders>
+            <w:tcMar>
+              <w:top w:w="120" w:type="dxa"/>
+              <w:left w:w="180" w:type="dxa"/>
+              <w:bottom w:w="120" w:type="dxa"/>
+              <w:right w:w="180" w:type="dxa"/>
+            </w:tcMar>
+            <w:vAlign w:val="center"/>
+            <w:hideMark/>
+          </w:tcPr>
+          <w:p>
+            <w:pPr>
+              <w:pStyle w:val="Sansinterligne"/>
+            </w:pPr>
+            <w:r>
+              <w:t>1.2</w:t>
+            </w:r>
+          </w:p>
+        </w:tc>
+      </w:tr>
+      <w:tr>
+        <w:trPr>
+          <w:tblCellSpacing w:w="15" w:type="dxa"/>
+        </w:trPr>
+        <w:tc>
+          <w:tcPr>
+            <w:tcW w:w="0" w:type="auto"/>
+            <w:tcBorders>
+              <w:top w:val="single" w:sz="6" w:space="0" w:color="auto"/>
+              <w:left w:val="single" w:sz="6" w:space="0" w:color="auto"/>
+              <w:bottom w:val="single" w:sz="6" w:space="0" w:color="auto"/>
+              <w:right w:val="single" w:sz="6" w:space="0" w:color="auto"/>
+            </w:tcBorders>
+            <w:tcMar>
+              <w:top w:w="120" w:type="dxa"/>
+              <w:left w:w="180" w:type="dxa"/>
+              <w:bottom w:w="120" w:type="dxa"/>
+              <w:right w:w="180" w:type="dxa"/>
+            </w:tcMar>
+            <w:vAlign w:val="center"/>
+            <w:hideMark/>
+          </w:tcPr>
+          <w:p>
+            <w:pPr>
+              <w:pStyle w:val="Sansinterligne"/>
+            </w:pPr>
+            <w:r>
+              <w:rPr>
+                <w:b/>
+                <w:bCs/>
+              </w:rPr>
+              <w:t>4.2</w:t>
+            </w:r>
+          </w:p>
+        </w:tc>
+        <w:tc>
+          <w:tcPr>
+            <w:tcW w:w="0" w:type="auto"/>
+            <w:tcBorders>
+              <w:top w:val="single" w:sz="6" w:space="0" w:color="auto"/>
+              <w:left w:val="single" w:sz="6" w:space="0" w:color="auto"/>
+              <w:bottom w:val="single" w:sz="6" w:space="0" w:color="auto"/>
+              <w:right w:val="single" w:sz="6" w:space="0" w:color="auto"/>
+            </w:tcBorders>
+            <w:tcMar>
+              <w:top w:w="120" w:type="dxa"/>
+              <w:left w:w="180" w:type="dxa"/>
+              <w:bottom w:w="120" w:type="dxa"/>
+              <w:right w:w="180" w:type="dxa"/>
+            </w:tcMar>
+            <w:vAlign w:val="center"/>
+            <w:hideMark/>
+          </w:tcPr>
+          <w:p>
+            <w:pPr>
+              <w:pStyle w:val="Sansinterligne"/>
+            </w:pPr>
+            <w:r>
+              <w:t>Intégration globale et tests de l'algorithme avec la nouvelle BDD</w:t>
+            </w:r>
+          </w:p>
+        </w:tc>
+        <w:tc>
+          <w:tcPr>
+            <w:tcW w:w="0" w:type="auto"/>
+            <w:tcBorders>
+              <w:top w:val="single" w:sz="6" w:space="0" w:color="auto"/>
+              <w:left w:val="single" w:sz="6" w:space="0" w:color="auto"/>
+              <w:bottom w:val="single" w:sz="6" w:space="0" w:color="auto"/>
+              <w:right w:val="single" w:sz="6" w:space="0" w:color="auto"/>
+            </w:tcBorders>
+            <w:tcMar>
+              <w:top w:w="120" w:type="dxa"/>
+              <w:left w:w="180" w:type="dxa"/>
+              <w:bottom w:w="120" w:type="dxa"/>
+              <w:right w:w="180" w:type="dxa"/>
+            </w:tcMar>
+            <w:vAlign w:val="center"/>
+            <w:hideMark/>
+          </w:tcPr>
+          <w:p>
+            <w:pPr>
+              <w:pStyle w:val="Sansinterligne"/>
+            </w:pPr>
+            <w:r>
+              <w:t>Enzo &amp; Séverin</w:t>
+            </w:r>
+          </w:p>
+        </w:tc>
+        <w:tc>
+          <w:tcPr>
+            <w:tcW w:w="0" w:type="auto"/>
+            <w:tcBorders>
+              <w:top w:val="single" w:sz="6" w:space="0" w:color="auto"/>
+              <w:left w:val="single" w:sz="6" w:space="0" w:color="auto"/>
+              <w:bottom w:val="single" w:sz="6" w:space="0" w:color="auto"/>
+              <w:right w:val="single" w:sz="6" w:space="0" w:color="auto"/>
+            </w:tcBorders>
+            <w:tcMar>
+              <w:top w:w="120" w:type="dxa"/>
+              <w:left w:w="180" w:type="dxa"/>
+              <w:bottom w:w="120" w:type="dxa"/>
+              <w:right w:w="180" w:type="dxa"/>
+            </w:tcMar>
+            <w:vAlign w:val="center"/>
+            <w:hideMark/>
+          </w:tcPr>
+          <w:p>
+            <w:pPr>
+              <w:pStyle w:val="Sansinterligne"/>
+            </w:pPr>
+            <w:r>
+              <w:t>3 jours</w:t>
+            </w:r>
+          </w:p>
+        </w:tc>
+        <w:tc>
+          <w:tcPr>
+            <w:tcW w:w="0" w:type="auto"/>
+            <w:tcBorders>
+              <w:top w:val="single" w:sz="6" w:space="0" w:color="auto"/>
+              <w:left w:val="single" w:sz="6" w:space="0" w:color="auto"/>
+              <w:bottom w:val="single" w:sz="6" w:space="0" w:color="auto"/>
+              <w:right w:val="single" w:sz="6" w:space="0" w:color="auto"/>
+            </w:tcBorders>
+            <w:tcMar>
+              <w:top w:w="120" w:type="dxa"/>
+              <w:left w:w="180" w:type="dxa"/>
+              <w:bottom w:w="120" w:type="dxa"/>
+              <w:right w:w="180" w:type="dxa"/>
+            </w:tcMar>
+            <w:vAlign w:val="center"/>
+            <w:hideMark/>
+          </w:tcPr>
+          <w:p>
+            <w:pPr>
+              <w:pStyle w:val="Sansinterligne"/>
+            </w:pPr>
+            <w:r>
+              <w:t>1.2, 2.2</w:t>
+            </w:r>
+          </w:p>
+        </w:tc>
+      </w:tr>
+      <w:tr>
+        <w:trPr>
+          <w:tblCellSpacing w:w="15" w:type="dxa"/>
+        </w:trPr>
+        <w:tc>
+          <w:tcPr>
+            <w:tcW w:w="0" w:type="auto"/>
+            <w:tcBorders>
+              <w:top w:val="single" w:sz="6" w:space="0" w:color="auto"/>
+              <w:left w:val="single" w:sz="6" w:space="0" w:color="auto"/>
+              <w:bottom w:val="single" w:sz="6" w:space="0" w:color="auto"/>
+              <w:right w:val="single" w:sz="6" w:space="0" w:color="auto"/>
+            </w:tcBorders>
+            <w:tcMar>
+              <w:top w:w="120" w:type="dxa"/>
+              <w:left w:w="180" w:type="dxa"/>
+              <w:bottom w:w="120" w:type="dxa"/>
+              <w:right w:w="180" w:type="dxa"/>
+            </w:tcMar>
+            <w:vAlign w:val="center"/>
+            <w:hideMark/>
+          </w:tcPr>
+          <w:p>
+            <w:pPr>
+              <w:pStyle w:val="Sansinterligne"/>
+            </w:pPr>
+            <w:r>
+              <w:rPr>
+                <w:b/>
+                <w:bCs/>
+              </w:rPr>
+              <w:t>5.1</w:t>
+            </w:r>
+          </w:p>
+        </w:tc>
+        <w:tc>
+          <w:tcPr>
+            <w:tcW w:w="0" w:type="auto"/>
+            <w:tcBorders>
+              <w:top w:val="single" w:sz="6" w:space="0" w:color="auto"/>
+              <w:left w:val="single" w:sz="6" w:space="0" w:color="auto"/>
+              <w:bottom w:val="single" w:sz="6" w:space="0" w:color="auto"/>
+              <w:right w:val="single" w:sz="6" w:space="0" w:color="auto"/>
+            </w:tcBorders>
+            <w:tcMar>
+              <w:top w:w="120" w:type="dxa"/>
+              <w:left w:w="180" w:type="dxa"/>
+              <w:bottom w:w="120" w:type="dxa"/>
+              <w:right w:w="180" w:type="dxa"/>
+            </w:tcMar>
+            <w:vAlign w:val="center"/>
+            <w:hideMark/>
+          </w:tcPr>
+          <w:p>
+            <w:pPr>
+              <w:pStyle w:val="Sansinterligne"/>
+            </w:pPr>
+            <w:r>
+              <w:t>Recette finale, tests utilisateurs et documentation technique</w:t>
+            </w:r>
+          </w:p>
+        </w:tc>
+        <w:tc>
+          <w:tcPr>
+            <w:tcW w:w="0" w:type="auto"/>
+            <w:tcBorders>
+              <w:top w:val="single" w:sz="6" w:space="0" w:color="auto"/>
+              <w:left w:val="single" w:sz="6" w:space="0" w:color="auto"/>
+              <w:bottom w:val="single" w:sz="6" w:space="0" w:color="auto"/>
+              <w:right w:val="single" w:sz="6" w:space="0" w:color="auto"/>
+            </w:tcBorders>
+            <w:tcMar>
+              <w:top w:w="120" w:type="dxa"/>
+              <w:left w:w="180" w:type="dxa"/>
+              <w:bottom w:w="120" w:type="dxa"/>
+              <w:right w:w="180" w:type="dxa"/>
+            </w:tcMar>
+            <w:vAlign w:val="center"/>
+            <w:hideMark/>
+          </w:tcPr>
+          <w:p>
+            <w:pPr>
+              <w:pStyle w:val="Sansinterligne"/>
+            </w:pPr>
+            <w:r>
+              <w:t>L'équipe</w:t>
+            </w:r>
+          </w:p>
+        </w:tc>
+        <w:tc>
+          <w:tcPr>
+            <w:tcW w:w="0" w:type="auto"/>
+            <w:tcBorders>
+              <w:top w:val="single" w:sz="6" w:space="0" w:color="auto"/>
+              <w:left w:val="single" w:sz="6" w:space="0" w:color="auto"/>
+              <w:bottom w:val="single" w:sz="6" w:space="0" w:color="auto"/>
+              <w:right w:val="single" w:sz="6" w:space="0" w:color="auto"/>
+            </w:tcBorders>
+            <w:tcMar>
+              <w:top w:w="120" w:type="dxa"/>
+              <w:left w:w="180" w:type="dxa"/>
+              <w:bottom w:w="120" w:type="dxa"/>
+              <w:right w:w="180" w:type="dxa"/>
+            </w:tcMar>
+            <w:vAlign w:val="center"/>
+            <w:hideMark/>
+          </w:tcPr>
+          <w:p>
+            <w:pPr>
+              <w:pStyle w:val="Sansinterligne"/>
+            </w:pPr>
+            <w:r>
+              <w:t>3 jours</w:t>
+            </w:r>
+          </w:p>
+        </w:tc>
+        <w:tc>
+          <w:tcPr>
+            <w:tcW w:w="0" w:type="auto"/>
+            <w:tcBorders>
+              <w:top w:val="single" w:sz="6" w:space="0" w:color="auto"/>
+              <w:left w:val="single" w:sz="6" w:space="0" w:color="auto"/>
+              <w:bottom w:val="single" w:sz="6" w:space="0" w:color="auto"/>
+              <w:right w:val="single" w:sz="6" w:space="0" w:color="auto"/>
+            </w:tcBorders>
+            <w:tcMar>
+              <w:top w:w="120" w:type="dxa"/>
+              <w:left w:w="180" w:type="dxa"/>
+              <w:bottom w:w="120" w:type="dxa"/>
+              <w:right w:w="180" w:type="dxa"/>
+            </w:tcMar>
+            <w:vAlign w:val="center"/>
+            <w:hideMark/>
+          </w:tcPr>
+          <w:p>
+            <w:pPr>
+              <w:pStyle w:val="Sansinterligne"/>
+            </w:pPr>
+            <w:r>
+              <w:t>Toutes</w:t>
+            </w:r>
+          </w:p>
+        </w:tc>
+      </w:tr>
+    </w:tbl>
+    <w:p>
+      <w:pPr>
+        <w:pStyle w:val="Sansinterligne"/>
+      </w:pPr>
+    </w:p>
+    <w:p>
+      <w:pPr>
+        <w:pStyle w:val="Sansinterligne"/>
+      </w:pPr>
+    </w:p>
+    <w:p>
+      <w:pPr>
+        <w:pStyle w:val="Sansinterligne"/>
+      </w:pPr>
+    </w:p>
+    <w:p>
+      <w:pPr>
+        <w:pStyle w:val="Sansinterligne"/>
+      </w:pPr>
+    </w:p>
+    <w:p>
+      <w:pPr>
+        <w:pStyle w:val="Titre1"/>
+      </w:pPr>
+      <w:r>
+        <w:lastRenderedPageBreak/>
+        <w:t>7.CONCLUSION</w:t>
+      </w:r>
+    </w:p>
+    <w:p>
+      <w:pPr>
+        <w:pStyle w:val="Sansinterligne"/>
+      </w:pPr>
+      <w:r>
+        <w:tab/>
+        <w:t>Pour finir ce rapport, l</w:t>
+      </w:r>
+      <w:r>
+        <w:t>'audit de l'application existante a mis en évidence une dette technique critique. Entre un code "spaghetti"</w:t>
+      </w:r>
+      <w:r>
+        <w:t xml:space="preserve"> qui part dans tous les sens</w:t>
+      </w:r>
+      <w:r>
+        <w:t xml:space="preserve">, l'utilisation de technologies obsolètes (hachage MD5, fonctions </w:t>
+      </w:r>
+      <w:proofErr w:type="spellStart"/>
+      <w:r>
+        <w:t>mysql</w:t>
+      </w:r>
+      <w:proofErr w:type="spellEnd"/>
+      <w:r>
+        <w:t xml:space="preserve">_*, moteur </w:t>
+      </w:r>
+      <w:proofErr w:type="spellStart"/>
+      <w:r>
+        <w:t>MyISAM</w:t>
+      </w:r>
+      <w:proofErr w:type="spellEnd"/>
+      <w:r>
+        <w:t>) et des failles de sécurité majeures (injections SQL, requêtes non sécurisées), l'outil actuel n'est ni maintenable ni adapté aux standards web. De plus, la structure de la base de données doit être révisée pour répondre pleinement au cahier des charges, notamment pour la gestion des placements au premier rang.</w:t>
+      </w:r>
+    </w:p>
+    <w:p>
+      <w:pPr>
+        <w:pStyle w:val="Sansinterligne"/>
+      </w:pPr>
+    </w:p>
+    <w:p>
+      <w:pPr>
+        <w:pStyle w:val="Sansinterligne"/>
+      </w:pPr>
+      <w:r>
+        <w:t>Face à ces constats, une refonte complète et structurée s'impose. Notre plan d'action est prêt et s'appuie sur une répartition stratégique des tâches : Séverin consolidera la base de données et la sécurité, Enzo mettra en place l'architecture MVC et corrigera l'algorithme, tandis qu'Hugo modernisera l'interface et les exports PDF.</w:t>
+      </w:r>
+    </w:p>
+    <w:p>
+      <w:pPr>
+        <w:pStyle w:val="Sansinterligne"/>
+      </w:pPr>
+    </w:p>
+    <w:p>
+      <w:pPr>
+        <w:pStyle w:val="Sansinterligne"/>
+      </w:pPr>
+      <w:r>
+        <w:t>Ce dossier de conception valide notre feuille de route. L'équipe est désormais prête à entamer le développement pour livrer une application moderne, sécurisée, évolutive et parfaitement alignée avec les besoins finaux.</w:t>
+      </w:r>
     </w:p>
     <w:sectPr>
-      <w:footerReference w:type="default" r:id="rId7"/>
+      <w:footerReference w:type="default" r:id="rId10"/>
       <w:pgSz w:w="11906" w:h="16838"/>
       <w:pgMar w:top="1417" w:right="1417" w:bottom="1417" w:left="1417" w:header="708" w:footer="708" w:gutter="0"/>
       <w:cols w:space="708"/>
@@ -845,6 +6181,95 @@
     </w:lvl>
   </w:abstractNum>
   <w:abstractNum w:abstractNumId="1" w15:restartNumberingAfterBreak="0">
+    <w:nsid w:val="0D6C0BB7"/>
+    <w:multiLevelType w:val="hybridMultilevel"/>
+    <w:tmpl w:val="9888433E"/>
+    <w:lvl w:ilvl="0" w:tplc="040C000F">
+      <w:start w:val="1"/>
+      <w:numFmt w:val="decimal"/>
+      <w:lvlText w:val="%1."/>
+      <w:lvlJc w:val="left"/>
+      <w:pPr>
+        <w:ind w:left="720" w:hanging="360"/>
+      </w:pPr>
+      <w:rPr>
+        <w:rFonts w:hint="default"/>
+      </w:rPr>
+    </w:lvl>
+    <w:lvl w:ilvl="1" w:tplc="040C0019" w:tentative="1">
+      <w:start w:val="1"/>
+      <w:numFmt w:val="lowerLetter"/>
+      <w:lvlText w:val="%2."/>
+      <w:lvlJc w:val="left"/>
+      <w:pPr>
+        <w:ind w:left="1440" w:hanging="360"/>
+      </w:pPr>
+    </w:lvl>
+    <w:lvl w:ilvl="2" w:tplc="040C001B" w:tentative="1">
+      <w:start w:val="1"/>
+      <w:numFmt w:val="lowerRoman"/>
+      <w:lvlText w:val="%3."/>
+      <w:lvlJc w:val="right"/>
+      <w:pPr>
+        <w:ind w:left="2160" w:hanging="180"/>
+      </w:pPr>
+    </w:lvl>
+    <w:lvl w:ilvl="3" w:tplc="040C000F" w:tentative="1">
+      <w:start w:val="1"/>
+      <w:numFmt w:val="decimal"/>
+      <w:lvlText w:val="%4."/>
+      <w:lvlJc w:val="left"/>
+      <w:pPr>
+        <w:ind w:left="2880" w:hanging="360"/>
+      </w:pPr>
+    </w:lvl>
+    <w:lvl w:ilvl="4" w:tplc="040C0019" w:tentative="1">
+      <w:start w:val="1"/>
+      <w:numFmt w:val="lowerLetter"/>
+      <w:lvlText w:val="%5."/>
+      <w:lvlJc w:val="left"/>
+      <w:pPr>
+        <w:ind w:left="3600" w:hanging="360"/>
+      </w:pPr>
+    </w:lvl>
+    <w:lvl w:ilvl="5" w:tplc="040C001B" w:tentative="1">
+      <w:start w:val="1"/>
+      <w:numFmt w:val="lowerRoman"/>
+      <w:lvlText w:val="%6."/>
+      <w:lvlJc w:val="right"/>
+      <w:pPr>
+        <w:ind w:left="4320" w:hanging="180"/>
+      </w:pPr>
+    </w:lvl>
+    <w:lvl w:ilvl="6" w:tplc="040C000F" w:tentative="1">
+      <w:start w:val="1"/>
+      <w:numFmt w:val="decimal"/>
+      <w:lvlText w:val="%7."/>
+      <w:lvlJc w:val="left"/>
+      <w:pPr>
+        <w:ind w:left="5040" w:hanging="360"/>
+      </w:pPr>
+    </w:lvl>
+    <w:lvl w:ilvl="7" w:tplc="040C0019" w:tentative="1">
+      <w:start w:val="1"/>
+      <w:numFmt w:val="lowerLetter"/>
+      <w:lvlText w:val="%8."/>
+      <w:lvlJc w:val="left"/>
+      <w:pPr>
+        <w:ind w:left="5760" w:hanging="360"/>
+      </w:pPr>
+    </w:lvl>
+    <w:lvl w:ilvl="8" w:tplc="040C001B" w:tentative="1">
+      <w:start w:val="1"/>
+      <w:numFmt w:val="lowerRoman"/>
+      <w:lvlText w:val="%9."/>
+      <w:lvlJc w:val="right"/>
+      <w:pPr>
+        <w:ind w:left="6480" w:hanging="180"/>
+      </w:pPr>
+    </w:lvl>
+  </w:abstractNum>
+  <w:abstractNum w:abstractNumId="2" w15:restartNumberingAfterBreak="0">
     <w:nsid w:val="15202AB1"/>
     <w:multiLevelType w:val="multilevel"/>
     <w:tmpl w:val="E6B8C5D6"/>
@@ -993,7 +6418,7 @@
       </w:rPr>
     </w:lvl>
   </w:abstractNum>
-  <w:abstractNum w:abstractNumId="2" w15:restartNumberingAfterBreak="0">
+  <w:abstractNum w:abstractNumId="3" w15:restartNumberingAfterBreak="0">
     <w:nsid w:val="1A36469B"/>
     <w:multiLevelType w:val="multilevel"/>
     <w:tmpl w:val="E2322CD4"/>
@@ -1142,7 +6567,156 @@
       </w:rPr>
     </w:lvl>
   </w:abstractNum>
-  <w:abstractNum w:abstractNumId="3" w15:restartNumberingAfterBreak="0">
+  <w:abstractNum w:abstractNumId="4" w15:restartNumberingAfterBreak="0">
+    <w:nsid w:val="4166191E"/>
+    <w:multiLevelType w:val="multilevel"/>
+    <w:tmpl w:val="9272B472"/>
+    <w:lvl w:ilvl="0">
+      <w:start w:val="1"/>
+      <w:numFmt w:val="bullet"/>
+      <w:lvlText w:val=""/>
+      <w:lvlJc w:val="left"/>
+      <w:pPr>
+        <w:tabs>
+          <w:tab w:val="num" w:pos="720"/>
+        </w:tabs>
+        <w:ind w:left="720" w:hanging="360"/>
+      </w:pPr>
+      <w:rPr>
+        <w:rFonts w:ascii="Symbol" w:hAnsi="Symbol" w:hint="default"/>
+        <w:sz w:val="20"/>
+      </w:rPr>
+    </w:lvl>
+    <w:lvl w:ilvl="1">
+      <w:start w:val="1"/>
+      <w:numFmt w:val="bullet"/>
+      <w:lvlText w:val="o"/>
+      <w:lvlJc w:val="left"/>
+      <w:pPr>
+        <w:tabs>
+          <w:tab w:val="num" w:pos="1440"/>
+        </w:tabs>
+        <w:ind w:left="1440" w:hanging="360"/>
+      </w:pPr>
+      <w:rPr>
+        <w:rFonts w:ascii="Courier New" w:hAnsi="Courier New" w:hint="default"/>
+        <w:sz w:val="20"/>
+      </w:rPr>
+    </w:lvl>
+    <w:lvl w:ilvl="2" w:tentative="1">
+      <w:start w:val="1"/>
+      <w:numFmt w:val="bullet"/>
+      <w:lvlText w:val=""/>
+      <w:lvlJc w:val="left"/>
+      <w:pPr>
+        <w:tabs>
+          <w:tab w:val="num" w:pos="2160"/>
+        </w:tabs>
+        <w:ind w:left="2160" w:hanging="360"/>
+      </w:pPr>
+      <w:rPr>
+        <w:rFonts w:ascii="Wingdings" w:hAnsi="Wingdings" w:hint="default"/>
+        <w:sz w:val="20"/>
+      </w:rPr>
+    </w:lvl>
+    <w:lvl w:ilvl="3" w:tentative="1">
+      <w:start w:val="1"/>
+      <w:numFmt w:val="bullet"/>
+      <w:lvlText w:val=""/>
+      <w:lvlJc w:val="left"/>
+      <w:pPr>
+        <w:tabs>
+          <w:tab w:val="num" w:pos="2880"/>
+        </w:tabs>
+        <w:ind w:left="2880" w:hanging="360"/>
+      </w:pPr>
+      <w:rPr>
+        <w:rFonts w:ascii="Wingdings" w:hAnsi="Wingdings" w:hint="default"/>
+        <w:sz w:val="20"/>
+      </w:rPr>
+    </w:lvl>
+    <w:lvl w:ilvl="4" w:tentative="1">
+      <w:start w:val="1"/>
+      <w:numFmt w:val="bullet"/>
+      <w:lvlText w:val=""/>
+      <w:lvlJc w:val="left"/>
+      <w:pPr>
+        <w:tabs>
+          <w:tab w:val="num" w:pos="3600"/>
+        </w:tabs>
+        <w:ind w:left="3600" w:hanging="360"/>
+      </w:pPr>
+      <w:rPr>
+        <w:rFonts w:ascii="Wingdings" w:hAnsi="Wingdings" w:hint="default"/>
+        <w:sz w:val="20"/>
+      </w:rPr>
+    </w:lvl>
+    <w:lvl w:ilvl="5" w:tentative="1">
+      <w:start w:val="1"/>
+      <w:numFmt w:val="bullet"/>
+      <w:lvlText w:val=""/>
+      <w:lvlJc w:val="left"/>
+      <w:pPr>
+        <w:tabs>
+          <w:tab w:val="num" w:pos="4320"/>
+        </w:tabs>
+        <w:ind w:left="4320" w:hanging="360"/>
+      </w:pPr>
+      <w:rPr>
+        <w:rFonts w:ascii="Wingdings" w:hAnsi="Wingdings" w:hint="default"/>
+        <w:sz w:val="20"/>
+      </w:rPr>
+    </w:lvl>
+    <w:lvl w:ilvl="6" w:tentative="1">
+      <w:start w:val="1"/>
+      <w:numFmt w:val="bullet"/>
+      <w:lvlText w:val=""/>
+      <w:lvlJc w:val="left"/>
+      <w:pPr>
+        <w:tabs>
+          <w:tab w:val="num" w:pos="5040"/>
+        </w:tabs>
+        <w:ind w:left="5040" w:hanging="360"/>
+      </w:pPr>
+      <w:rPr>
+        <w:rFonts w:ascii="Wingdings" w:hAnsi="Wingdings" w:hint="default"/>
+        <w:sz w:val="20"/>
+      </w:rPr>
+    </w:lvl>
+    <w:lvl w:ilvl="7" w:tentative="1">
+      <w:start w:val="1"/>
+      <w:numFmt w:val="bullet"/>
+      <w:lvlText w:val=""/>
+      <w:lvlJc w:val="left"/>
+      <w:pPr>
+        <w:tabs>
+          <w:tab w:val="num" w:pos="5760"/>
+        </w:tabs>
+        <w:ind w:left="5760" w:hanging="360"/>
+      </w:pPr>
+      <w:rPr>
+        <w:rFonts w:ascii="Wingdings" w:hAnsi="Wingdings" w:hint="default"/>
+        <w:sz w:val="20"/>
+      </w:rPr>
+    </w:lvl>
+    <w:lvl w:ilvl="8" w:tentative="1">
+      <w:start w:val="1"/>
+      <w:numFmt w:val="bullet"/>
+      <w:lvlText w:val=""/>
+      <w:lvlJc w:val="left"/>
+      <w:pPr>
+        <w:tabs>
+          <w:tab w:val="num" w:pos="6480"/>
+        </w:tabs>
+        <w:ind w:left="6480" w:hanging="360"/>
+      </w:pPr>
+      <w:rPr>
+        <w:rFonts w:ascii="Wingdings" w:hAnsi="Wingdings" w:hint="default"/>
+        <w:sz w:val="20"/>
+      </w:rPr>
+    </w:lvl>
+  </w:abstractNum>
+  <w:abstractNum w:abstractNumId="5" w15:restartNumberingAfterBreak="0">
     <w:nsid w:val="4BA37816"/>
     <w:multiLevelType w:val="multilevel"/>
     <w:tmpl w:val="851AB646"/>
@@ -1291,7 +6865,7 @@
       </w:rPr>
     </w:lvl>
   </w:abstractNum>
-  <w:abstractNum w:abstractNumId="4" w15:restartNumberingAfterBreak="0">
+  <w:abstractNum w:abstractNumId="6" w15:restartNumberingAfterBreak="0">
     <w:nsid w:val="50796DC9"/>
     <w:multiLevelType w:val="multilevel"/>
     <w:tmpl w:val="EC9A7EF4"/>
@@ -1440,7 +7014,7 @@
       </w:rPr>
     </w:lvl>
   </w:abstractNum>
-  <w:abstractNum w:abstractNumId="5" w15:restartNumberingAfterBreak="0">
+  <w:abstractNum w:abstractNumId="7" w15:restartNumberingAfterBreak="0">
     <w:nsid w:val="648812D7"/>
     <w:multiLevelType w:val="multilevel"/>
     <w:tmpl w:val="D126410C"/>
@@ -1589,23 +7163,449 @@
       </w:rPr>
     </w:lvl>
   </w:abstractNum>
+  <w:abstractNum w:abstractNumId="8" w15:restartNumberingAfterBreak="0">
+    <w:nsid w:val="65B34B6C"/>
+    <w:multiLevelType w:val="multilevel"/>
+    <w:tmpl w:val="77EC2200"/>
+    <w:lvl w:ilvl="0">
+      <w:start w:val="1"/>
+      <w:numFmt w:val="bullet"/>
+      <w:lvlText w:val=""/>
+      <w:lvlJc w:val="left"/>
+      <w:pPr>
+        <w:tabs>
+          <w:tab w:val="num" w:pos="720"/>
+        </w:tabs>
+        <w:ind w:left="720" w:hanging="360"/>
+      </w:pPr>
+      <w:rPr>
+        <w:rFonts w:ascii="Symbol" w:hAnsi="Symbol" w:hint="default"/>
+        <w:sz w:val="20"/>
+      </w:rPr>
+    </w:lvl>
+    <w:lvl w:ilvl="1" w:tentative="1">
+      <w:start w:val="1"/>
+      <w:numFmt w:val="bullet"/>
+      <w:lvlText w:val="o"/>
+      <w:lvlJc w:val="left"/>
+      <w:pPr>
+        <w:tabs>
+          <w:tab w:val="num" w:pos="1440"/>
+        </w:tabs>
+        <w:ind w:left="1440" w:hanging="360"/>
+      </w:pPr>
+      <w:rPr>
+        <w:rFonts w:ascii="Courier New" w:hAnsi="Courier New" w:hint="default"/>
+        <w:sz w:val="20"/>
+      </w:rPr>
+    </w:lvl>
+    <w:lvl w:ilvl="2" w:tentative="1">
+      <w:start w:val="1"/>
+      <w:numFmt w:val="bullet"/>
+      <w:lvlText w:val=""/>
+      <w:lvlJc w:val="left"/>
+      <w:pPr>
+        <w:tabs>
+          <w:tab w:val="num" w:pos="2160"/>
+        </w:tabs>
+        <w:ind w:left="2160" w:hanging="360"/>
+      </w:pPr>
+      <w:rPr>
+        <w:rFonts w:ascii="Wingdings" w:hAnsi="Wingdings" w:hint="default"/>
+        <w:sz w:val="20"/>
+      </w:rPr>
+    </w:lvl>
+    <w:lvl w:ilvl="3" w:tentative="1">
+      <w:start w:val="1"/>
+      <w:numFmt w:val="bullet"/>
+      <w:lvlText w:val=""/>
+      <w:lvlJc w:val="left"/>
+      <w:pPr>
+        <w:tabs>
+          <w:tab w:val="num" w:pos="2880"/>
+        </w:tabs>
+        <w:ind w:left="2880" w:hanging="360"/>
+      </w:pPr>
+      <w:rPr>
+        <w:rFonts w:ascii="Wingdings" w:hAnsi="Wingdings" w:hint="default"/>
+        <w:sz w:val="20"/>
+      </w:rPr>
+    </w:lvl>
+    <w:lvl w:ilvl="4" w:tentative="1">
+      <w:start w:val="1"/>
+      <w:numFmt w:val="bullet"/>
+      <w:lvlText w:val=""/>
+      <w:lvlJc w:val="left"/>
+      <w:pPr>
+        <w:tabs>
+          <w:tab w:val="num" w:pos="3600"/>
+        </w:tabs>
+        <w:ind w:left="3600" w:hanging="360"/>
+      </w:pPr>
+      <w:rPr>
+        <w:rFonts w:ascii="Wingdings" w:hAnsi="Wingdings" w:hint="default"/>
+        <w:sz w:val="20"/>
+      </w:rPr>
+    </w:lvl>
+    <w:lvl w:ilvl="5" w:tentative="1">
+      <w:start w:val="1"/>
+      <w:numFmt w:val="bullet"/>
+      <w:lvlText w:val=""/>
+      <w:lvlJc w:val="left"/>
+      <w:pPr>
+        <w:tabs>
+          <w:tab w:val="num" w:pos="4320"/>
+        </w:tabs>
+        <w:ind w:left="4320" w:hanging="360"/>
+      </w:pPr>
+      <w:rPr>
+        <w:rFonts w:ascii="Wingdings" w:hAnsi="Wingdings" w:hint="default"/>
+        <w:sz w:val="20"/>
+      </w:rPr>
+    </w:lvl>
+    <w:lvl w:ilvl="6" w:tentative="1">
+      <w:start w:val="1"/>
+      <w:numFmt w:val="bullet"/>
+      <w:lvlText w:val=""/>
+      <w:lvlJc w:val="left"/>
+      <w:pPr>
+        <w:tabs>
+          <w:tab w:val="num" w:pos="5040"/>
+        </w:tabs>
+        <w:ind w:left="5040" w:hanging="360"/>
+      </w:pPr>
+      <w:rPr>
+        <w:rFonts w:ascii="Wingdings" w:hAnsi="Wingdings" w:hint="default"/>
+        <w:sz w:val="20"/>
+      </w:rPr>
+    </w:lvl>
+    <w:lvl w:ilvl="7" w:tentative="1">
+      <w:start w:val="1"/>
+      <w:numFmt w:val="bullet"/>
+      <w:lvlText w:val=""/>
+      <w:lvlJc w:val="left"/>
+      <w:pPr>
+        <w:tabs>
+          <w:tab w:val="num" w:pos="5760"/>
+        </w:tabs>
+        <w:ind w:left="5760" w:hanging="360"/>
+      </w:pPr>
+      <w:rPr>
+        <w:rFonts w:ascii="Wingdings" w:hAnsi="Wingdings" w:hint="default"/>
+        <w:sz w:val="20"/>
+      </w:rPr>
+    </w:lvl>
+    <w:lvl w:ilvl="8" w:tentative="1">
+      <w:start w:val="1"/>
+      <w:numFmt w:val="bullet"/>
+      <w:lvlText w:val=""/>
+      <w:lvlJc w:val="left"/>
+      <w:pPr>
+        <w:tabs>
+          <w:tab w:val="num" w:pos="6480"/>
+        </w:tabs>
+        <w:ind w:left="6480" w:hanging="360"/>
+      </w:pPr>
+      <w:rPr>
+        <w:rFonts w:ascii="Wingdings" w:hAnsi="Wingdings" w:hint="default"/>
+        <w:sz w:val="20"/>
+      </w:rPr>
+    </w:lvl>
+  </w:abstractNum>
+  <w:abstractNum w:abstractNumId="9" w15:restartNumberingAfterBreak="0">
+    <w:nsid w:val="78C917A6"/>
+    <w:multiLevelType w:val="hybridMultilevel"/>
+    <w:tmpl w:val="E7CAE1A6"/>
+    <w:lvl w:ilvl="0" w:tplc="040C0001">
+      <w:start w:val="1"/>
+      <w:numFmt w:val="bullet"/>
+      <w:lvlText w:val=""/>
+      <w:lvlJc w:val="left"/>
+      <w:pPr>
+        <w:ind w:left="720" w:hanging="360"/>
+      </w:pPr>
+      <w:rPr>
+        <w:rFonts w:ascii="Symbol" w:hAnsi="Symbol" w:hint="default"/>
+      </w:rPr>
+    </w:lvl>
+    <w:lvl w:ilvl="1" w:tplc="040C0003" w:tentative="1">
+      <w:start w:val="1"/>
+      <w:numFmt w:val="bullet"/>
+      <w:lvlText w:val="o"/>
+      <w:lvlJc w:val="left"/>
+      <w:pPr>
+        <w:ind w:left="1440" w:hanging="360"/>
+      </w:pPr>
+      <w:rPr>
+        <w:rFonts w:ascii="Courier New" w:hAnsi="Courier New" w:cs="Courier New" w:hint="default"/>
+      </w:rPr>
+    </w:lvl>
+    <w:lvl w:ilvl="2" w:tplc="040C0005" w:tentative="1">
+      <w:start w:val="1"/>
+      <w:numFmt w:val="bullet"/>
+      <w:lvlText w:val=""/>
+      <w:lvlJc w:val="left"/>
+      <w:pPr>
+        <w:ind w:left="2160" w:hanging="360"/>
+      </w:pPr>
+      <w:rPr>
+        <w:rFonts w:ascii="Wingdings" w:hAnsi="Wingdings" w:hint="default"/>
+      </w:rPr>
+    </w:lvl>
+    <w:lvl w:ilvl="3" w:tplc="040C0001" w:tentative="1">
+      <w:start w:val="1"/>
+      <w:numFmt w:val="bullet"/>
+      <w:lvlText w:val=""/>
+      <w:lvlJc w:val="left"/>
+      <w:pPr>
+        <w:ind w:left="2880" w:hanging="360"/>
+      </w:pPr>
+      <w:rPr>
+        <w:rFonts w:ascii="Symbol" w:hAnsi="Symbol" w:hint="default"/>
+      </w:rPr>
+    </w:lvl>
+    <w:lvl w:ilvl="4" w:tplc="040C0003" w:tentative="1">
+      <w:start w:val="1"/>
+      <w:numFmt w:val="bullet"/>
+      <w:lvlText w:val="o"/>
+      <w:lvlJc w:val="left"/>
+      <w:pPr>
+        <w:ind w:left="3600" w:hanging="360"/>
+      </w:pPr>
+      <w:rPr>
+        <w:rFonts w:ascii="Courier New" w:hAnsi="Courier New" w:cs="Courier New" w:hint="default"/>
+      </w:rPr>
+    </w:lvl>
+    <w:lvl w:ilvl="5" w:tplc="040C0005" w:tentative="1">
+      <w:start w:val="1"/>
+      <w:numFmt w:val="bullet"/>
+      <w:lvlText w:val=""/>
+      <w:lvlJc w:val="left"/>
+      <w:pPr>
+        <w:ind w:left="4320" w:hanging="360"/>
+      </w:pPr>
+      <w:rPr>
+        <w:rFonts w:ascii="Wingdings" w:hAnsi="Wingdings" w:hint="default"/>
+      </w:rPr>
+    </w:lvl>
+    <w:lvl w:ilvl="6" w:tplc="040C0001" w:tentative="1">
+      <w:start w:val="1"/>
+      <w:numFmt w:val="bullet"/>
+      <w:lvlText w:val=""/>
+      <w:lvlJc w:val="left"/>
+      <w:pPr>
+        <w:ind w:left="5040" w:hanging="360"/>
+      </w:pPr>
+      <w:rPr>
+        <w:rFonts w:ascii="Symbol" w:hAnsi="Symbol" w:hint="default"/>
+      </w:rPr>
+    </w:lvl>
+    <w:lvl w:ilvl="7" w:tplc="040C0003" w:tentative="1">
+      <w:start w:val="1"/>
+      <w:numFmt w:val="bullet"/>
+      <w:lvlText w:val="o"/>
+      <w:lvlJc w:val="left"/>
+      <w:pPr>
+        <w:ind w:left="5760" w:hanging="360"/>
+      </w:pPr>
+      <w:rPr>
+        <w:rFonts w:ascii="Courier New" w:hAnsi="Courier New" w:cs="Courier New" w:hint="default"/>
+      </w:rPr>
+    </w:lvl>
+    <w:lvl w:ilvl="8" w:tplc="040C0005" w:tentative="1">
+      <w:start w:val="1"/>
+      <w:numFmt w:val="bullet"/>
+      <w:lvlText w:val=""/>
+      <w:lvlJc w:val="left"/>
+      <w:pPr>
+        <w:ind w:left="6480" w:hanging="360"/>
+      </w:pPr>
+      <w:rPr>
+        <w:rFonts w:ascii="Wingdings" w:hAnsi="Wingdings" w:hint="default"/>
+      </w:rPr>
+    </w:lvl>
+  </w:abstractNum>
+  <w:abstractNum w:abstractNumId="10" w15:restartNumberingAfterBreak="0">
+    <w:nsid w:val="7DCD643A"/>
+    <w:multiLevelType w:val="multilevel"/>
+    <w:tmpl w:val="B23E79D0"/>
+    <w:lvl w:ilvl="0">
+      <w:start w:val="1"/>
+      <w:numFmt w:val="bullet"/>
+      <w:lvlText w:val=""/>
+      <w:lvlJc w:val="left"/>
+      <w:pPr>
+        <w:tabs>
+          <w:tab w:val="num" w:pos="720"/>
+        </w:tabs>
+        <w:ind w:left="720" w:hanging="360"/>
+      </w:pPr>
+      <w:rPr>
+        <w:rFonts w:ascii="Symbol" w:hAnsi="Symbol" w:hint="default"/>
+        <w:sz w:val="20"/>
+      </w:rPr>
+    </w:lvl>
+    <w:lvl w:ilvl="1" w:tentative="1">
+      <w:start w:val="1"/>
+      <w:numFmt w:val="bullet"/>
+      <w:lvlText w:val="o"/>
+      <w:lvlJc w:val="left"/>
+      <w:pPr>
+        <w:tabs>
+          <w:tab w:val="num" w:pos="1440"/>
+        </w:tabs>
+        <w:ind w:left="1440" w:hanging="360"/>
+      </w:pPr>
+      <w:rPr>
+        <w:rFonts w:ascii="Courier New" w:hAnsi="Courier New" w:hint="default"/>
+        <w:sz w:val="20"/>
+      </w:rPr>
+    </w:lvl>
+    <w:lvl w:ilvl="2" w:tentative="1">
+      <w:start w:val="1"/>
+      <w:numFmt w:val="bullet"/>
+      <w:lvlText w:val=""/>
+      <w:lvlJc w:val="left"/>
+      <w:pPr>
+        <w:tabs>
+          <w:tab w:val="num" w:pos="2160"/>
+        </w:tabs>
+        <w:ind w:left="2160" w:hanging="360"/>
+      </w:pPr>
+      <w:rPr>
+        <w:rFonts w:ascii="Wingdings" w:hAnsi="Wingdings" w:hint="default"/>
+        <w:sz w:val="20"/>
+      </w:rPr>
+    </w:lvl>
+    <w:lvl w:ilvl="3" w:tentative="1">
+      <w:start w:val="1"/>
+      <w:numFmt w:val="bullet"/>
+      <w:lvlText w:val=""/>
+      <w:lvlJc w:val="left"/>
+      <w:pPr>
+        <w:tabs>
+          <w:tab w:val="num" w:pos="2880"/>
+        </w:tabs>
+        <w:ind w:left="2880" w:hanging="360"/>
+      </w:pPr>
+      <w:rPr>
+        <w:rFonts w:ascii="Wingdings" w:hAnsi="Wingdings" w:hint="default"/>
+        <w:sz w:val="20"/>
+      </w:rPr>
+    </w:lvl>
+    <w:lvl w:ilvl="4" w:tentative="1">
+      <w:start w:val="1"/>
+      <w:numFmt w:val="bullet"/>
+      <w:lvlText w:val=""/>
+      <w:lvlJc w:val="left"/>
+      <w:pPr>
+        <w:tabs>
+          <w:tab w:val="num" w:pos="3600"/>
+        </w:tabs>
+        <w:ind w:left="3600" w:hanging="360"/>
+      </w:pPr>
+      <w:rPr>
+        <w:rFonts w:ascii="Wingdings" w:hAnsi="Wingdings" w:hint="default"/>
+        <w:sz w:val="20"/>
+      </w:rPr>
+    </w:lvl>
+    <w:lvl w:ilvl="5" w:tentative="1">
+      <w:start w:val="1"/>
+      <w:numFmt w:val="bullet"/>
+      <w:lvlText w:val=""/>
+      <w:lvlJc w:val="left"/>
+      <w:pPr>
+        <w:tabs>
+          <w:tab w:val="num" w:pos="4320"/>
+        </w:tabs>
+        <w:ind w:left="4320" w:hanging="360"/>
+      </w:pPr>
+      <w:rPr>
+        <w:rFonts w:ascii="Wingdings" w:hAnsi="Wingdings" w:hint="default"/>
+        <w:sz w:val="20"/>
+      </w:rPr>
+    </w:lvl>
+    <w:lvl w:ilvl="6" w:tentative="1">
+      <w:start w:val="1"/>
+      <w:numFmt w:val="bullet"/>
+      <w:lvlText w:val=""/>
+      <w:lvlJc w:val="left"/>
+      <w:pPr>
+        <w:tabs>
+          <w:tab w:val="num" w:pos="5040"/>
+        </w:tabs>
+        <w:ind w:left="5040" w:hanging="360"/>
+      </w:pPr>
+      <w:rPr>
+        <w:rFonts w:ascii="Wingdings" w:hAnsi="Wingdings" w:hint="default"/>
+        <w:sz w:val="20"/>
+      </w:rPr>
+    </w:lvl>
+    <w:lvl w:ilvl="7" w:tentative="1">
+      <w:start w:val="1"/>
+      <w:numFmt w:val="bullet"/>
+      <w:lvlText w:val=""/>
+      <w:lvlJc w:val="left"/>
+      <w:pPr>
+        <w:tabs>
+          <w:tab w:val="num" w:pos="5760"/>
+        </w:tabs>
+        <w:ind w:left="5760" w:hanging="360"/>
+      </w:pPr>
+      <w:rPr>
+        <w:rFonts w:ascii="Wingdings" w:hAnsi="Wingdings" w:hint="default"/>
+        <w:sz w:val="20"/>
+      </w:rPr>
+    </w:lvl>
+    <w:lvl w:ilvl="8" w:tentative="1">
+      <w:start w:val="1"/>
+      <w:numFmt w:val="bullet"/>
+      <w:lvlText w:val=""/>
+      <w:lvlJc w:val="left"/>
+      <w:pPr>
+        <w:tabs>
+          <w:tab w:val="num" w:pos="6480"/>
+        </w:tabs>
+        <w:ind w:left="6480" w:hanging="360"/>
+      </w:pPr>
+      <w:rPr>
+        <w:rFonts w:ascii="Wingdings" w:hAnsi="Wingdings" w:hint="default"/>
+        <w:sz w:val="20"/>
+      </w:rPr>
+    </w:lvl>
+  </w:abstractNum>
   <w:num w:numId="1" w16cid:durableId="449053955">
-    <w:abstractNumId w:val="3"/>
+    <w:abstractNumId w:val="5"/>
   </w:num>
   <w:num w:numId="2" w16cid:durableId="1163080370">
     <w:abstractNumId w:val="0"/>
   </w:num>
   <w:num w:numId="3" w16cid:durableId="605314308">
+    <w:abstractNumId w:val="3"/>
+  </w:num>
+  <w:num w:numId="4" w16cid:durableId="630088348">
     <w:abstractNumId w:val="2"/>
   </w:num>
-  <w:num w:numId="4" w16cid:durableId="630088348">
+  <w:num w:numId="5" w16cid:durableId="1593466451">
+    <w:abstractNumId w:val="6"/>
+  </w:num>
+  <w:num w:numId="6" w16cid:durableId="2042852309">
+    <w:abstractNumId w:val="7"/>
+  </w:num>
+  <w:num w:numId="7" w16cid:durableId="537356720">
     <w:abstractNumId w:val="1"/>
   </w:num>
-  <w:num w:numId="5" w16cid:durableId="1593466451">
+  <w:num w:numId="8" w16cid:durableId="1118139741">
+    <w:abstractNumId w:val="10"/>
+  </w:num>
+  <w:num w:numId="9" w16cid:durableId="327367388">
     <w:abstractNumId w:val="4"/>
   </w:num>
-  <w:num w:numId="6" w16cid:durableId="2042852309">
-    <w:abstractNumId w:val="5"/>
+  <w:num w:numId="10" w16cid:durableId="325866721">
+    <w:abstractNumId w:val="9"/>
+  </w:num>
+  <w:num w:numId="11" w16cid:durableId="1388839068">
+    <w:abstractNumId w:val="8"/>
   </w:num>
 </w:numbering>
 </file>
@@ -2018,7 +8018,7 @@
     <w:link w:val="Titre1Car"/>
     <w:uiPriority w:val="9"/>
     <w:qFormat/>
-    <w:rsid w:val="00074363"/>
+    <w:rsid w:val="000509C7"/>
     <w:pPr>
       <w:keepNext/>
       <w:keepLines/>
@@ -2028,7 +8028,7 @@
     <w:rPr>
       <w:rFonts w:asciiTheme="majorHAnsi" w:eastAsiaTheme="majorEastAsia" w:hAnsiTheme="majorHAnsi" w:cstheme="majorBidi"/>
       <w:color w:val="0F4761" w:themeColor="accent1" w:themeShade="BF"/>
-      <w:sz w:val="40"/>
+      <w:sz w:val="32"/>
       <w:szCs w:val="40"/>
     </w:rPr>
   </w:style>
@@ -2038,10 +8038,9 @@
     <w:next w:val="Normal"/>
     <w:link w:val="Titre2Car"/>
     <w:uiPriority w:val="9"/>
-    <w:semiHidden/>
     <w:unhideWhenUsed/>
     <w:qFormat/>
-    <w:rsid w:val="00074363"/>
+    <w:rsid w:val="000509C7"/>
     <w:pPr>
       <w:keepNext/>
       <w:keepLines/>
@@ -2051,7 +8050,7 @@
     <w:rPr>
       <w:rFonts w:asciiTheme="majorHAnsi" w:eastAsiaTheme="majorEastAsia" w:hAnsiTheme="majorHAnsi" w:cstheme="majorBidi"/>
       <w:color w:val="0F4761" w:themeColor="accent1" w:themeShade="BF"/>
-      <w:sz w:val="32"/>
+      <w:sz w:val="28"/>
       <w:szCs w:val="32"/>
     </w:rPr>
   </w:style>
@@ -2241,11 +8240,11 @@
     <w:basedOn w:val="Policepardfaut"/>
     <w:link w:val="Titre1"/>
     <w:uiPriority w:val="9"/>
-    <w:rsid w:val="00074363"/>
+    <w:rsid w:val="000509C7"/>
     <w:rPr>
       <w:rFonts w:asciiTheme="majorHAnsi" w:eastAsiaTheme="majorEastAsia" w:hAnsiTheme="majorHAnsi" w:cstheme="majorBidi"/>
       <w:color w:val="0F4761" w:themeColor="accent1" w:themeShade="BF"/>
-      <w:sz w:val="40"/>
+      <w:sz w:val="32"/>
       <w:szCs w:val="40"/>
     </w:rPr>
   </w:style>
@@ -2254,12 +8253,11 @@
     <w:basedOn w:val="Policepardfaut"/>
     <w:link w:val="Titre2"/>
     <w:uiPriority w:val="9"/>
-    <w:semiHidden/>
-    <w:rsid w:val="00074363"/>
+    <w:rsid w:val="000509C7"/>
     <w:rPr>
       <w:rFonts w:asciiTheme="majorHAnsi" w:eastAsiaTheme="majorEastAsia" w:hAnsiTheme="majorHAnsi" w:cstheme="majorBidi"/>
       <w:color w:val="0F4761" w:themeColor="accent1" w:themeShade="BF"/>
-      <w:sz w:val="32"/>
+      <w:sz w:val="28"/>
       <w:szCs w:val="32"/>
     </w:rPr>
   </w:style>
@@ -2579,6 +8577,90 @@
     <w:uiPriority w:val="99"/>
     <w:rsid w:val="00074363"/>
   </w:style>
+  <w:style w:type="paragraph" w:customStyle="1" w:styleId="Studys">
+    <w:name w:val="Studys"/>
+    <w:basedOn w:val="Normal"/>
+    <w:link w:val="StudysCar"/>
+    <w:qFormat/>
+    <w:rsid w:val="00C637E0"/>
+    <w:pPr>
+      <w:spacing w:line="480" w:lineRule="auto"/>
+      <w:jc w:val="both"/>
+    </w:pPr>
+    <w:rPr>
+      <w:rFonts w:ascii="Arial" w:hAnsi="Arial" w:cs="Arial"/>
+      <w:color w:val="000000"/>
+      <w:sz w:val="28"/>
+      <w:szCs w:val="22"/>
+    </w:rPr>
+  </w:style>
+  <w:style w:type="character" w:customStyle="1" w:styleId="StudysCar">
+    <w:name w:val="Studys Car"/>
+    <w:basedOn w:val="Policepardfaut"/>
+    <w:link w:val="Studys"/>
+    <w:rsid w:val="00C637E0"/>
+    <w:rPr>
+      <w:rFonts w:ascii="Arial" w:hAnsi="Arial" w:cs="Arial"/>
+      <w:color w:val="000000"/>
+      <w:sz w:val="28"/>
+      <w:szCs w:val="22"/>
+    </w:rPr>
+  </w:style>
+  <w:style w:type="paragraph" w:styleId="En-ttedetabledesmatires">
+    <w:name w:val="TOC Heading"/>
+    <w:basedOn w:val="Titre1"/>
+    <w:next w:val="Normal"/>
+    <w:uiPriority w:val="39"/>
+    <w:unhideWhenUsed/>
+    <w:qFormat/>
+    <w:rsid w:val="00AF5994"/>
+    <w:pPr>
+      <w:spacing w:before="240" w:after="0" w:line="259" w:lineRule="auto"/>
+      <w:outlineLvl w:val="9"/>
+    </w:pPr>
+    <w:rPr>
+      <w:kern w:val="0"/>
+      <w:szCs w:val="32"/>
+      <w:lang w:eastAsia="fr-FR"/>
+      <w14:ligatures w14:val="none"/>
+    </w:rPr>
+  </w:style>
+  <w:style w:type="paragraph" w:styleId="TM1">
+    <w:name w:val="toc 1"/>
+    <w:basedOn w:val="Normal"/>
+    <w:next w:val="Normal"/>
+    <w:autoRedefine/>
+    <w:uiPriority w:val="39"/>
+    <w:unhideWhenUsed/>
+    <w:rsid w:val="00AF5994"/>
+    <w:pPr>
+      <w:spacing w:after="100"/>
+    </w:pPr>
+  </w:style>
+  <w:style w:type="paragraph" w:styleId="TM2">
+    <w:name w:val="toc 2"/>
+    <w:basedOn w:val="Normal"/>
+    <w:next w:val="Normal"/>
+    <w:autoRedefine/>
+    <w:uiPriority w:val="39"/>
+    <w:unhideWhenUsed/>
+    <w:rsid w:val="00AF5994"/>
+    <w:pPr>
+      <w:spacing w:after="100"/>
+      <w:ind w:left="240"/>
+    </w:pPr>
+  </w:style>
+  <w:style w:type="character" w:styleId="Lienhypertexte">
+    <w:name w:val="Hyperlink"/>
+    <w:basedOn w:val="Policepardfaut"/>
+    <w:uiPriority w:val="99"/>
+    <w:unhideWhenUsed/>
+    <w:rsid w:val="00AF5994"/>
+    <w:rPr>
+      <w:color w:val="467886" w:themeColor="hyperlink"/>
+      <w:u w:val="single"/>
+    </w:rPr>
+  </w:style>
 </w:styles>
 </file>
 
@@ -2895,4 +8977,16 @@
     </a:ext>
   </a:extLst>
 </a:theme>
+</file>
+
+<file path=customXml/item1.xml><?xml version="1.0" encoding="utf-8"?>
+<b:Sources xmlns:b="http://schemas.openxmlformats.org/officeDocument/2006/bibliography" xmlns="http://schemas.openxmlformats.org/officeDocument/2006/bibliography" SelectedStyle="\APASixthEditionOfficeOnline.xsl" StyleName="APA" Version="6"/>
+</file>
+
+<file path=customXml/itemProps1.xml><?xml version="1.0" encoding="utf-8"?>
+<ds:datastoreItem xmlns:ds="http://schemas.openxmlformats.org/officeDocument/2006/customXml" ds:itemID="{871855BC-2214-4908-96A2-4F0E298669ED}">
+  <ds:schemaRefs>
+    <ds:schemaRef ds:uri="http://schemas.openxmlformats.org/officeDocument/2006/bibliography"/>
+  </ds:schemaRefs>
+</ds:datastoreItem>
 </file>